--- a/sablony/detailni_albi_sk.docx
+++ b/sablony/detailni_albi_sk.docx
@@ -9,6 +9,7 @@
       <w:r>
         <w:rPr>
           <w:rtl w:val="0"/>
+          <w:lang w:val="en-US"/>
         </w:rPr>
         <w:t>&lt;style&gt;</w:t>
       </w:r>
@@ -20,6 +21,7 @@
       <w:r>
         <w:rPr>
           <w:rtl w:val="0"/>
+          <w:lang w:val="en-US"/>
         </w:rPr>
         <w:t>:root{</w:t>
       </w:r>
@@ -31,6 +33,7 @@
       <w:r>
         <w:rPr>
           <w:rtl w:val="0"/>
+          <w:lang w:val="en-US"/>
         </w:rPr>
         <w:t xml:space="preserve">  --pw-bg:#f6f8fb;</w:t>
       </w:r>
@@ -42,6 +45,7 @@
       <w:r>
         <w:rPr>
           <w:rtl w:val="0"/>
+          <w:lang w:val="en-US"/>
         </w:rPr>
         <w:t xml:space="preserve">  --pw-surface:#ffffff;</w:t>
       </w:r>
@@ -53,6 +57,7 @@
       <w:r>
         <w:rPr>
           <w:rtl w:val="0"/>
+          <w:lang w:val="en-US"/>
         </w:rPr>
         <w:t xml:space="preserve">  --pw-line:#e6edf4;</w:t>
       </w:r>
@@ -64,6 +69,7 @@
       <w:r>
         <w:rPr>
           <w:rtl w:val="0"/>
+          <w:lang w:val="en-US"/>
         </w:rPr>
         <w:t xml:space="preserve">  --pw-line-strong:#d7e2ec;</w:t>
       </w:r>
@@ -75,6 +81,7 @@
       <w:r>
         <w:rPr>
           <w:rtl w:val="0"/>
+          <w:lang w:val="en-US"/>
         </w:rPr>
         <w:t xml:space="preserve">  --pw-text:#1f2937;</w:t>
       </w:r>
@@ -86,6 +93,7 @@
       <w:r>
         <w:rPr>
           <w:rtl w:val="0"/>
+          <w:lang w:val="en-US"/>
         </w:rPr>
         <w:t xml:space="preserve">  --pw-muted:#607080;</w:t>
       </w:r>
@@ -97,6 +105,7 @@
       <w:r>
         <w:rPr>
           <w:rtl w:val="0"/>
+          <w:lang w:val="en-US"/>
         </w:rPr>
         <w:t xml:space="preserve">  --pw-heading:#12344d;</w:t>
       </w:r>
@@ -108,6 +117,7 @@
       <w:r>
         <w:rPr>
           <w:rtl w:val="0"/>
+          <w:lang w:val="en-US"/>
         </w:rPr>
         <w:t xml:space="preserve">  --pw-accent:#0f5f8c;</w:t>
       </w:r>
@@ -119,6 +129,7 @@
       <w:r>
         <w:rPr>
           <w:rtl w:val="0"/>
+          <w:lang w:val="en-US"/>
         </w:rPr>
         <w:t xml:space="preserve">  --pw-accent-soft:#eef6fb;</w:t>
       </w:r>
@@ -130,6 +141,7 @@
       <w:r>
         <w:rPr>
           <w:rtl w:val="0"/>
+          <w:lang w:val="en-US"/>
         </w:rPr>
         <w:t xml:space="preserve">  --pw-shadow:0 12px 32px rgba(15,35,55,0.08);</w:t>
       </w:r>
@@ -141,6 +153,7 @@
       <w:r>
         <w:rPr>
           <w:rtl w:val="0"/>
+          <w:lang w:val="en-US"/>
         </w:rPr>
         <w:t xml:space="preserve">  --pw-shadow-soft:0 8px 24px rgba(15,35,55,0.05);</w:t>
       </w:r>
@@ -152,6 +165,7 @@
       <w:r>
         <w:rPr>
           <w:rtl w:val="0"/>
+          <w:lang w:val="en-US"/>
         </w:rPr>
         <w:t xml:space="preserve">  --pw-radius:24px;</w:t>
       </w:r>
@@ -163,6 +177,7 @@
       <w:r>
         <w:rPr>
           <w:rtl w:val="0"/>
+          <w:lang w:val="en-US"/>
         </w:rPr>
         <w:t xml:space="preserve">  --pw-radius-sm:16px;</w:t>
       </w:r>
@@ -174,6 +189,7 @@
       <w:r>
         <w:rPr>
           <w:rtl w:val="0"/>
+          <w:lang w:val="en-US"/>
         </w:rPr>
         <w:t xml:space="preserve">  --pw-max:1180px;</w:t>
       </w:r>
@@ -185,6 +201,7 @@
       <w:r>
         <w:rPr>
           <w:rtl w:val="0"/>
+          <w:lang w:val="en-US"/>
         </w:rPr>
         <w:t>}</w:t>
       </w:r>
@@ -201,6 +218,7 @@
       <w:r>
         <w:rPr>
           <w:rtl w:val="0"/>
+          <w:lang w:val="en-US"/>
         </w:rPr>
         <w:t>*{box-sizing:border-box;}</w:t>
       </w:r>
@@ -217,6 +235,7 @@
       <w:r>
         <w:rPr>
           <w:rtl w:val="0"/>
+          <w:lang w:val="en-US"/>
         </w:rPr>
         <w:t>html, body{</w:t>
       </w:r>
@@ -228,6 +247,7 @@
       <w:r>
         <w:rPr>
           <w:rtl w:val="0"/>
+          <w:lang w:val="en-US"/>
         </w:rPr>
         <w:t xml:space="preserve">  margin:0;</w:t>
       </w:r>
@@ -239,6 +259,7 @@
       <w:r>
         <w:rPr>
           <w:rtl w:val="0"/>
+          <w:lang w:val="en-US"/>
         </w:rPr>
         <w:t xml:space="preserve">  padding:0;</w:t>
       </w:r>
@@ -250,6 +271,7 @@
       <w:r>
         <w:rPr>
           <w:rtl w:val="0"/>
+          <w:lang w:val="en-US"/>
         </w:rPr>
         <w:t xml:space="preserve">  background:var(--pw-bg);</w:t>
       </w:r>
@@ -261,6 +283,7 @@
       <w:r>
         <w:rPr>
           <w:rtl w:val="0"/>
+          <w:lang w:val="en-US"/>
         </w:rPr>
         <w:t xml:space="preserve">  color:var(--pw-text);</w:t>
       </w:r>
@@ -272,6 +295,7 @@
       <w:r>
         <w:rPr>
           <w:rtl w:val="0"/>
+          <w:lang w:val="en-US"/>
         </w:rPr>
         <w:t xml:space="preserve">  font-family:Arial, Helvetica, sans-serif;</w:t>
       </w:r>
@@ -283,6 +307,7 @@
       <w:r>
         <w:rPr>
           <w:rtl w:val="0"/>
+          <w:lang w:val="en-US"/>
         </w:rPr>
         <w:t>}</w:t>
       </w:r>
@@ -299,6 +324,7 @@
       <w:r>
         <w:rPr>
           <w:rtl w:val="0"/>
+          <w:lang w:val="en-US"/>
         </w:rPr>
         <w:t>img{</w:t>
       </w:r>
@@ -310,6 +336,7 @@
       <w:r>
         <w:rPr>
           <w:rtl w:val="0"/>
+          <w:lang w:val="en-US"/>
         </w:rPr>
         <w:t xml:space="preserve">  max-width:100%;</w:t>
       </w:r>
@@ -321,6 +348,7 @@
       <w:r>
         <w:rPr>
           <w:rtl w:val="0"/>
+          <w:lang w:val="en-US"/>
         </w:rPr>
         <w:t xml:space="preserve">  display:block;</w:t>
       </w:r>
@@ -332,6 +360,7 @@
       <w:r>
         <w:rPr>
           <w:rtl w:val="0"/>
+          <w:lang w:val="en-US"/>
         </w:rPr>
         <w:t>}</w:t>
       </w:r>
@@ -348,6 +377,7 @@
       <w:r>
         <w:rPr>
           <w:rtl w:val="0"/>
+          <w:lang w:val="en-US"/>
         </w:rPr>
         <w:t>img[src=""],</w:t>
       </w:r>
@@ -359,6 +389,7 @@
       <w:r>
         <w:rPr>
           <w:rtl w:val="0"/>
+          <w:lang w:val="en-US"/>
         </w:rPr>
         <w:t>img[src="/"],</w:t>
       </w:r>
@@ -370,6 +401,7 @@
       <w:r>
         <w:rPr>
           <w:rtl w:val="0"/>
+          <w:lang w:val="en-US"/>
         </w:rPr>
         <w:t>img[src="intro_image_src"],</w:t>
       </w:r>
@@ -381,6 +413,7 @@
       <w:r>
         <w:rPr>
           <w:rtl w:val="0"/>
+          <w:lang w:val="en-US"/>
         </w:rPr>
         <w:t>img[src="/intro_image_src"],</w:t>
       </w:r>
@@ -392,6 +425,7 @@
       <w:r>
         <w:rPr>
           <w:rtl w:val="0"/>
+          <w:lang w:val="en-US"/>
         </w:rPr>
         <w:t>img[src="img1_src"],</w:t>
       </w:r>
@@ -403,6 +437,7 @@
       <w:r>
         <w:rPr>
           <w:rtl w:val="0"/>
+          <w:lang w:val="en-US"/>
         </w:rPr>
         <w:t>img[src="/img1_src"],</w:t>
       </w:r>
@@ -414,6 +449,7 @@
       <w:r>
         <w:rPr>
           <w:rtl w:val="0"/>
+          <w:lang w:val="en-US"/>
         </w:rPr>
         <w:t>img[src="img2_src"],</w:t>
       </w:r>
@@ -425,6 +461,7 @@
       <w:r>
         <w:rPr>
           <w:rtl w:val="0"/>
+          <w:lang w:val="en-US"/>
         </w:rPr>
         <w:t>img[src="/img2_src"],</w:t>
       </w:r>
@@ -436,6 +473,7 @@
       <w:r>
         <w:rPr>
           <w:rtl w:val="0"/>
+          <w:lang w:val="en-US"/>
         </w:rPr>
         <w:t>img[src="img3_src"],</w:t>
       </w:r>
@@ -447,6 +485,7 @@
       <w:r>
         <w:rPr>
           <w:rtl w:val="0"/>
+          <w:lang w:val="en-US"/>
         </w:rPr>
         <w:t>img[src="/img3_src"],</w:t>
       </w:r>
@@ -458,6 +497,7 @@
       <w:r>
         <w:rPr>
           <w:rtl w:val="0"/>
+          <w:lang w:val="en-US"/>
         </w:rPr>
         <w:t>img[src="img4_src"],</w:t>
       </w:r>
@@ -469,6 +509,7 @@
       <w:r>
         <w:rPr>
           <w:rtl w:val="0"/>
+          <w:lang w:val="en-US"/>
         </w:rPr>
         <w:t>img[src="/img4_src"]{</w:t>
       </w:r>
@@ -480,6 +521,7 @@
       <w:r>
         <w:rPr>
           <w:rtl w:val="0"/>
+          <w:lang w:val="en-US"/>
         </w:rPr>
         <w:t xml:space="preserve">  display:none;</w:t>
       </w:r>
@@ -491,6 +533,7 @@
       <w:r>
         <w:rPr>
           <w:rtl w:val="0"/>
+          <w:lang w:val="en-US"/>
         </w:rPr>
         <w:t>}</w:t>
       </w:r>
@@ -507,6 +550,7 @@
       <w:r>
         <w:rPr>
           <w:rtl w:val="0"/>
+          <w:lang w:val="en-US"/>
         </w:rPr>
         <w:t>iframe[src=""],</w:t>
       </w:r>
@@ -518,6 +562,7 @@
       <w:r>
         <w:rPr>
           <w:rtl w:val="0"/>
+          <w:lang w:val="en-US"/>
         </w:rPr>
         <w:t>iframe[src="/"],</w:t>
       </w:r>
@@ -529,6 +574,7 @@
       <w:r>
         <w:rPr>
           <w:rtl w:val="0"/>
+          <w:lang w:val="en-US"/>
         </w:rPr>
         <w:t>iframe[src="https://www.youtube.com/embed/"],</w:t>
       </w:r>
@@ -540,6 +586,7 @@
       <w:r>
         <w:rPr>
           <w:rtl w:val="0"/>
+          <w:lang w:val="en-US"/>
         </w:rPr>
         <w:t>iframe[src="https://www.youtube.com/embed"]{</w:t>
       </w:r>
@@ -551,6 +598,7 @@
       <w:r>
         <w:rPr>
           <w:rtl w:val="0"/>
+          <w:lang w:val="en-US"/>
         </w:rPr>
         <w:t xml:space="preserve">  display:none;</w:t>
       </w:r>
@@ -562,6 +610,7 @@
       <w:r>
         <w:rPr>
           <w:rtl w:val="0"/>
+          <w:lang w:val="en-US"/>
         </w:rPr>
         <w:t>}</w:t>
       </w:r>
@@ -578,6 +627,7 @@
       <w:r>
         <w:rPr>
           <w:rtl w:val="0"/>
+          <w:lang w:val="en-US"/>
         </w:rPr>
         <w:t>.hero-image:has(img[src=""]),</w:t>
       </w:r>
@@ -589,6 +639,7 @@
       <w:r>
         <w:rPr>
           <w:rtl w:val="0"/>
+          <w:lang w:val="en-US"/>
         </w:rPr>
         <w:t>.hero-image:has(img[src="/"]),</w:t>
       </w:r>
@@ -600,6 +651,7 @@
       <w:r>
         <w:rPr>
           <w:rtl w:val="0"/>
+          <w:lang w:val="en-US"/>
         </w:rPr>
         <w:t>.hero-image:has(img[src="intro_image_src"]),</w:t>
       </w:r>
@@ -611,6 +663,7 @@
       <w:r>
         <w:rPr>
           <w:rtl w:val="0"/>
+          <w:lang w:val="en-US"/>
         </w:rPr>
         <w:t>.hero-image:has(img[src="/intro_image_src"]){</w:t>
       </w:r>
@@ -622,6 +675,7 @@
       <w:r>
         <w:rPr>
           <w:rtl w:val="0"/>
+          <w:lang w:val="en-US"/>
         </w:rPr>
         <w:t xml:space="preserve">  display:none;</w:t>
       </w:r>
@@ -633,6 +687,7 @@
       <w:r>
         <w:rPr>
           <w:rtl w:val="0"/>
+          <w:lang w:val="en-US"/>
         </w:rPr>
         <w:t>}</w:t>
       </w:r>
@@ -649,6 +704,7 @@
       <w:r>
         <w:rPr>
           <w:rtl w:val="0"/>
+          <w:lang w:val="en-US"/>
         </w:rPr>
         <w:t>.hero:has(.hero-image img[src=""]),</w:t>
       </w:r>
@@ -660,6 +716,7 @@
       <w:r>
         <w:rPr>
           <w:rtl w:val="0"/>
+          <w:lang w:val="en-US"/>
         </w:rPr>
         <w:t>.hero:has(.hero-image img[src="/"]),</w:t>
       </w:r>
@@ -671,6 +728,7 @@
       <w:r>
         <w:rPr>
           <w:rtl w:val="0"/>
+          <w:lang w:val="en-US"/>
         </w:rPr>
         <w:t>.hero:has(.hero-image img[src="intro_image_src"]),</w:t>
       </w:r>
@@ -682,6 +740,7 @@
       <w:r>
         <w:rPr>
           <w:rtl w:val="0"/>
+          <w:lang w:val="en-US"/>
         </w:rPr>
         <w:t>.hero:has(.hero-image img[src="/intro_image_src"]){</w:t>
       </w:r>
@@ -693,6 +752,7 @@
       <w:r>
         <w:rPr>
           <w:rtl w:val="0"/>
+          <w:lang w:val="en-US"/>
         </w:rPr>
         <w:t xml:space="preserve">  grid-template-columns:1fr;</w:t>
       </w:r>
@@ -704,6 +764,7 @@
       <w:r>
         <w:rPr>
           <w:rtl w:val="0"/>
+          <w:lang w:val="en-US"/>
         </w:rPr>
         <w:t>}</w:t>
       </w:r>
@@ -720,6 +781,7 @@
       <w:r>
         <w:rPr>
           <w:rtl w:val="0"/>
+          <w:lang w:val="en-US"/>
         </w:rPr>
         <w:t>.story-image:has(img[src=""]),</w:t>
       </w:r>
@@ -731,6 +793,7 @@
       <w:r>
         <w:rPr>
           <w:rtl w:val="0"/>
+          <w:lang w:val="en-US"/>
         </w:rPr>
         <w:t>.story-image:has(img[src="/"]),</w:t>
       </w:r>
@@ -742,6 +805,7 @@
       <w:r>
         <w:rPr>
           <w:rtl w:val="0"/>
+          <w:lang w:val="en-US"/>
         </w:rPr>
         <w:t>.story-image:has(img[src="img1_src"]),</w:t>
       </w:r>
@@ -753,6 +817,7 @@
       <w:r>
         <w:rPr>
           <w:rtl w:val="0"/>
+          <w:lang w:val="en-US"/>
         </w:rPr>
         <w:t>.story-image:has(img[src="/img1_src"]){</w:t>
       </w:r>
@@ -764,6 +829,7 @@
       <w:r>
         <w:rPr>
           <w:rtl w:val="0"/>
+          <w:lang w:val="en-US"/>
         </w:rPr>
         <w:t xml:space="preserve">  display:none;</w:t>
       </w:r>
@@ -775,6 +841,7 @@
       <w:r>
         <w:rPr>
           <w:rtl w:val="0"/>
+          <w:lang w:val="en-US"/>
         </w:rPr>
         <w:t>}</w:t>
       </w:r>
@@ -791,6 +858,7 @@
       <w:r>
         <w:rPr>
           <w:rtl w:val="0"/>
+          <w:lang w:val="en-US"/>
         </w:rPr>
         <w:t>.story-media:has(.story-image img[src=""]) .story-note,</w:t>
       </w:r>
@@ -802,6 +870,7 @@
       <w:r>
         <w:rPr>
           <w:rtl w:val="0"/>
+          <w:lang w:val="en-US"/>
         </w:rPr>
         <w:t>.story-media:has(.story-image img[src="/"]) .story-note,</w:t>
       </w:r>
@@ -813,6 +882,7 @@
       <w:r>
         <w:rPr>
           <w:rtl w:val="0"/>
+          <w:lang w:val="en-US"/>
         </w:rPr>
         <w:t>.story-media:has(.story-image img[src="img1_src"]) .story-note,</w:t>
       </w:r>
@@ -824,6 +894,7 @@
       <w:r>
         <w:rPr>
           <w:rtl w:val="0"/>
+          <w:lang w:val="en-US"/>
         </w:rPr>
         <w:t>.story-media:has(.story-image img[src="/img1_src"]) .story-note{</w:t>
       </w:r>
@@ -835,6 +906,7 @@
       <w:r>
         <w:rPr>
           <w:rtl w:val="0"/>
+          <w:lang w:val="en-US"/>
         </w:rPr>
         <w:t xml:space="preserve">  display:none;</w:t>
       </w:r>
@@ -846,6 +918,7 @@
       <w:r>
         <w:rPr>
           <w:rtl w:val="0"/>
+          <w:lang w:val="en-US"/>
         </w:rPr>
         <w:t>}</w:t>
       </w:r>
@@ -862,6 +935,7 @@
       <w:r>
         <w:rPr>
           <w:rtl w:val="0"/>
+          <w:lang w:val="en-US"/>
         </w:rPr>
         <w:t>.story-split:has(.story-image img[src=""]),</w:t>
       </w:r>
@@ -873,6 +947,7 @@
       <w:r>
         <w:rPr>
           <w:rtl w:val="0"/>
+          <w:lang w:val="en-US"/>
         </w:rPr>
         <w:t>.story-split:has(.story-image img[src="/"]),</w:t>
       </w:r>
@@ -884,6 +959,7 @@
       <w:r>
         <w:rPr>
           <w:rtl w:val="0"/>
+          <w:lang w:val="en-US"/>
         </w:rPr>
         <w:t>.story-split:has(.story-image img[src="img1_src"]),</w:t>
       </w:r>
@@ -895,6 +971,7 @@
       <w:r>
         <w:rPr>
           <w:rtl w:val="0"/>
+          <w:lang w:val="en-US"/>
         </w:rPr>
         <w:t>.story-split:has(.story-image img[src="/img1_src"]){</w:t>
       </w:r>
@@ -906,6 +983,7 @@
       <w:r>
         <w:rPr>
           <w:rtl w:val="0"/>
+          <w:lang w:val="en-US"/>
         </w:rPr>
         <w:t xml:space="preserve">  grid-template-columns:1fr;</w:t>
       </w:r>
@@ -917,6 +995,7 @@
       <w:r>
         <w:rPr>
           <w:rtl w:val="0"/>
+          <w:lang w:val="en-US"/>
         </w:rPr>
         <w:t>}</w:t>
       </w:r>
@@ -933,6 +1012,7 @@
       <w:r>
         <w:rPr>
           <w:rtl w:val="0"/>
+          <w:lang w:val="en-US"/>
         </w:rPr>
         <w:t>.full-bleed-image:has(img[src=""]),</w:t>
       </w:r>
@@ -944,6 +1024,7 @@
       <w:r>
         <w:rPr>
           <w:rtl w:val="0"/>
+          <w:lang w:val="en-US"/>
         </w:rPr>
         <w:t>.full-bleed-image:has(img[src="/"]),</w:t>
       </w:r>
@@ -955,6 +1036,7 @@
       <w:r>
         <w:rPr>
           <w:rtl w:val="0"/>
+          <w:lang w:val="en-US"/>
         </w:rPr>
         <w:t>.full-bleed-image:has(img[src="img2_src"]),</w:t>
       </w:r>
@@ -966,6 +1048,7 @@
       <w:r>
         <w:rPr>
           <w:rtl w:val="0"/>
+          <w:lang w:val="en-US"/>
         </w:rPr>
         <w:t>.full-bleed-image:has(img[src="/img2_src"]){</w:t>
       </w:r>
@@ -977,6 +1060,7 @@
       <w:r>
         <w:rPr>
           <w:rtl w:val="0"/>
+          <w:lang w:val="en-US"/>
         </w:rPr>
         <w:t xml:space="preserve">  display:none;</w:t>
       </w:r>
@@ -988,6 +1072,7 @@
       <w:r>
         <w:rPr>
           <w:rtl w:val="0"/>
+          <w:lang w:val="en-US"/>
         </w:rPr>
         <w:t>}</w:t>
       </w:r>
@@ -1004,6 +1089,7 @@
       <w:r>
         <w:rPr>
           <w:rtl w:val="0"/>
+          <w:lang w:val="en-US"/>
         </w:rPr>
         <w:t>.soft-divider:has(+ .full-bleed-image img[src=""]),</w:t>
       </w:r>
@@ -1015,6 +1101,7 @@
       <w:r>
         <w:rPr>
           <w:rtl w:val="0"/>
+          <w:lang w:val="en-US"/>
         </w:rPr>
         <w:t>.soft-divider:has(+ .full-bleed-image img[src="/"]),</w:t>
       </w:r>
@@ -1026,6 +1113,7 @@
       <w:r>
         <w:rPr>
           <w:rtl w:val="0"/>
+          <w:lang w:val="en-US"/>
         </w:rPr>
         <w:t>.soft-divider:has(+ .full-bleed-image img[src="img2_src"]),</w:t>
       </w:r>
@@ -1037,6 +1125,7 @@
       <w:r>
         <w:rPr>
           <w:rtl w:val="0"/>
+          <w:lang w:val="en-US"/>
         </w:rPr>
         <w:t>.soft-divider:has(+ .full-bleed-image img[src="/img2_src"]){</w:t>
       </w:r>
@@ -1048,6 +1137,7 @@
       <w:r>
         <w:rPr>
           <w:rtl w:val="0"/>
+          <w:lang w:val="en-US"/>
         </w:rPr>
         <w:t xml:space="preserve">  display:none;</w:t>
       </w:r>
@@ -1059,6 +1149,7 @@
       <w:r>
         <w:rPr>
           <w:rtl w:val="0"/>
+          <w:lang w:val="en-US"/>
         </w:rPr>
         <w:t>}</w:t>
       </w:r>
@@ -1075,6 +1166,7 @@
       <w:r>
         <w:rPr>
           <w:rtl w:val="0"/>
+          <w:lang w:val="en-US"/>
         </w:rPr>
         <w:t>.duo-card:has(img[src=""]),</w:t>
       </w:r>
@@ -1086,6 +1178,7 @@
       <w:r>
         <w:rPr>
           <w:rtl w:val="0"/>
+          <w:lang w:val="en-US"/>
         </w:rPr>
         <w:t>.duo-card:has(img[src="/"]),</w:t>
       </w:r>
@@ -1097,6 +1190,7 @@
       <w:r>
         <w:rPr>
           <w:rtl w:val="0"/>
+          <w:lang w:val="en-US"/>
         </w:rPr>
         <w:t>.duo-card:has(img[src="img3_src"]),</w:t>
       </w:r>
@@ -1108,6 +1202,7 @@
       <w:r>
         <w:rPr>
           <w:rtl w:val="0"/>
+          <w:lang w:val="en-US"/>
         </w:rPr>
         <w:t>.duo-card:has(img[src="/img3_src"]),</w:t>
       </w:r>
@@ -1119,6 +1214,7 @@
       <w:r>
         <w:rPr>
           <w:rtl w:val="0"/>
+          <w:lang w:val="en-US"/>
         </w:rPr>
         <w:t>.duo-card:has(img[src="img4_src"]),</w:t>
       </w:r>
@@ -1130,6 +1226,7 @@
       <w:r>
         <w:rPr>
           <w:rtl w:val="0"/>
+          <w:lang w:val="en-US"/>
         </w:rPr>
         <w:t>.duo-card:has(img[src="/img4_src"]){</w:t>
       </w:r>
@@ -1141,6 +1238,7 @@
       <w:r>
         <w:rPr>
           <w:rtl w:val="0"/>
+          <w:lang w:val="en-US"/>
         </w:rPr>
         <w:t xml:space="preserve">  display:none;</w:t>
       </w:r>
@@ -1152,6 +1250,7 @@
       <w:r>
         <w:rPr>
           <w:rtl w:val="0"/>
+          <w:lang w:val="en-US"/>
         </w:rPr>
         <w:t>}</w:t>
       </w:r>
@@ -1168,6 +1267,7 @@
       <w:r>
         <w:rPr>
           <w:rtl w:val="0"/>
+          <w:lang w:val="en-US"/>
         </w:rPr>
         <w:t>.duo-gallery:has(.duo-card:nth-child(1) img[src="img3_src"]):has(.duo-card:nth-child(2) img[src="img4_src"]),</w:t>
       </w:r>
@@ -1179,6 +1279,7 @@
       <w:r>
         <w:rPr>
           <w:rtl w:val="0"/>
+          <w:lang w:val="en-US"/>
         </w:rPr>
         <w:t>.duo-gallery:has(.duo-card:nth-child(1) img[src="/img3_src"]):has(.duo-card:nth-child(2) img[src="/img4_src"]),</w:t>
       </w:r>
@@ -1190,6 +1291,7 @@
       <w:r>
         <w:rPr>
           <w:rtl w:val="0"/>
+          <w:lang w:val="en-US"/>
         </w:rPr>
         <w:t>.duo-gallery:has(.duo-card:nth-child(1) img[src=""]):has(.duo-card:nth-child(2) img[src=""]),</w:t>
       </w:r>
@@ -1201,6 +1303,7 @@
       <w:r>
         <w:rPr>
           <w:rtl w:val="0"/>
+          <w:lang w:val="en-US"/>
         </w:rPr>
         <w:t>.duo-gallery:has(.duo-card:nth-child(1) img[src="/"]):has(.duo-card:nth-child(2) img[src="/"]){</w:t>
       </w:r>
@@ -1212,6 +1315,7 @@
       <w:r>
         <w:rPr>
           <w:rtl w:val="0"/>
+          <w:lang w:val="en-US"/>
         </w:rPr>
         <w:t xml:space="preserve">  display:none;</w:t>
       </w:r>
@@ -1223,6 +1327,7 @@
       <w:r>
         <w:rPr>
           <w:rtl w:val="0"/>
+          <w:lang w:val="en-US"/>
         </w:rPr>
         <w:t>}</w:t>
       </w:r>
@@ -1239,6 +1344,7 @@
       <w:r>
         <w:rPr>
           <w:rtl w:val="0"/>
+          <w:lang w:val="en-US"/>
         </w:rPr>
         <w:t>.video-shell:has(iframe[src=""]),</w:t>
       </w:r>
@@ -1250,6 +1356,7 @@
       <w:r>
         <w:rPr>
           <w:rtl w:val="0"/>
+          <w:lang w:val="en-US"/>
         </w:rPr>
         <w:t>.video-shell:has(iframe[src="/"]),</w:t>
       </w:r>
@@ -1261,6 +1368,7 @@
       <w:r>
         <w:rPr>
           <w:rtl w:val="0"/>
+          <w:lang w:val="en-US"/>
         </w:rPr>
         <w:t>.video-shell:has(iframe[src="https://www.youtube.com/embed/"]),</w:t>
       </w:r>
@@ -1272,6 +1380,7 @@
       <w:r>
         <w:rPr>
           <w:rtl w:val="0"/>
+          <w:lang w:val="en-US"/>
         </w:rPr>
         <w:t>.video-shell:has(iframe[src="https://www.youtube.com/embed"]){</w:t>
       </w:r>
@@ -1283,6 +1392,7 @@
       <w:r>
         <w:rPr>
           <w:rtl w:val="0"/>
+          <w:lang w:val="en-US"/>
         </w:rPr>
         <w:t xml:space="preserve">  display:none;</w:t>
       </w:r>
@@ -1294,6 +1404,7 @@
       <w:r>
         <w:rPr>
           <w:rtl w:val="0"/>
+          <w:lang w:val="en-US"/>
         </w:rPr>
         <w:t>}</w:t>
       </w:r>
@@ -1310,6 +1421,7 @@
       <w:r>
         <w:rPr>
           <w:rtl w:val="0"/>
+          <w:lang w:val="en-US"/>
         </w:rPr>
         <w:t>.section-card:has(.video-shell iframe[src=""]),</w:t>
       </w:r>
@@ -1321,6 +1433,7 @@
       <w:r>
         <w:rPr>
           <w:rtl w:val="0"/>
+          <w:lang w:val="en-US"/>
         </w:rPr>
         <w:t>.section-card:has(.video-shell iframe[src="/"]),</w:t>
       </w:r>
@@ -1332,6 +1445,7 @@
       <w:r>
         <w:rPr>
           <w:rtl w:val="0"/>
+          <w:lang w:val="en-US"/>
         </w:rPr>
         <w:t>.section-card:has(.video-shell iframe[src="https://www.youtube.com/embed/"]),</w:t>
       </w:r>
@@ -1343,6 +1457,7 @@
       <w:r>
         <w:rPr>
           <w:rtl w:val="0"/>
+          <w:lang w:val="en-US"/>
         </w:rPr>
         <w:t>.section-card:has(.video-shell iframe[src="https://www.youtube.com/embed"]){</w:t>
       </w:r>
@@ -1354,6 +1469,7 @@
       <w:r>
         <w:rPr>
           <w:rtl w:val="0"/>
+          <w:lang w:val="en-US"/>
         </w:rPr>
         <w:t xml:space="preserve">  display:none;</w:t>
       </w:r>
@@ -1365,6 +1481,7 @@
       <w:r>
         <w:rPr>
           <w:rtl w:val="0"/>
+          <w:lang w:val="en-US"/>
         </w:rPr>
         <w:t>}</w:t>
       </w:r>
@@ -1381,6 +1498,7 @@
       <w:r>
         <w:rPr>
           <w:rtl w:val="0"/>
+          <w:lang w:val="en-US"/>
         </w:rPr>
         <w:t>.book-wrap{</w:t>
       </w:r>
@@ -1392,6 +1510,7 @@
       <w:r>
         <w:rPr>
           <w:rtl w:val="0"/>
+          <w:lang w:val="en-US"/>
         </w:rPr>
         <w:t xml:space="preserve">  max-width:var(--pw-max);</w:t>
       </w:r>
@@ -1403,6 +1522,7 @@
       <w:r>
         <w:rPr>
           <w:rtl w:val="0"/>
+          <w:lang w:val="en-US"/>
         </w:rPr>
         <w:t xml:space="preserve">  margin:0 auto;</w:t>
       </w:r>
@@ -1414,6 +1534,7 @@
       <w:r>
         <w:rPr>
           <w:rtl w:val="0"/>
+          <w:lang w:val="en-US"/>
         </w:rPr>
         <w:t xml:space="preserve">  padding:30px 16px 60px;</w:t>
       </w:r>
@@ -1425,6 +1546,7 @@
       <w:r>
         <w:rPr>
           <w:rtl w:val="0"/>
+          <w:lang w:val="en-US"/>
         </w:rPr>
         <w:t>}</w:t>
       </w:r>
@@ -1441,6 +1563,7 @@
       <w:r>
         <w:rPr>
           <w:rtl w:val="0"/>
+          <w:lang w:val="en-US"/>
         </w:rPr>
         <w:t>/* HERO */</w:t>
       </w:r>
@@ -1452,6 +1575,7 @@
       <w:r>
         <w:rPr>
           <w:rtl w:val="0"/>
+          <w:lang w:val="en-US"/>
         </w:rPr>
         <w:t>.hero{</w:t>
       </w:r>
@@ -1463,6 +1587,7 @@
       <w:r>
         <w:rPr>
           <w:rtl w:val="0"/>
+          <w:lang w:val="en-US"/>
         </w:rPr>
         <w:t xml:space="preserve">  display:grid;</w:t>
       </w:r>
@@ -1474,6 +1599,7 @@
       <w:r>
         <w:rPr>
           <w:rtl w:val="0"/>
+          <w:lang w:val="en-US"/>
         </w:rPr>
         <w:t xml:space="preserve">  grid-template-columns:minmax(0,1.08fr) minmax(320px,0.92fr);</w:t>
       </w:r>
@@ -1485,6 +1611,7 @@
       <w:r>
         <w:rPr>
           <w:rtl w:val="0"/>
+          <w:lang w:val="en-US"/>
         </w:rPr>
         <w:t xml:space="preserve">  gap:24px;</w:t>
       </w:r>
@@ -1496,6 +1623,7 @@
       <w:r>
         <w:rPr>
           <w:rtl w:val="0"/>
+          <w:lang w:val="en-US"/>
         </w:rPr>
         <w:t xml:space="preserve">  align-items:stretch;</w:t>
       </w:r>
@@ -1507,6 +1635,7 @@
       <w:r>
         <w:rPr>
           <w:rtl w:val="0"/>
+          <w:lang w:val="en-US"/>
         </w:rPr>
         <w:t xml:space="preserve">  margin-bottom:24px;</w:t>
       </w:r>
@@ -1518,6 +1647,7 @@
       <w:r>
         <w:rPr>
           <w:rtl w:val="0"/>
+          <w:lang w:val="en-US"/>
         </w:rPr>
         <w:t>}</w:t>
       </w:r>
@@ -1534,6 +1664,7 @@
       <w:r>
         <w:rPr>
           <w:rtl w:val="0"/>
+          <w:lang w:val="en-US"/>
         </w:rPr>
         <w:t>.hero-card,</w:t>
       </w:r>
@@ -1545,6 +1676,7 @@
       <w:r>
         <w:rPr>
           <w:rtl w:val="0"/>
+          <w:lang w:val="en-US"/>
         </w:rPr>
         <w:t>.hero-image,</w:t>
       </w:r>
@@ -1556,6 +1688,7 @@
       <w:r>
         <w:rPr>
           <w:rtl w:val="0"/>
+          <w:lang w:val="en-US"/>
         </w:rPr>
         <w:t>.info-card,</w:t>
       </w:r>
@@ -1567,6 +1700,7 @@
       <w:r>
         <w:rPr>
           <w:rtl w:val="0"/>
+          <w:lang w:val="en-US"/>
         </w:rPr>
         <w:t>.section-card,</w:t>
       </w:r>
@@ -1578,6 +1712,7 @@
       <w:r>
         <w:rPr>
           <w:rtl w:val="0"/>
+          <w:lang w:val="en-US"/>
         </w:rPr>
         <w:t>.table-card,</w:t>
       </w:r>
@@ -1589,6 +1724,7 @@
       <w:r>
         <w:rPr>
           <w:rtl w:val="0"/>
+          <w:lang w:val="en-US"/>
         </w:rPr>
         <w:t>.points-card,</w:t>
       </w:r>
@@ -1600,6 +1736,7 @@
       <w:r>
         <w:rPr>
           <w:rtl w:val="0"/>
+          <w:lang w:val="en-US"/>
         </w:rPr>
         <w:t>.duo-card,</w:t>
       </w:r>
@@ -1611,6 +1748,7 @@
       <w:r>
         <w:rPr>
           <w:rtl w:val="0"/>
+          <w:lang w:val="en-US"/>
         </w:rPr>
         <w:t>.story-image,</w:t>
       </w:r>
@@ -1622,6 +1760,7 @@
       <w:r>
         <w:rPr>
           <w:rtl w:val="0"/>
+          <w:lang w:val="en-US"/>
         </w:rPr>
         <w:t>.full-bleed-image,</w:t>
       </w:r>
@@ -1633,6 +1772,7 @@
       <w:r>
         <w:rPr>
           <w:rtl w:val="0"/>
+          <w:lang w:val="en-US"/>
         </w:rPr>
         <w:t>.video-shell{</w:t>
       </w:r>
@@ -1644,6 +1784,7 @@
       <w:r>
         <w:rPr>
           <w:rtl w:val="0"/>
+          <w:lang w:val="en-US"/>
         </w:rPr>
         <w:t xml:space="preserve">  background:var(--pw-surface);</w:t>
       </w:r>
@@ -1655,6 +1796,7 @@
       <w:r>
         <w:rPr>
           <w:rtl w:val="0"/>
+          <w:lang w:val="en-US"/>
         </w:rPr>
         <w:t xml:space="preserve">  border:1px solid var(--pw-line);</w:t>
       </w:r>
@@ -1666,6 +1808,7 @@
       <w:r>
         <w:rPr>
           <w:rtl w:val="0"/>
+          <w:lang w:val="en-US"/>
         </w:rPr>
         <w:t xml:space="preserve">  border-radius:var(--pw-radius);</w:t>
       </w:r>
@@ -1677,6 +1820,7 @@
       <w:r>
         <w:rPr>
           <w:rtl w:val="0"/>
+          <w:lang w:val="en-US"/>
         </w:rPr>
         <w:t xml:space="preserve">  box-shadow:var(--pw-shadow);</w:t>
       </w:r>
@@ -1688,6 +1832,7 @@
       <w:r>
         <w:rPr>
           <w:rtl w:val="0"/>
+          <w:lang w:val="en-US"/>
         </w:rPr>
         <w:t>}</w:t>
       </w:r>
@@ -1704,6 +1849,7 @@
       <w:r>
         <w:rPr>
           <w:rtl w:val="0"/>
+          <w:lang w:val="en-US"/>
         </w:rPr>
         <w:t>.hero-card{</w:t>
       </w:r>
@@ -1715,6 +1861,7 @@
       <w:r>
         <w:rPr>
           <w:rtl w:val="0"/>
+          <w:lang w:val="en-US"/>
         </w:rPr>
         <w:t xml:space="preserve">  position:relative;</w:t>
       </w:r>
@@ -1726,6 +1873,7 @@
       <w:r>
         <w:rPr>
           <w:rtl w:val="0"/>
+          <w:lang w:val="en-US"/>
         </w:rPr>
         <w:t xml:space="preserve">  overflow:hidden;</w:t>
       </w:r>
@@ -1737,6 +1885,7 @@
       <w:r>
         <w:rPr>
           <w:rtl w:val="0"/>
+          <w:lang w:val="en-US"/>
         </w:rPr>
         <w:t xml:space="preserve">  padding:36px;</w:t>
       </w:r>
@@ -1748,6 +1897,7 @@
       <w:r>
         <w:rPr>
           <w:rtl w:val="0"/>
+          <w:lang w:val="en-US"/>
         </w:rPr>
         <w:t xml:space="preserve">  display:flex;</w:t>
       </w:r>
@@ -1759,6 +1909,7 @@
       <w:r>
         <w:rPr>
           <w:rtl w:val="0"/>
+          <w:lang w:val="en-US"/>
         </w:rPr>
         <w:t xml:space="preserve">  flex-direction:column;</w:t>
       </w:r>
@@ -1770,6 +1921,7 @@
       <w:r>
         <w:rPr>
           <w:rtl w:val="0"/>
+          <w:lang w:val="en-US"/>
         </w:rPr>
         <w:t xml:space="preserve">  justify-content:center;</w:t>
       </w:r>
@@ -1781,6 +1933,7 @@
       <w:r>
         <w:rPr>
           <w:rtl w:val="0"/>
+          <w:lang w:val="en-US"/>
         </w:rPr>
         <w:t xml:space="preserve">  min-height:100%;</w:t>
       </w:r>
@@ -1792,6 +1945,7 @@
       <w:r>
         <w:rPr>
           <w:rtl w:val="0"/>
+          <w:lang w:val="en-US"/>
         </w:rPr>
         <w:t>}</w:t>
       </w:r>
@@ -1808,6 +1962,7 @@
       <w:r>
         <w:rPr>
           <w:rtl w:val="0"/>
+          <w:lang w:val="en-US"/>
         </w:rPr>
         <w:t>.hero-card::before{</w:t>
       </w:r>
@@ -1819,6 +1974,7 @@
       <w:r>
         <w:rPr>
           <w:rtl w:val="0"/>
+          <w:lang w:val="en-US"/>
         </w:rPr>
         <w:t xml:space="preserve">  content:"";</w:t>
       </w:r>
@@ -1830,6 +1986,7 @@
       <w:r>
         <w:rPr>
           <w:rtl w:val="0"/>
+          <w:lang w:val="en-US"/>
         </w:rPr>
         <w:t xml:space="preserve">  position:absolute;</w:t>
       </w:r>
@@ -1841,6 +1998,7 @@
       <w:r>
         <w:rPr>
           <w:rtl w:val="0"/>
+          <w:lang w:val="en-US"/>
         </w:rPr>
         <w:t xml:space="preserve">  inset:0;</w:t>
       </w:r>
@@ -1852,6 +2010,7 @@
       <w:r>
         <w:rPr>
           <w:rtl w:val="0"/>
+          <w:lang w:val="en-US"/>
         </w:rPr>
         <w:t xml:space="preserve">  background:</w:t>
       </w:r>
@@ -1863,6 +2022,7 @@
       <w:r>
         <w:rPr>
           <w:rtl w:val="0"/>
+          <w:lang w:val="en-US"/>
         </w:rPr>
         <w:t xml:space="preserve">    radial-gradient(circle at top left, rgba(15,95,140,0.09), transparent 38%),</w:t>
       </w:r>
@@ -1874,6 +2034,7 @@
       <w:r>
         <w:rPr>
           <w:rtl w:val="0"/>
+          <w:lang w:val="en-US"/>
         </w:rPr>
         <w:t xml:space="preserve">    linear-gradient(180deg, rgba(255,255,255,0), rgba(15,95,140,0.03));</w:t>
       </w:r>
@@ -1885,6 +2046,7 @@
       <w:r>
         <w:rPr>
           <w:rtl w:val="0"/>
+          <w:lang w:val="en-US"/>
         </w:rPr>
         <w:t xml:space="preserve">  pointer-events:none;</w:t>
       </w:r>
@@ -1896,6 +2058,7 @@
       <w:r>
         <w:rPr>
           <w:rtl w:val="0"/>
+          <w:lang w:val="en-US"/>
         </w:rPr>
         <w:t>}</w:t>
       </w:r>
@@ -1912,6 +2075,7 @@
       <w:r>
         <w:rPr>
           <w:rtl w:val="0"/>
+          <w:lang w:val="en-US"/>
         </w:rPr>
         <w:t>.topline{</w:t>
       </w:r>
@@ -1923,6 +2087,7 @@
       <w:r>
         <w:rPr>
           <w:rtl w:val="0"/>
+          <w:lang w:val="en-US"/>
         </w:rPr>
         <w:t xml:space="preserve">  display:inline-block;</w:t>
       </w:r>
@@ -1934,6 +2099,7 @@
       <w:r>
         <w:rPr>
           <w:rtl w:val="0"/>
+          <w:lang w:val="en-US"/>
         </w:rPr>
         <w:t xml:space="preserve">  width:fit-content;</w:t>
       </w:r>
@@ -1945,6 +2111,7 @@
       <w:r>
         <w:rPr>
           <w:rtl w:val="0"/>
+          <w:lang w:val="en-US"/>
         </w:rPr>
         <w:t xml:space="preserve">  padding:8px 13px;</w:t>
       </w:r>
@@ -1956,6 +2123,7 @@
       <w:r>
         <w:rPr>
           <w:rtl w:val="0"/>
+          <w:lang w:val="en-US"/>
         </w:rPr>
         <w:t xml:space="preserve">  border-radius:999px;</w:t>
       </w:r>
@@ -1967,6 +2135,7 @@
       <w:r>
         <w:rPr>
           <w:rtl w:val="0"/>
+          <w:lang w:val="en-US"/>
         </w:rPr>
         <w:t xml:space="preserve">  background:var(--pw-accent-soft);</w:t>
       </w:r>
@@ -1978,6 +2147,7 @@
       <w:r>
         <w:rPr>
           <w:rtl w:val="0"/>
+          <w:lang w:val="en-US"/>
         </w:rPr>
         <w:t xml:space="preserve">  color:var(--pw-accent);</w:t>
       </w:r>
@@ -1989,6 +2159,7 @@
       <w:r>
         <w:rPr>
           <w:rtl w:val="0"/>
+          <w:lang w:val="en-US"/>
         </w:rPr>
         <w:t xml:space="preserve">  font-size:13px;</w:t>
       </w:r>
@@ -2000,6 +2171,7 @@
       <w:r>
         <w:rPr>
           <w:rtl w:val="0"/>
+          <w:lang w:val="en-US"/>
         </w:rPr>
         <w:t xml:space="preserve">  font-weight:700;</w:t>
       </w:r>
@@ -2011,6 +2183,7 @@
       <w:r>
         <w:rPr>
           <w:rtl w:val="0"/>
+          <w:lang w:val="en-US"/>
         </w:rPr>
         <w:t xml:space="preserve">  margin-bottom:18px;</w:t>
       </w:r>
@@ -2022,6 +2195,7 @@
       <w:r>
         <w:rPr>
           <w:rtl w:val="0"/>
+          <w:lang w:val="en-US"/>
         </w:rPr>
         <w:t xml:space="preserve">  position:relative;</w:t>
       </w:r>
@@ -2033,6 +2207,7 @@
       <w:r>
         <w:rPr>
           <w:rtl w:val="0"/>
+          <w:lang w:val="en-US"/>
         </w:rPr>
         <w:t xml:space="preserve">  z-index:1;</w:t>
       </w:r>
@@ -2044,6 +2219,7 @@
       <w:r>
         <w:rPr>
           <w:rtl w:val="0"/>
+          <w:lang w:val="en-US"/>
         </w:rPr>
         <w:t>}</w:t>
       </w:r>
@@ -2060,6 +2236,7 @@
       <w:r>
         <w:rPr>
           <w:rtl w:val="0"/>
+          <w:lang w:val="en-US"/>
         </w:rPr>
         <w:t>.hero-card h1{</w:t>
       </w:r>
@@ -2071,6 +2248,7 @@
       <w:r>
         <w:rPr>
           <w:rtl w:val="0"/>
+          <w:lang w:val="en-US"/>
         </w:rPr>
         <w:t xml:space="preserve">  margin:0 0 14px;</w:t>
       </w:r>
@@ -2082,6 +2260,7 @@
       <w:r>
         <w:rPr>
           <w:rtl w:val="0"/>
+          <w:lang w:val="en-US"/>
         </w:rPr>
         <w:t xml:space="preserve">  font-size:42px;</w:t>
       </w:r>
@@ -2093,6 +2272,7 @@
       <w:r>
         <w:rPr>
           <w:rtl w:val="0"/>
+          <w:lang w:val="en-US"/>
         </w:rPr>
         <w:t xml:space="preserve">  line-height:1.05;</w:t>
       </w:r>
@@ -2104,6 +2284,7 @@
       <w:r>
         <w:rPr>
           <w:rtl w:val="0"/>
+          <w:lang w:val="en-US"/>
         </w:rPr>
         <w:t xml:space="preserve">  color:var(--pw-heading);</w:t>
       </w:r>
@@ -2115,6 +2296,7 @@
       <w:r>
         <w:rPr>
           <w:rtl w:val="0"/>
+          <w:lang w:val="en-US"/>
         </w:rPr>
         <w:t xml:space="preserve">  position:relative;</w:t>
       </w:r>
@@ -2126,6 +2308,7 @@
       <w:r>
         <w:rPr>
           <w:rtl w:val="0"/>
+          <w:lang w:val="en-US"/>
         </w:rPr>
         <w:t xml:space="preserve">  z-index:1;</w:t>
       </w:r>
@@ -2137,6 +2320,7 @@
       <w:r>
         <w:rPr>
           <w:rtl w:val="0"/>
+          <w:lang w:val="en-US"/>
         </w:rPr>
         <w:t xml:space="preserve">  letter-spacing:-0.02em;</w:t>
       </w:r>
@@ -2148,6 +2332,7 @@
       <w:r>
         <w:rPr>
           <w:rtl w:val="0"/>
+          <w:lang w:val="en-US"/>
         </w:rPr>
         <w:t>}</w:t>
       </w:r>
@@ -2164,6 +2349,7 @@
       <w:r>
         <w:rPr>
           <w:rtl w:val="0"/>
+          <w:lang w:val="en-US"/>
         </w:rPr>
         <w:t>.hero-card p{</w:t>
       </w:r>
@@ -2175,6 +2361,7 @@
       <w:r>
         <w:rPr>
           <w:rtl w:val="0"/>
+          <w:lang w:val="en-US"/>
         </w:rPr>
         <w:t xml:space="preserve">  margin:0;</w:t>
       </w:r>
@@ -2186,6 +2373,7 @@
       <w:r>
         <w:rPr>
           <w:rtl w:val="0"/>
+          <w:lang w:val="en-US"/>
         </w:rPr>
         <w:t xml:space="preserve">  font-size:17px;</w:t>
       </w:r>
@@ -2197,6 +2385,7 @@
       <w:r>
         <w:rPr>
           <w:rtl w:val="0"/>
+          <w:lang w:val="en-US"/>
         </w:rPr>
         <w:t xml:space="preserve">  line-height:1.78;</w:t>
       </w:r>
@@ -2208,6 +2397,7 @@
       <w:r>
         <w:rPr>
           <w:rtl w:val="0"/>
+          <w:lang w:val="en-US"/>
         </w:rPr>
         <w:t xml:space="preserve">  color:var(--pw-muted);</w:t>
       </w:r>
@@ -2219,6 +2409,7 @@
       <w:r>
         <w:rPr>
           <w:rtl w:val="0"/>
+          <w:lang w:val="en-US"/>
         </w:rPr>
         <w:t xml:space="preserve">  position:relative;</w:t>
       </w:r>
@@ -2230,6 +2421,7 @@
       <w:r>
         <w:rPr>
           <w:rtl w:val="0"/>
+          <w:lang w:val="en-US"/>
         </w:rPr>
         <w:t xml:space="preserve">  z-index:1;</w:t>
       </w:r>
@@ -2241,6 +2433,7 @@
       <w:r>
         <w:rPr>
           <w:rtl w:val="0"/>
+          <w:lang w:val="en-US"/>
         </w:rPr>
         <w:t xml:space="preserve">  max-width:95%;</w:t>
       </w:r>
@@ -2252,6 +2445,7 @@
       <w:r>
         <w:rPr>
           <w:rtl w:val="0"/>
+          <w:lang w:val="en-US"/>
         </w:rPr>
         <w:t>}</w:t>
       </w:r>
@@ -2268,6 +2462,7 @@
       <w:r>
         <w:rPr>
           <w:rtl w:val="0"/>
+          <w:lang w:val="en-US"/>
         </w:rPr>
         <w:t>.hero-image{</w:t>
       </w:r>
@@ -2279,6 +2474,7 @@
       <w:r>
         <w:rPr>
           <w:rtl w:val="0"/>
+          <w:lang w:val="en-US"/>
         </w:rPr>
         <w:t xml:space="preserve">  overflow:hidden;</w:t>
       </w:r>
@@ -2290,6 +2486,7 @@
       <w:r>
         <w:rPr>
           <w:rtl w:val="0"/>
+          <w:lang w:val="en-US"/>
         </w:rPr>
         <w:t xml:space="preserve">  position:relative;</w:t>
       </w:r>
@@ -2301,6 +2498,7 @@
       <w:r>
         <w:rPr>
           <w:rtl w:val="0"/>
+          <w:lang w:val="en-US"/>
         </w:rPr>
         <w:t>}</w:t>
       </w:r>
@@ -2317,6 +2515,7 @@
       <w:r>
         <w:rPr>
           <w:rtl w:val="0"/>
+          <w:lang w:val="en-US"/>
         </w:rPr>
         <w:t>.hero-image img{</w:t>
       </w:r>
@@ -2328,6 +2527,7 @@
       <w:r>
         <w:rPr>
           <w:rtl w:val="0"/>
+          <w:lang w:val="en-US"/>
         </w:rPr>
         <w:t xml:space="preserve">  width:100%;</w:t>
       </w:r>
@@ -2339,6 +2539,7 @@
       <w:r>
         <w:rPr>
           <w:rtl w:val="0"/>
+          <w:lang w:val="en-US"/>
         </w:rPr>
         <w:t xml:space="preserve">  height:100%;</w:t>
       </w:r>
@@ -2350,6 +2551,7 @@
       <w:r>
         <w:rPr>
           <w:rtl w:val="0"/>
+          <w:lang w:val="en-US"/>
         </w:rPr>
         <w:t xml:space="preserve">  min-height:500px;</w:t>
       </w:r>
@@ -2361,6 +2563,7 @@
       <w:r>
         <w:rPr>
           <w:rtl w:val="0"/>
+          <w:lang w:val="en-US"/>
         </w:rPr>
         <w:t xml:space="preserve">  object-fit:cover;</w:t>
       </w:r>
@@ -2372,6 +2575,7 @@
       <w:r>
         <w:rPr>
           <w:rtl w:val="0"/>
+          <w:lang w:val="en-US"/>
         </w:rPr>
         <w:t>}</w:t>
       </w:r>
@@ -2388,6 +2592,7 @@
       <w:r>
         <w:rPr>
           <w:rtl w:val="0"/>
+          <w:lang w:val="en-US"/>
         </w:rPr>
         <w:t>.hero-image:has(img[src=""]){</w:t>
       </w:r>
@@ -2399,6 +2604,7 @@
       <w:r>
         <w:rPr>
           <w:rtl w:val="0"/>
+          <w:lang w:val="en-US"/>
         </w:rPr>
         <w:t xml:space="preserve">  display:none;</w:t>
       </w:r>
@@ -2410,6 +2616,7 @@
       <w:r>
         <w:rPr>
           <w:rtl w:val="0"/>
+          <w:lang w:val="en-US"/>
         </w:rPr>
         <w:t>}</w:t>
       </w:r>
@@ -2426,6 +2633,7 @@
       <w:r>
         <w:rPr>
           <w:rtl w:val="0"/>
+          <w:lang w:val="en-US"/>
         </w:rPr>
         <w:t>.hero:has(.hero-image img[src=""]){</w:t>
       </w:r>
@@ -2437,6 +2645,7 @@
       <w:r>
         <w:rPr>
           <w:rtl w:val="0"/>
+          <w:lang w:val="en-US"/>
         </w:rPr>
         <w:t xml:space="preserve">  grid-template-columns:1fr;</w:t>
       </w:r>
@@ -2448,6 +2657,7 @@
       <w:r>
         <w:rPr>
           <w:rtl w:val="0"/>
+          <w:lang w:val="en-US"/>
         </w:rPr>
         <w:t>}</w:t>
       </w:r>
@@ -2464,6 +2674,7 @@
       <w:r>
         <w:rPr>
           <w:rtl w:val="0"/>
+          <w:lang w:val="en-US"/>
         </w:rPr>
         <w:t>/* INFO */</w:t>
       </w:r>
@@ -2475,6 +2686,7 @@
       <w:r>
         <w:rPr>
           <w:rtl w:val="0"/>
+          <w:lang w:val="en-US"/>
         </w:rPr>
         <w:t>.info-grid{</w:t>
       </w:r>
@@ -2486,6 +2698,7 @@
       <w:r>
         <w:rPr>
           <w:rtl w:val="0"/>
+          <w:lang w:val="en-US"/>
         </w:rPr>
         <w:t xml:space="preserve">  display:grid;</w:t>
       </w:r>
@@ -2497,6 +2710,7 @@
       <w:r>
         <w:rPr>
           <w:rtl w:val="0"/>
+          <w:lang w:val="en-US"/>
         </w:rPr>
         <w:t xml:space="preserve">  grid-template-columns:repeat(4, minmax(0,1fr));</w:t>
       </w:r>
@@ -2508,6 +2722,7 @@
       <w:r>
         <w:rPr>
           <w:rtl w:val="0"/>
+          <w:lang w:val="en-US"/>
         </w:rPr>
         <w:t xml:space="preserve">  gap:16px;</w:t>
       </w:r>
@@ -2519,6 +2734,7 @@
       <w:r>
         <w:rPr>
           <w:rtl w:val="0"/>
+          <w:lang w:val="en-US"/>
         </w:rPr>
         <w:t xml:space="preserve">  margin-bottom:20px;</w:t>
       </w:r>
@@ -2530,6 +2746,7 @@
       <w:r>
         <w:rPr>
           <w:rtl w:val="0"/>
+          <w:lang w:val="en-US"/>
         </w:rPr>
         <w:t>}</w:t>
       </w:r>
@@ -2546,6 +2763,7 @@
       <w:r>
         <w:rPr>
           <w:rtl w:val="0"/>
+          <w:lang w:val="en-US"/>
         </w:rPr>
         <w:t>.info-card{</w:t>
       </w:r>
@@ -2557,6 +2775,7 @@
       <w:r>
         <w:rPr>
           <w:rtl w:val="0"/>
+          <w:lang w:val="en-US"/>
         </w:rPr>
         <w:t xml:space="preserve">  padding:18px;</w:t>
       </w:r>
@@ -2568,6 +2787,7 @@
       <w:r>
         <w:rPr>
           <w:rtl w:val="0"/>
+          <w:lang w:val="en-US"/>
         </w:rPr>
         <w:t xml:space="preserve">  border-radius:18px;</w:t>
       </w:r>
@@ -2579,6 +2799,7 @@
       <w:r>
         <w:rPr>
           <w:rtl w:val="0"/>
+          <w:lang w:val="en-US"/>
         </w:rPr>
         <w:t xml:space="preserve">  box-shadow:var(--pw-shadow-soft);</w:t>
       </w:r>
@@ -2590,6 +2811,7 @@
       <w:r>
         <w:rPr>
           <w:rtl w:val="0"/>
+          <w:lang w:val="en-US"/>
         </w:rPr>
         <w:t>}</w:t>
       </w:r>
@@ -2606,6 +2828,7 @@
       <w:r>
         <w:rPr>
           <w:rtl w:val="0"/>
+          <w:lang w:val="en-US"/>
         </w:rPr>
         <w:t>.info-label{</w:t>
       </w:r>
@@ -2617,6 +2840,7 @@
       <w:r>
         <w:rPr>
           <w:rtl w:val="0"/>
+          <w:lang w:val="en-US"/>
         </w:rPr>
         <w:t xml:space="preserve">  display:block;</w:t>
       </w:r>
@@ -2628,6 +2852,7 @@
       <w:r>
         <w:rPr>
           <w:rtl w:val="0"/>
+          <w:lang w:val="en-US"/>
         </w:rPr>
         <w:t xml:space="preserve">  margin-bottom:8px;</w:t>
       </w:r>
@@ -2639,6 +2864,7 @@
       <w:r>
         <w:rPr>
           <w:rtl w:val="0"/>
+          <w:lang w:val="en-US"/>
         </w:rPr>
         <w:t xml:space="preserve">  font-size:12px;</w:t>
       </w:r>
@@ -2650,6 +2876,7 @@
       <w:r>
         <w:rPr>
           <w:rtl w:val="0"/>
+          <w:lang w:val="en-US"/>
         </w:rPr>
         <w:t xml:space="preserve">  text-transform:uppercase;</w:t>
       </w:r>
@@ -2661,6 +2888,7 @@
       <w:r>
         <w:rPr>
           <w:rtl w:val="0"/>
+          <w:lang w:val="en-US"/>
         </w:rPr>
         <w:t xml:space="preserve">  letter-spacing:.08em;</w:t>
       </w:r>
@@ -2672,6 +2900,7 @@
       <w:r>
         <w:rPr>
           <w:rtl w:val="0"/>
+          <w:lang w:val="en-US"/>
         </w:rPr>
         <w:t xml:space="preserve">  color:var(--pw-accent);</w:t>
       </w:r>
@@ -2683,6 +2912,7 @@
       <w:r>
         <w:rPr>
           <w:rtl w:val="0"/>
+          <w:lang w:val="en-US"/>
         </w:rPr>
         <w:t xml:space="preserve">  font-weight:700;</w:t>
       </w:r>
@@ -2694,6 +2924,7 @@
       <w:r>
         <w:rPr>
           <w:rtl w:val="0"/>
+          <w:lang w:val="en-US"/>
         </w:rPr>
         <w:t>}</w:t>
       </w:r>
@@ -2710,6 +2941,7 @@
       <w:r>
         <w:rPr>
           <w:rtl w:val="0"/>
+          <w:lang w:val="en-US"/>
         </w:rPr>
         <w:t>.info-value{</w:t>
       </w:r>
@@ -2721,6 +2953,7 @@
       <w:r>
         <w:rPr>
           <w:rtl w:val="0"/>
+          <w:lang w:val="en-US"/>
         </w:rPr>
         <w:t xml:space="preserve">  font-size:16px;</w:t>
       </w:r>
@@ -2732,6 +2965,7 @@
       <w:r>
         <w:rPr>
           <w:rtl w:val="0"/>
+          <w:lang w:val="en-US"/>
         </w:rPr>
         <w:t xml:space="preserve">  line-height:1.5;</w:t>
       </w:r>
@@ -2743,6 +2977,7 @@
       <w:r>
         <w:rPr>
           <w:rtl w:val="0"/>
+          <w:lang w:val="en-US"/>
         </w:rPr>
         <w:t xml:space="preserve">  color:var(--pw-text);</w:t>
       </w:r>
@@ -2754,6 +2989,7 @@
       <w:r>
         <w:rPr>
           <w:rtl w:val="0"/>
+          <w:lang w:val="en-US"/>
         </w:rPr>
         <w:t xml:space="preserve">  font-weight:600;</w:t>
       </w:r>
@@ -2765,6 +3001,7 @@
       <w:r>
         <w:rPr>
           <w:rtl w:val="0"/>
+          <w:lang w:val="en-US"/>
         </w:rPr>
         <w:t>}</w:t>
       </w:r>
@@ -2781,6 +3018,7 @@
       <w:r>
         <w:rPr>
           <w:rtl w:val="0"/>
+          <w:lang w:val="en-US"/>
         </w:rPr>
         <w:t>/* POINTS */</w:t>
       </w:r>
@@ -2792,6 +3030,7 @@
       <w:r>
         <w:rPr>
           <w:rtl w:val="0"/>
+          <w:lang w:val="en-US"/>
         </w:rPr>
         <w:t>.points-card{</w:t>
       </w:r>
@@ -2803,6 +3042,7 @@
       <w:r>
         <w:rPr>
           <w:rtl w:val="0"/>
+          <w:lang w:val="en-US"/>
         </w:rPr>
         <w:t xml:space="preserve">  padding:24px 26px;</w:t>
       </w:r>
@@ -2814,6 +3054,7 @@
       <w:r>
         <w:rPr>
           <w:rtl w:val="0"/>
+          <w:lang w:val="en-US"/>
         </w:rPr>
         <w:t xml:space="preserve">  margin-bottom:22px;</w:t>
       </w:r>
@@ -2825,6 +3066,7 @@
       <w:r>
         <w:rPr>
           <w:rtl w:val="0"/>
+          <w:lang w:val="en-US"/>
         </w:rPr>
         <w:t xml:space="preserve">  box-shadow:var(--pw-shadow-soft);</w:t>
       </w:r>
@@ -2836,6 +3078,7 @@
       <w:r>
         <w:rPr>
           <w:rtl w:val="0"/>
+          <w:lang w:val="en-US"/>
         </w:rPr>
         <w:t>}</w:t>
       </w:r>
@@ -2852,6 +3095,7 @@
       <w:r>
         <w:rPr>
           <w:rtl w:val="0"/>
+          <w:lang w:val="en-US"/>
         </w:rPr>
         <w:t>.points-card h2{</w:t>
       </w:r>
@@ -2863,6 +3107,7 @@
       <w:r>
         <w:rPr>
           <w:rtl w:val="0"/>
+          <w:lang w:val="en-US"/>
         </w:rPr>
         <w:t xml:space="preserve">  margin:0 0 14px;</w:t>
       </w:r>
@@ -2874,6 +3119,7 @@
       <w:r>
         <w:rPr>
           <w:rtl w:val="0"/>
+          <w:lang w:val="en-US"/>
         </w:rPr>
         <w:t xml:space="preserve">  font-size:24px;</w:t>
       </w:r>
@@ -2885,6 +3131,7 @@
       <w:r>
         <w:rPr>
           <w:rtl w:val="0"/>
+          <w:lang w:val="en-US"/>
         </w:rPr>
         <w:t xml:space="preserve">  line-height:1.15;</w:t>
       </w:r>
@@ -2896,6 +3143,7 @@
       <w:r>
         <w:rPr>
           <w:rtl w:val="0"/>
+          <w:lang w:val="en-US"/>
         </w:rPr>
         <w:t xml:space="preserve">  color:var(--pw-heading);</w:t>
       </w:r>
@@ -2907,6 +3155,7 @@
       <w:r>
         <w:rPr>
           <w:rtl w:val="0"/>
+          <w:lang w:val="en-US"/>
         </w:rPr>
         <w:t>}</w:t>
       </w:r>
@@ -2923,6 +3172,7 @@
       <w:r>
         <w:rPr>
           <w:rtl w:val="0"/>
+          <w:lang w:val="en-US"/>
         </w:rPr>
         <w:t>.points-list{</w:t>
       </w:r>
@@ -2934,6 +3184,7 @@
       <w:r>
         <w:rPr>
           <w:rtl w:val="0"/>
+          <w:lang w:val="en-US"/>
         </w:rPr>
         <w:t xml:space="preserve">  margin:0;</w:t>
       </w:r>
@@ -2945,6 +3196,7 @@
       <w:r>
         <w:rPr>
           <w:rtl w:val="0"/>
+          <w:lang w:val="en-US"/>
         </w:rPr>
         <w:t xml:space="preserve">  padding-left:20px;</w:t>
       </w:r>
@@ -2956,6 +3208,7 @@
       <w:r>
         <w:rPr>
           <w:rtl w:val="0"/>
+          <w:lang w:val="en-US"/>
         </w:rPr>
         <w:t>}</w:t>
       </w:r>
@@ -2972,6 +3225,7 @@
       <w:r>
         <w:rPr>
           <w:rtl w:val="0"/>
+          <w:lang w:val="en-US"/>
         </w:rPr>
         <w:t>.points-list li{</w:t>
       </w:r>
@@ -2983,6 +3237,7 @@
       <w:r>
         <w:rPr>
           <w:rtl w:val="0"/>
+          <w:lang w:val="en-US"/>
         </w:rPr>
         <w:t xml:space="preserve">  color:var(--pw-muted);</w:t>
       </w:r>
@@ -2994,6 +3249,7 @@
       <w:r>
         <w:rPr>
           <w:rtl w:val="0"/>
+          <w:lang w:val="en-US"/>
         </w:rPr>
         <w:t xml:space="preserve">  line-height:1.7;</w:t>
       </w:r>
@@ -3005,6 +3261,7 @@
       <w:r>
         <w:rPr>
           <w:rtl w:val="0"/>
+          <w:lang w:val="en-US"/>
         </w:rPr>
         <w:t xml:space="preserve">  font-size:16px;</w:t>
       </w:r>
@@ -3016,6 +3273,7 @@
       <w:r>
         <w:rPr>
           <w:rtl w:val="0"/>
+          <w:lang w:val="en-US"/>
         </w:rPr>
         <w:t xml:space="preserve">  margin:8px 0;</w:t>
       </w:r>
@@ -3027,6 +3285,7 @@
       <w:r>
         <w:rPr>
           <w:rtl w:val="0"/>
+          <w:lang w:val="en-US"/>
         </w:rPr>
         <w:t>}</w:t>
       </w:r>
@@ -3043,6 +3302,7 @@
       <w:r>
         <w:rPr>
           <w:rtl w:val="0"/>
+          <w:lang w:val="en-US"/>
         </w:rPr>
         <w:t>/* MAIN GRID */</w:t>
       </w:r>
@@ -3054,6 +3314,7 @@
       <w:r>
         <w:rPr>
           <w:rtl w:val="0"/>
+          <w:lang w:val="en-US"/>
         </w:rPr>
         <w:t>.content-grid{</w:t>
       </w:r>
@@ -3065,6 +3326,7 @@
       <w:r>
         <w:rPr>
           <w:rtl w:val="0"/>
+          <w:lang w:val="en-US"/>
         </w:rPr>
         <w:t xml:space="preserve">  display:grid;</w:t>
       </w:r>
@@ -3076,6 +3338,7 @@
       <w:r>
         <w:rPr>
           <w:rtl w:val="0"/>
+          <w:lang w:val="en-US"/>
         </w:rPr>
         <w:t xml:space="preserve">  gap:20px;</w:t>
       </w:r>
@@ -3087,6 +3350,7 @@
       <w:r>
         <w:rPr>
           <w:rtl w:val="0"/>
+          <w:lang w:val="en-US"/>
         </w:rPr>
         <w:t>}</w:t>
       </w:r>
@@ -3103,6 +3367,7 @@
       <w:r>
         <w:rPr>
           <w:rtl w:val="0"/>
+          <w:lang w:val="en-US"/>
         </w:rPr>
         <w:t>.section-card,</w:t>
       </w:r>
@@ -3114,6 +3379,7 @@
       <w:r>
         <w:rPr>
           <w:rtl w:val="0"/>
+          <w:lang w:val="en-US"/>
         </w:rPr>
         <w:t>.table-card{</w:t>
       </w:r>
@@ -3125,6 +3391,7 @@
       <w:r>
         <w:rPr>
           <w:rtl w:val="0"/>
+          <w:lang w:val="en-US"/>
         </w:rPr>
         <w:t xml:space="preserve">  padding:30px;</w:t>
       </w:r>
@@ -3136,6 +3403,7 @@
       <w:r>
         <w:rPr>
           <w:rtl w:val="0"/>
+          <w:lang w:val="en-US"/>
         </w:rPr>
         <w:t>}</w:t>
       </w:r>
@@ -3152,6 +3420,7 @@
       <w:r>
         <w:rPr>
           <w:rtl w:val="0"/>
+          <w:lang w:val="en-US"/>
         </w:rPr>
         <w:t>.section-card h2,</w:t>
       </w:r>
@@ -3163,6 +3432,7 @@
       <w:r>
         <w:rPr>
           <w:rtl w:val="0"/>
+          <w:lang w:val="en-US"/>
         </w:rPr>
         <w:t>.table-card h2{</w:t>
       </w:r>
@@ -3174,6 +3444,7 @@
       <w:r>
         <w:rPr>
           <w:rtl w:val="0"/>
+          <w:lang w:val="en-US"/>
         </w:rPr>
         <w:t xml:space="preserve">  margin:0 0 14px;</w:t>
       </w:r>
@@ -3185,6 +3456,7 @@
       <w:r>
         <w:rPr>
           <w:rtl w:val="0"/>
+          <w:lang w:val="en-US"/>
         </w:rPr>
         <w:t xml:space="preserve">  font-size:28px;</w:t>
       </w:r>
@@ -3196,6 +3468,7 @@
       <w:r>
         <w:rPr>
           <w:rtl w:val="0"/>
+          <w:lang w:val="en-US"/>
         </w:rPr>
         <w:t xml:space="preserve">  line-height:1.12;</w:t>
       </w:r>
@@ -3207,6 +3480,7 @@
       <w:r>
         <w:rPr>
           <w:rtl w:val="0"/>
+          <w:lang w:val="en-US"/>
         </w:rPr>
         <w:t xml:space="preserve">  color:var(--pw-heading);</w:t>
       </w:r>
@@ -3218,6 +3492,7 @@
       <w:r>
         <w:rPr>
           <w:rtl w:val="0"/>
+          <w:lang w:val="en-US"/>
         </w:rPr>
         <w:t xml:space="preserve">  letter-spacing:-0.01em;</w:t>
       </w:r>
@@ -3229,6 +3504,7 @@
       <w:r>
         <w:rPr>
           <w:rtl w:val="0"/>
+          <w:lang w:val="en-US"/>
         </w:rPr>
         <w:t>}</w:t>
       </w:r>
@@ -3245,6 +3521,7 @@
       <w:r>
         <w:rPr>
           <w:rtl w:val="0"/>
+          <w:lang w:val="en-US"/>
         </w:rPr>
         <w:t>.section-card p,</w:t>
       </w:r>
@@ -3256,6 +3533,7 @@
       <w:r>
         <w:rPr>
           <w:rtl w:val="0"/>
+          <w:lang w:val="en-US"/>
         </w:rPr>
         <w:t>.section-card li,</w:t>
       </w:r>
@@ -3267,6 +3545,7 @@
       <w:r>
         <w:rPr>
           <w:rtl w:val="0"/>
+          <w:lang w:val="en-US"/>
         </w:rPr>
         <w:t>.table-card td,</w:t>
       </w:r>
@@ -3278,6 +3557,7 @@
       <w:r>
         <w:rPr>
           <w:rtl w:val="0"/>
+          <w:lang w:val="en-US"/>
         </w:rPr>
         <w:t>.table-card th{</w:t>
       </w:r>
@@ -3289,6 +3569,7 @@
       <w:r>
         <w:rPr>
           <w:rtl w:val="0"/>
+          <w:lang w:val="en-US"/>
         </w:rPr>
         <w:t xml:space="preserve">  font-size:16px;</w:t>
       </w:r>
@@ -3300,6 +3581,7 @@
       <w:r>
         <w:rPr>
           <w:rtl w:val="0"/>
+          <w:lang w:val="en-US"/>
         </w:rPr>
         <w:t xml:space="preserve">  line-height:1.75;</w:t>
       </w:r>
@@ -3311,6 +3593,7 @@
       <w:r>
         <w:rPr>
           <w:rtl w:val="0"/>
+          <w:lang w:val="en-US"/>
         </w:rPr>
         <w:t xml:space="preserve">  color:var(--pw-muted);</w:t>
       </w:r>
@@ -3322,6 +3605,7 @@
       <w:r>
         <w:rPr>
           <w:rtl w:val="0"/>
+          <w:lang w:val="en-US"/>
         </w:rPr>
         <w:t>}</w:t>
       </w:r>
@@ -3338,6 +3622,7 @@
       <w:r>
         <w:rPr>
           <w:rtl w:val="0"/>
+          <w:lang w:val="en-US"/>
         </w:rPr>
         <w:t>.section-card p:last-child{</w:t>
       </w:r>
@@ -3349,6 +3634,7 @@
       <w:r>
         <w:rPr>
           <w:rtl w:val="0"/>
+          <w:lang w:val="en-US"/>
         </w:rPr>
         <w:t xml:space="preserve">  margin-bottom:0;</w:t>
       </w:r>
@@ -3360,6 +3646,7 @@
       <w:r>
         <w:rPr>
           <w:rtl w:val="0"/>
+          <w:lang w:val="en-US"/>
         </w:rPr>
         <w:t>}</w:t>
       </w:r>
@@ -3376,6 +3663,7 @@
       <w:r>
         <w:rPr>
           <w:rtl w:val="0"/>
+          <w:lang w:val="en-US"/>
         </w:rPr>
         <w:t>.section-card ul{</w:t>
       </w:r>
@@ -3387,6 +3675,7 @@
       <w:r>
         <w:rPr>
           <w:rtl w:val="0"/>
+          <w:lang w:val="en-US"/>
         </w:rPr>
         <w:t xml:space="preserve">  margin:0;</w:t>
       </w:r>
@@ -3398,6 +3687,7 @@
       <w:r>
         <w:rPr>
           <w:rtl w:val="0"/>
+          <w:lang w:val="en-US"/>
         </w:rPr>
         <w:t xml:space="preserve">  padding-left:22px;</w:t>
       </w:r>
@@ -3409,6 +3699,7 @@
       <w:r>
         <w:rPr>
           <w:rtl w:val="0"/>
+          <w:lang w:val="en-US"/>
         </w:rPr>
         <w:t>}</w:t>
       </w:r>
@@ -3425,6 +3716,7 @@
       <w:r>
         <w:rPr>
           <w:rtl w:val="0"/>
+          <w:lang w:val="en-US"/>
         </w:rPr>
         <w:t>/* STORY SPLIT */</w:t>
       </w:r>
@@ -3436,6 +3728,7 @@
       <w:r>
         <w:rPr>
           <w:rtl w:val="0"/>
+          <w:lang w:val="en-US"/>
         </w:rPr>
         <w:t>.story-split{</w:t>
       </w:r>
@@ -3447,6 +3740,7 @@
       <w:r>
         <w:rPr>
           <w:rtl w:val="0"/>
+          <w:lang w:val="en-US"/>
         </w:rPr>
         <w:t xml:space="preserve">  display:grid;</w:t>
       </w:r>
@@ -3458,6 +3752,7 @@
       <w:r>
         <w:rPr>
           <w:rtl w:val="0"/>
+          <w:lang w:val="en-US"/>
         </w:rPr>
         <w:t xml:space="preserve">  grid-template-columns:minmax(0,1.05fr) minmax(300px,0.95fr);</w:t>
       </w:r>
@@ -3469,6 +3764,7 @@
       <w:r>
         <w:rPr>
           <w:rtl w:val="0"/>
+          <w:lang w:val="en-US"/>
         </w:rPr>
         <w:t xml:space="preserve">  gap:24px;</w:t>
       </w:r>
@@ -3480,6 +3776,7 @@
       <w:r>
         <w:rPr>
           <w:rtl w:val="0"/>
+          <w:lang w:val="en-US"/>
         </w:rPr>
         <w:t xml:space="preserve">  align-items:center;</w:t>
       </w:r>
@@ -3491,6 +3788,7 @@
       <w:r>
         <w:rPr>
           <w:rtl w:val="0"/>
+          <w:lang w:val="en-US"/>
         </w:rPr>
         <w:t xml:space="preserve">  margin-top:6px;</w:t>
       </w:r>
@@ -3502,6 +3800,7 @@
       <w:r>
         <w:rPr>
           <w:rtl w:val="0"/>
+          <w:lang w:val="en-US"/>
         </w:rPr>
         <w:t>}</w:t>
       </w:r>
@@ -3518,6 +3817,7 @@
       <w:r>
         <w:rPr>
           <w:rtl w:val="0"/>
+          <w:lang w:val="en-US"/>
         </w:rPr>
         <w:t>.story-text{</w:t>
       </w:r>
@@ -3529,6 +3829,7 @@
       <w:r>
         <w:rPr>
           <w:rtl w:val="0"/>
+          <w:lang w:val="en-US"/>
         </w:rPr>
         <w:t xml:space="preserve">  padding-right:6px;</w:t>
       </w:r>
@@ -3540,6 +3841,7 @@
       <w:r>
         <w:rPr>
           <w:rtl w:val="0"/>
+          <w:lang w:val="en-US"/>
         </w:rPr>
         <w:t>}</w:t>
       </w:r>
@@ -3556,6 +3858,7 @@
       <w:r>
         <w:rPr>
           <w:rtl w:val="0"/>
+          <w:lang w:val="en-US"/>
         </w:rPr>
         <w:t>.story-media{</w:t>
       </w:r>
@@ -3567,6 +3870,7 @@
       <w:r>
         <w:rPr>
           <w:rtl w:val="0"/>
+          <w:lang w:val="en-US"/>
         </w:rPr>
         <w:t xml:space="preserve">  position:relative;</w:t>
       </w:r>
@@ -3578,6 +3882,7 @@
       <w:r>
         <w:rPr>
           <w:rtl w:val="0"/>
+          <w:lang w:val="en-US"/>
         </w:rPr>
         <w:t>}</w:t>
       </w:r>
@@ -3594,6 +3899,7 @@
       <w:r>
         <w:rPr>
           <w:rtl w:val="0"/>
+          <w:lang w:val="en-US"/>
         </w:rPr>
         <w:t>.story-image{</w:t>
       </w:r>
@@ -3605,6 +3911,7 @@
       <w:r>
         <w:rPr>
           <w:rtl w:val="0"/>
+          <w:lang w:val="en-US"/>
         </w:rPr>
         <w:t xml:space="preserve">  overflow:hidden;</w:t>
       </w:r>
@@ -3616,6 +3923,7 @@
       <w:r>
         <w:rPr>
           <w:rtl w:val="0"/>
+          <w:lang w:val="en-US"/>
         </w:rPr>
         <w:t xml:space="preserve">  border-radius:22px;</w:t>
       </w:r>
@@ -3627,6 +3935,7 @@
       <w:r>
         <w:rPr>
           <w:rtl w:val="0"/>
+          <w:lang w:val="en-US"/>
         </w:rPr>
         <w:t xml:space="preserve">  background:#f3f6f9;</w:t>
       </w:r>
@@ -3638,6 +3947,7 @@
       <w:r>
         <w:rPr>
           <w:rtl w:val="0"/>
+          <w:lang w:val="en-US"/>
         </w:rPr>
         <w:t>}</w:t>
       </w:r>
@@ -3654,6 +3964,7 @@
       <w:r>
         <w:rPr>
           <w:rtl w:val="0"/>
+          <w:lang w:val="en-US"/>
         </w:rPr>
         <w:t>.story-image img{</w:t>
       </w:r>
@@ -3665,6 +3976,7 @@
       <w:r>
         <w:rPr>
           <w:rtl w:val="0"/>
+          <w:lang w:val="en-US"/>
         </w:rPr>
         <w:t xml:space="preserve">  width:100%;</w:t>
       </w:r>
@@ -3676,6 +3988,7 @@
       <w:r>
         <w:rPr>
           <w:rtl w:val="0"/>
+          <w:lang w:val="en-US"/>
         </w:rPr>
         <w:t xml:space="preserve">  min-height:340px;</w:t>
       </w:r>
@@ -3687,6 +4000,7 @@
       <w:r>
         <w:rPr>
           <w:rtl w:val="0"/>
+          <w:lang w:val="en-US"/>
         </w:rPr>
         <w:t xml:space="preserve">  object-fit:cover;</w:t>
       </w:r>
@@ -3698,6 +4012,7 @@
       <w:r>
         <w:rPr>
           <w:rtl w:val="0"/>
+          <w:lang w:val="en-US"/>
         </w:rPr>
         <w:t>}</w:t>
       </w:r>
@@ -3714,6 +4029,7 @@
       <w:r>
         <w:rPr>
           <w:rtl w:val="0"/>
+          <w:lang w:val="en-US"/>
         </w:rPr>
         <w:t>.story-image:has(img[src=""]){</w:t>
       </w:r>
@@ -3725,6 +4041,7 @@
       <w:r>
         <w:rPr>
           <w:rtl w:val="0"/>
+          <w:lang w:val="en-US"/>
         </w:rPr>
         <w:t xml:space="preserve">  display:none;</w:t>
       </w:r>
@@ -3736,6 +4053,7 @@
       <w:r>
         <w:rPr>
           <w:rtl w:val="0"/>
+          <w:lang w:val="en-US"/>
         </w:rPr>
         <w:t>}</w:t>
       </w:r>
@@ -3752,6 +4070,7 @@
       <w:r>
         <w:rPr>
           <w:rtl w:val="0"/>
+          <w:lang w:val="en-US"/>
         </w:rPr>
         <w:t>.story-note{</w:t>
       </w:r>
@@ -3763,6 +4082,7 @@
       <w:r>
         <w:rPr>
           <w:rtl w:val="0"/>
+          <w:lang w:val="en-US"/>
         </w:rPr>
         <w:t xml:space="preserve">  position:absolute;</w:t>
       </w:r>
@@ -3774,6 +4094,7 @@
       <w:r>
         <w:rPr>
           <w:rtl w:val="0"/>
+          <w:lang w:val="en-US"/>
         </w:rPr>
         <w:t xml:space="preserve">  left:-18px;</w:t>
       </w:r>
@@ -3785,6 +4106,7 @@
       <w:r>
         <w:rPr>
           <w:rtl w:val="0"/>
+          <w:lang w:val="en-US"/>
         </w:rPr>
         <w:t xml:space="preserve">  bottom:18px;</w:t>
       </w:r>
@@ -3796,6 +4118,7 @@
       <w:r>
         <w:rPr>
           <w:rtl w:val="0"/>
+          <w:lang w:val="en-US"/>
         </w:rPr>
         <w:t xml:space="preserve">  max-width:230px;</w:t>
       </w:r>
@@ -3807,6 +4130,7 @@
       <w:r>
         <w:rPr>
           <w:rtl w:val="0"/>
+          <w:lang w:val="en-US"/>
         </w:rPr>
         <w:t xml:space="preserve">  padding:13px 15px;</w:t>
       </w:r>
@@ -3818,6 +4142,7 @@
       <w:r>
         <w:rPr>
           <w:rtl w:val="0"/>
+          <w:lang w:val="en-US"/>
         </w:rPr>
         <w:t xml:space="preserve">  background:rgba(255,255,255,0.93);</w:t>
       </w:r>
@@ -3829,6 +4154,7 @@
       <w:r>
         <w:rPr>
           <w:rtl w:val="0"/>
+          <w:lang w:val="en-US"/>
         </w:rPr>
         <w:t xml:space="preserve">  border:1px solid rgba(230,237,244,0.95);</w:t>
       </w:r>
@@ -3840,6 +4166,7 @@
       <w:r>
         <w:rPr>
           <w:rtl w:val="0"/>
+          <w:lang w:val="en-US"/>
         </w:rPr>
         <w:t xml:space="preserve">  border-radius:18px;</w:t>
       </w:r>
@@ -3851,6 +4178,7 @@
       <w:r>
         <w:rPr>
           <w:rtl w:val="0"/>
+          <w:lang w:val="en-US"/>
         </w:rPr>
         <w:t xml:space="preserve">  box-shadow:0 14px 34px rgba(15,35,55,0.10);</w:t>
       </w:r>
@@ -3862,6 +4190,7 @@
       <w:r>
         <w:rPr>
           <w:rtl w:val="0"/>
+          <w:lang w:val="en-US"/>
         </w:rPr>
         <w:t xml:space="preserve">  backdrop-filter:blur(10px);</w:t>
       </w:r>
@@ -3873,6 +4202,7 @@
       <w:r>
         <w:rPr>
           <w:rtl w:val="0"/>
+          <w:lang w:val="en-US"/>
         </w:rPr>
         <w:t>}</w:t>
       </w:r>
@@ -3889,6 +4219,7 @@
       <w:r>
         <w:rPr>
           <w:rtl w:val="0"/>
+          <w:lang w:val="en-US"/>
         </w:rPr>
         <w:t>.story-note strong{</w:t>
       </w:r>
@@ -3900,6 +4231,7 @@
       <w:r>
         <w:rPr>
           <w:rtl w:val="0"/>
+          <w:lang w:val="en-US"/>
         </w:rPr>
         <w:t xml:space="preserve">  display:block;</w:t>
       </w:r>
@@ -3911,6 +4243,7 @@
       <w:r>
         <w:rPr>
           <w:rtl w:val="0"/>
+          <w:lang w:val="en-US"/>
         </w:rPr>
         <w:t xml:space="preserve">  margin-bottom:4px;</w:t>
       </w:r>
@@ -3922,6 +4255,7 @@
       <w:r>
         <w:rPr>
           <w:rtl w:val="0"/>
+          <w:lang w:val="en-US"/>
         </w:rPr>
         <w:t xml:space="preserve">  color:var(--pw-heading);</w:t>
       </w:r>
@@ -3933,6 +4267,7 @@
       <w:r>
         <w:rPr>
           <w:rtl w:val="0"/>
+          <w:lang w:val="en-US"/>
         </w:rPr>
         <w:t xml:space="preserve">  font-size:13px;</w:t>
       </w:r>
@@ -3944,6 +4279,7 @@
       <w:r>
         <w:rPr>
           <w:rtl w:val="0"/>
+          <w:lang w:val="en-US"/>
         </w:rPr>
         <w:t xml:space="preserve">  line-height:1.35;</w:t>
       </w:r>
@@ -3955,6 +4291,7 @@
       <w:r>
         <w:rPr>
           <w:rtl w:val="0"/>
+          <w:lang w:val="en-US"/>
         </w:rPr>
         <w:t>}</w:t>
       </w:r>
@@ -3971,6 +4308,7 @@
       <w:r>
         <w:rPr>
           <w:rtl w:val="0"/>
+          <w:lang w:val="en-US"/>
         </w:rPr>
         <w:t>.story-note span{</w:t>
       </w:r>
@@ -3982,6 +4320,7 @@
       <w:r>
         <w:rPr>
           <w:rtl w:val="0"/>
+          <w:lang w:val="en-US"/>
         </w:rPr>
         <w:t xml:space="preserve">  display:block;</w:t>
       </w:r>
@@ -3993,6 +4332,7 @@
       <w:r>
         <w:rPr>
           <w:rtl w:val="0"/>
+          <w:lang w:val="en-US"/>
         </w:rPr>
         <w:t xml:space="preserve">  color:var(--pw-muted);</w:t>
       </w:r>
@@ -4004,6 +4344,7 @@
       <w:r>
         <w:rPr>
           <w:rtl w:val="0"/>
+          <w:lang w:val="en-US"/>
         </w:rPr>
         <w:t xml:space="preserve">  font-size:13px;</w:t>
       </w:r>
@@ -4015,6 +4356,7 @@
       <w:r>
         <w:rPr>
           <w:rtl w:val="0"/>
+          <w:lang w:val="en-US"/>
         </w:rPr>
         <w:t xml:space="preserve">  line-height:1.5;</w:t>
       </w:r>
@@ -4026,6 +4368,7 @@
       <w:r>
         <w:rPr>
           <w:rtl w:val="0"/>
+          <w:lang w:val="en-US"/>
         </w:rPr>
         <w:t>}</w:t>
       </w:r>
@@ -4042,6 +4385,7 @@
       <w:r>
         <w:rPr>
           <w:rtl w:val="0"/>
+          <w:lang w:val="en-US"/>
         </w:rPr>
         <w:t>.story-note:empty{</w:t>
       </w:r>
@@ -4053,6 +4397,7 @@
       <w:r>
         <w:rPr>
           <w:rtl w:val="0"/>
+          <w:lang w:val="en-US"/>
         </w:rPr>
         <w:t xml:space="preserve">  display:none;</w:t>
       </w:r>
@@ -4064,6 +4409,7 @@
       <w:r>
         <w:rPr>
           <w:rtl w:val="0"/>
+          <w:lang w:val="en-US"/>
         </w:rPr>
         <w:t>}</w:t>
       </w:r>
@@ -4080,6 +4426,7 @@
       <w:r>
         <w:rPr>
           <w:rtl w:val="0"/>
+          <w:lang w:val="en-US"/>
         </w:rPr>
         <w:t>/* FULL IMAGE BREAK */</w:t>
       </w:r>
@@ -4091,6 +4438,7 @@
       <w:r>
         <w:rPr>
           <w:rtl w:val="0"/>
+          <w:lang w:val="en-US"/>
         </w:rPr>
         <w:t>.soft-divider{</w:t>
       </w:r>
@@ -4102,6 +4450,7 @@
       <w:r>
         <w:rPr>
           <w:rtl w:val="0"/>
+          <w:lang w:val="en-US"/>
         </w:rPr>
         <w:t xml:space="preserve">  width:100%;</w:t>
       </w:r>
@@ -4113,6 +4462,7 @@
       <w:r>
         <w:rPr>
           <w:rtl w:val="0"/>
+          <w:lang w:val="en-US"/>
         </w:rPr>
         <w:t xml:space="preserve">  height:1px;</w:t>
       </w:r>
@@ -4124,6 +4474,7 @@
       <w:r>
         <w:rPr>
           <w:rtl w:val="0"/>
+          <w:lang w:val="en-US"/>
         </w:rPr>
         <w:t xml:space="preserve">  margin:2px 0 4px;</w:t>
       </w:r>
@@ -4135,6 +4486,7 @@
       <w:r>
         <w:rPr>
           <w:rtl w:val="0"/>
+          <w:lang w:val="en-US"/>
         </w:rPr>
         <w:t xml:space="preserve">  background:linear-gradient(90deg, transparent, rgba(18,52,77,0.18), transparent);</w:t>
       </w:r>
@@ -4146,6 +4498,7 @@
       <w:r>
         <w:rPr>
           <w:rtl w:val="0"/>
+          <w:lang w:val="en-US"/>
         </w:rPr>
         <w:t>}</w:t>
       </w:r>
@@ -4162,6 +4515,7 @@
       <w:r>
         <w:rPr>
           <w:rtl w:val="0"/>
+          <w:lang w:val="en-US"/>
         </w:rPr>
         <w:t>.full-bleed-image{</w:t>
       </w:r>
@@ -4173,6 +4527,7 @@
       <w:r>
         <w:rPr>
           <w:rtl w:val="0"/>
+          <w:lang w:val="en-US"/>
         </w:rPr>
         <w:t xml:space="preserve">  overflow:hidden;</w:t>
       </w:r>
@@ -4184,6 +4539,7 @@
       <w:r>
         <w:rPr>
           <w:rtl w:val="0"/>
+          <w:lang w:val="en-US"/>
         </w:rPr>
         <w:t xml:space="preserve">  border-radius:24px;</w:t>
       </w:r>
@@ -4195,6 +4551,7 @@
       <w:r>
         <w:rPr>
           <w:rtl w:val="0"/>
+          <w:lang w:val="en-US"/>
         </w:rPr>
         <w:t xml:space="preserve">  background:#f3f6f9;</w:t>
       </w:r>
@@ -4206,6 +4563,7 @@
       <w:r>
         <w:rPr>
           <w:rtl w:val="0"/>
+          <w:lang w:val="en-US"/>
         </w:rPr>
         <w:t>}</w:t>
       </w:r>
@@ -4222,6 +4580,7 @@
       <w:r>
         <w:rPr>
           <w:rtl w:val="0"/>
+          <w:lang w:val="en-US"/>
         </w:rPr>
         <w:t>.full-bleed-image img{</w:t>
       </w:r>
@@ -4233,6 +4592,7 @@
       <w:r>
         <w:rPr>
           <w:rtl w:val="0"/>
+          <w:lang w:val="en-US"/>
         </w:rPr>
         <w:t xml:space="preserve">  width:100%;</w:t>
       </w:r>
@@ -4244,6 +4604,7 @@
       <w:r>
         <w:rPr>
           <w:rtl w:val="0"/>
+          <w:lang w:val="en-US"/>
         </w:rPr>
         <w:t xml:space="preserve">  max-height:520px;</w:t>
       </w:r>
@@ -4255,6 +4616,7 @@
       <w:r>
         <w:rPr>
           <w:rtl w:val="0"/>
+          <w:lang w:val="en-US"/>
         </w:rPr>
         <w:t xml:space="preserve">  object-fit:cover;</w:t>
       </w:r>
@@ -4266,6 +4628,7 @@
       <w:r>
         <w:rPr>
           <w:rtl w:val="0"/>
+          <w:lang w:val="en-US"/>
         </w:rPr>
         <w:t>}</w:t>
       </w:r>
@@ -4282,6 +4645,7 @@
       <w:r>
         <w:rPr>
           <w:rtl w:val="0"/>
+          <w:lang w:val="en-US"/>
         </w:rPr>
         <w:t>.full-bleed-image:has(img[src=""]){</w:t>
       </w:r>
@@ -4293,6 +4657,7 @@
       <w:r>
         <w:rPr>
           <w:rtl w:val="0"/>
+          <w:lang w:val="en-US"/>
         </w:rPr>
         <w:t xml:space="preserve">  display:none;</w:t>
       </w:r>
@@ -4304,6 +4669,7 @@
       <w:r>
         <w:rPr>
           <w:rtl w:val="0"/>
+          <w:lang w:val="en-US"/>
         </w:rPr>
         <w:t>}</w:t>
       </w:r>
@@ -4320,6 +4686,7 @@
       <w:r>
         <w:rPr>
           <w:rtl w:val="0"/>
+          <w:lang w:val="en-US"/>
         </w:rPr>
         <w:t>/* DUO GALLERY */</w:t>
       </w:r>
@@ -4331,6 +4698,7 @@
       <w:r>
         <w:rPr>
           <w:rtl w:val="0"/>
+          <w:lang w:val="en-US"/>
         </w:rPr>
         <w:t>.duo-gallery{</w:t>
       </w:r>
@@ -4342,6 +4710,7 @@
       <w:r>
         <w:rPr>
           <w:rtl w:val="0"/>
+          <w:lang w:val="en-US"/>
         </w:rPr>
         <w:t xml:space="preserve">  display:grid;</w:t>
       </w:r>
@@ -4353,6 +4722,7 @@
       <w:r>
         <w:rPr>
           <w:rtl w:val="0"/>
+          <w:lang w:val="en-US"/>
         </w:rPr>
         <w:t xml:space="preserve">  grid-template-columns:repeat(2, minmax(0,1fr));</w:t>
       </w:r>
@@ -4364,6 +4734,7 @@
       <w:r>
         <w:rPr>
           <w:rtl w:val="0"/>
+          <w:lang w:val="en-US"/>
         </w:rPr>
         <w:t xml:space="preserve">  gap:18px;</w:t>
       </w:r>
@@ -4375,6 +4746,7 @@
       <w:r>
         <w:rPr>
           <w:rtl w:val="0"/>
+          <w:lang w:val="en-US"/>
         </w:rPr>
         <w:t>}</w:t>
       </w:r>
@@ -4391,6 +4763,7 @@
       <w:r>
         <w:rPr>
           <w:rtl w:val="0"/>
+          <w:lang w:val="en-US"/>
         </w:rPr>
         <w:t>.duo-card{</w:t>
       </w:r>
@@ -4402,6 +4775,7 @@
       <w:r>
         <w:rPr>
           <w:rtl w:val="0"/>
+          <w:lang w:val="en-US"/>
         </w:rPr>
         <w:t xml:space="preserve">  overflow:hidden;</w:t>
       </w:r>
@@ -4413,6 +4787,7 @@
       <w:r>
         <w:rPr>
           <w:rtl w:val="0"/>
+          <w:lang w:val="en-US"/>
         </w:rPr>
         <w:t xml:space="preserve">  border-radius:22px;</w:t>
       </w:r>
@@ -4424,6 +4799,7 @@
       <w:r>
         <w:rPr>
           <w:rtl w:val="0"/>
+          <w:lang w:val="en-US"/>
         </w:rPr>
         <w:t xml:space="preserve">  box-shadow:var(--pw-shadow-soft);</w:t>
       </w:r>
@@ -4435,6 +4811,7 @@
       <w:r>
         <w:rPr>
           <w:rtl w:val="0"/>
+          <w:lang w:val="en-US"/>
         </w:rPr>
         <w:t>}</w:t>
       </w:r>
@@ -4451,6 +4828,7 @@
       <w:r>
         <w:rPr>
           <w:rtl w:val="0"/>
+          <w:lang w:val="en-US"/>
         </w:rPr>
         <w:t>.duo-card img{</w:t>
       </w:r>
@@ -4462,6 +4840,7 @@
       <w:r>
         <w:rPr>
           <w:rtl w:val="0"/>
+          <w:lang w:val="en-US"/>
         </w:rPr>
         <w:t xml:space="preserve">  width:100%;</w:t>
       </w:r>
@@ -4473,6 +4852,7 @@
       <w:r>
         <w:rPr>
           <w:rtl w:val="0"/>
+          <w:lang w:val="en-US"/>
         </w:rPr>
         <w:t xml:space="preserve">  height:280px;</w:t>
       </w:r>
@@ -4484,6 +4864,7 @@
       <w:r>
         <w:rPr>
           <w:rtl w:val="0"/>
+          <w:lang w:val="en-US"/>
         </w:rPr>
         <w:t xml:space="preserve">  object-fit:cover;</w:t>
       </w:r>
@@ -4495,6 +4876,7 @@
       <w:r>
         <w:rPr>
           <w:rtl w:val="0"/>
+          <w:lang w:val="en-US"/>
         </w:rPr>
         <w:t>}</w:t>
       </w:r>
@@ -4511,6 +4893,7 @@
       <w:r>
         <w:rPr>
           <w:rtl w:val="0"/>
+          <w:lang w:val="en-US"/>
         </w:rPr>
         <w:t>.duo-caption{</w:t>
       </w:r>
@@ -4522,6 +4905,7 @@
       <w:r>
         <w:rPr>
           <w:rtl w:val="0"/>
+          <w:lang w:val="en-US"/>
         </w:rPr>
         <w:t xml:space="preserve">  padding:15px 16px 17px;</w:t>
       </w:r>
@@ -4533,6 +4917,7 @@
       <w:r>
         <w:rPr>
           <w:rtl w:val="0"/>
+          <w:lang w:val="en-US"/>
         </w:rPr>
         <w:t>}</w:t>
       </w:r>
@@ -4549,6 +4934,7 @@
       <w:r>
         <w:rPr>
           <w:rtl w:val="0"/>
+          <w:lang w:val="en-US"/>
         </w:rPr>
         <w:t>.duo-caption strong{</w:t>
       </w:r>
@@ -4560,6 +4946,7 @@
       <w:r>
         <w:rPr>
           <w:rtl w:val="0"/>
+          <w:lang w:val="en-US"/>
         </w:rPr>
         <w:t xml:space="preserve">  display:block;</w:t>
       </w:r>
@@ -4571,6 +4958,7 @@
       <w:r>
         <w:rPr>
           <w:rtl w:val="0"/>
+          <w:lang w:val="en-US"/>
         </w:rPr>
         <w:t xml:space="preserve">  margin-bottom:6px;</w:t>
       </w:r>
@@ -4582,6 +4970,7 @@
       <w:r>
         <w:rPr>
           <w:rtl w:val="0"/>
+          <w:lang w:val="en-US"/>
         </w:rPr>
         <w:t xml:space="preserve">  color:var(--pw-heading);</w:t>
       </w:r>
@@ -4593,6 +4982,7 @@
       <w:r>
         <w:rPr>
           <w:rtl w:val="0"/>
+          <w:lang w:val="en-US"/>
         </w:rPr>
         <w:t xml:space="preserve">  font-size:15px;</w:t>
       </w:r>
@@ -4604,6 +4994,7 @@
       <w:r>
         <w:rPr>
           <w:rtl w:val="0"/>
+          <w:lang w:val="en-US"/>
         </w:rPr>
         <w:t xml:space="preserve">  line-height:1.35;</w:t>
       </w:r>
@@ -4615,6 +5006,7 @@
       <w:r>
         <w:rPr>
           <w:rtl w:val="0"/>
+          <w:lang w:val="en-US"/>
         </w:rPr>
         <w:t>}</w:t>
       </w:r>
@@ -4631,6 +5023,7 @@
       <w:r>
         <w:rPr>
           <w:rtl w:val="0"/>
+          <w:lang w:val="en-US"/>
         </w:rPr>
         <w:t>.duo-caption span{</w:t>
       </w:r>
@@ -4642,6 +5035,7 @@
       <w:r>
         <w:rPr>
           <w:rtl w:val="0"/>
+          <w:lang w:val="en-US"/>
         </w:rPr>
         <w:t xml:space="preserve">  display:block;</w:t>
       </w:r>
@@ -4653,6 +5047,7 @@
       <w:r>
         <w:rPr>
           <w:rtl w:val="0"/>
+          <w:lang w:val="en-US"/>
         </w:rPr>
         <w:t xml:space="preserve">  color:var(--pw-muted);</w:t>
       </w:r>
@@ -4664,6 +5059,7 @@
       <w:r>
         <w:rPr>
           <w:rtl w:val="0"/>
+          <w:lang w:val="en-US"/>
         </w:rPr>
         <w:t xml:space="preserve">  font-size:14px;</w:t>
       </w:r>
@@ -4675,6 +5071,7 @@
       <w:r>
         <w:rPr>
           <w:rtl w:val="0"/>
+          <w:lang w:val="en-US"/>
         </w:rPr>
         <w:t xml:space="preserve">  line-height:1.65;</w:t>
       </w:r>
@@ -4686,6 +5083,7 @@
       <w:r>
         <w:rPr>
           <w:rtl w:val="0"/>
+          <w:lang w:val="en-US"/>
         </w:rPr>
         <w:t>}</w:t>
       </w:r>
@@ -4702,6 +5100,7 @@
       <w:r>
         <w:rPr>
           <w:rtl w:val="0"/>
+          <w:lang w:val="en-US"/>
         </w:rPr>
         <w:t>.duo-card:has(img[src=""]){</w:t>
       </w:r>
@@ -4713,6 +5112,7 @@
       <w:r>
         <w:rPr>
           <w:rtl w:val="0"/>
+          <w:lang w:val="en-US"/>
         </w:rPr>
         <w:t xml:space="preserve">  display:none;</w:t>
       </w:r>
@@ -4724,6 +5124,7 @@
       <w:r>
         <w:rPr>
           <w:rtl w:val="0"/>
+          <w:lang w:val="en-US"/>
         </w:rPr>
         <w:t>}</w:t>
       </w:r>
@@ -4740,6 +5141,7 @@
       <w:r>
         <w:rPr>
           <w:rtl w:val="0"/>
+          <w:lang w:val="en-US"/>
         </w:rPr>
         <w:t>/* TABLE */</w:t>
       </w:r>
@@ -4751,6 +5153,7 @@
       <w:r>
         <w:rPr>
           <w:rtl w:val="0"/>
+          <w:lang w:val="en-US"/>
         </w:rPr>
         <w:t>.clean-table-wrap{</w:t>
       </w:r>
@@ -4762,6 +5165,7 @@
       <w:r>
         <w:rPr>
           <w:rtl w:val="0"/>
+          <w:lang w:val="en-US"/>
         </w:rPr>
         <w:t xml:space="preserve">  overflow-x:auto;</w:t>
       </w:r>
@@ -4773,6 +5177,7 @@
       <w:r>
         <w:rPr>
           <w:rtl w:val="0"/>
+          <w:lang w:val="en-US"/>
         </w:rPr>
         <w:t xml:space="preserve">  border:1px solid var(--pw-line);</w:t>
       </w:r>
@@ -4784,6 +5189,7 @@
       <w:r>
         <w:rPr>
           <w:rtl w:val="0"/>
+          <w:lang w:val="en-US"/>
         </w:rPr>
         <w:t xml:space="preserve">  border-radius:18px;</w:t>
       </w:r>
@@ -4795,6 +5201,7 @@
       <w:r>
         <w:rPr>
           <w:rtl w:val="0"/>
+          <w:lang w:val="en-US"/>
         </w:rPr>
         <w:t xml:space="preserve">  background:#fff;</w:t>
       </w:r>
@@ -4806,6 +5213,7 @@
       <w:r>
         <w:rPr>
           <w:rtl w:val="0"/>
+          <w:lang w:val="en-US"/>
         </w:rPr>
         <w:t>}</w:t>
       </w:r>
@@ -4822,6 +5230,7 @@
       <w:r>
         <w:rPr>
           <w:rtl w:val="0"/>
+          <w:lang w:val="en-US"/>
         </w:rPr>
         <w:t>.clean-table{</w:t>
       </w:r>
@@ -4833,6 +5242,7 @@
       <w:r>
         <w:rPr>
           <w:rtl w:val="0"/>
+          <w:lang w:val="en-US"/>
         </w:rPr>
         <w:t xml:space="preserve">  width:100%;</w:t>
       </w:r>
@@ -4844,6 +5254,7 @@
       <w:r>
         <w:rPr>
           <w:rtl w:val="0"/>
+          <w:lang w:val="en-US"/>
         </w:rPr>
         <w:t xml:space="preserve">  border-collapse:collapse;</w:t>
       </w:r>
@@ -4855,6 +5266,7 @@
       <w:r>
         <w:rPr>
           <w:rtl w:val="0"/>
+          <w:lang w:val="en-US"/>
         </w:rPr>
         <w:t>}</w:t>
       </w:r>
@@ -4871,6 +5283,7 @@
       <w:r>
         <w:rPr>
           <w:rtl w:val="0"/>
+          <w:lang w:val="en-US"/>
         </w:rPr>
         <w:t>.clean-table thead th{</w:t>
       </w:r>
@@ -4882,6 +5295,7 @@
       <w:r>
         <w:rPr>
           <w:rtl w:val="0"/>
+          <w:lang w:val="en-US"/>
         </w:rPr>
         <w:t xml:space="preserve">  background:#f8fbfd;</w:t>
       </w:r>
@@ -4893,6 +5307,7 @@
       <w:r>
         <w:rPr>
           <w:rtl w:val="0"/>
+          <w:lang w:val="en-US"/>
         </w:rPr>
         <w:t xml:space="preserve">  color:var(--pw-heading);</w:t>
       </w:r>
@@ -4904,6 +5319,7 @@
       <w:r>
         <w:rPr>
           <w:rtl w:val="0"/>
+          <w:lang w:val="en-US"/>
         </w:rPr>
         <w:t xml:space="preserve">  font-size:14px;</w:t>
       </w:r>
@@ -4915,6 +5331,7 @@
       <w:r>
         <w:rPr>
           <w:rtl w:val="0"/>
+          <w:lang w:val="en-US"/>
         </w:rPr>
         <w:t xml:space="preserve">  font-weight:700;</w:t>
       </w:r>
@@ -4926,6 +5343,7 @@
       <w:r>
         <w:rPr>
           <w:rtl w:val="0"/>
+          <w:lang w:val="en-US"/>
         </w:rPr>
         <w:t xml:space="preserve">  text-align:left;</w:t>
       </w:r>
@@ -4937,6 +5355,7 @@
       <w:r>
         <w:rPr>
           <w:rtl w:val="0"/>
+          <w:lang w:val="en-US"/>
         </w:rPr>
         <w:t xml:space="preserve">  padding:14px 16px;</w:t>
       </w:r>
@@ -4948,6 +5367,7 @@
       <w:r>
         <w:rPr>
           <w:rtl w:val="0"/>
+          <w:lang w:val="en-US"/>
         </w:rPr>
         <w:t xml:space="preserve">  border-bottom:1px solid var(--pw-line);</w:t>
       </w:r>
@@ -4959,6 +5379,7 @@
       <w:r>
         <w:rPr>
           <w:rtl w:val="0"/>
+          <w:lang w:val="en-US"/>
         </w:rPr>
         <w:t>}</w:t>
       </w:r>
@@ -4975,6 +5396,7 @@
       <w:r>
         <w:rPr>
           <w:rtl w:val="0"/>
+          <w:lang w:val="en-US"/>
         </w:rPr>
         <w:t>.clean-table tbody td{</w:t>
       </w:r>
@@ -4986,6 +5408,7 @@
       <w:r>
         <w:rPr>
           <w:rtl w:val="0"/>
+          <w:lang w:val="en-US"/>
         </w:rPr>
         <w:t xml:space="preserve">  padding:14px 16px;</w:t>
       </w:r>
@@ -4997,6 +5420,7 @@
       <w:r>
         <w:rPr>
           <w:rtl w:val="0"/>
+          <w:lang w:val="en-US"/>
         </w:rPr>
         <w:t xml:space="preserve">  border-top:1px solid var(--pw-line);</w:t>
       </w:r>
@@ -5008,6 +5432,7 @@
       <w:r>
         <w:rPr>
           <w:rtl w:val="0"/>
+          <w:lang w:val="en-US"/>
         </w:rPr>
         <w:t xml:space="preserve">  vertical-align:top;</w:t>
       </w:r>
@@ -5019,6 +5444,7 @@
       <w:r>
         <w:rPr>
           <w:rtl w:val="0"/>
+          <w:lang w:val="en-US"/>
         </w:rPr>
         <w:t>}</w:t>
       </w:r>
@@ -5035,6 +5461,7 @@
       <w:r>
         <w:rPr>
           <w:rtl w:val="0"/>
+          <w:lang w:val="en-US"/>
         </w:rPr>
         <w:t>/* VIDEO */</w:t>
       </w:r>
@@ -5046,6 +5473,7 @@
       <w:r>
         <w:rPr>
           <w:rtl w:val="0"/>
+          <w:lang w:val="en-US"/>
         </w:rPr>
         <w:t>.video-shell{</w:t>
       </w:r>
@@ -5057,6 +5485,7 @@
       <w:r>
         <w:rPr>
           <w:rtl w:val="0"/>
+          <w:lang w:val="en-US"/>
         </w:rPr>
         <w:t xml:space="preserve">  overflow:hidden;</w:t>
       </w:r>
@@ -5068,6 +5497,7 @@
       <w:r>
         <w:rPr>
           <w:rtl w:val="0"/>
+          <w:lang w:val="en-US"/>
         </w:rPr>
         <w:t xml:space="preserve">  border-radius:22px;</w:t>
       </w:r>
@@ -5079,6 +5509,7 @@
       <w:r>
         <w:rPr>
           <w:rtl w:val="0"/>
+          <w:lang w:val="en-US"/>
         </w:rPr>
         <w:t xml:space="preserve">  background:#fff;</w:t>
       </w:r>
@@ -5090,6 +5521,7 @@
       <w:r>
         <w:rPr>
           <w:rtl w:val="0"/>
+          <w:lang w:val="en-US"/>
         </w:rPr>
         <w:t>}</w:t>
       </w:r>
@@ -5106,6 +5538,7 @@
       <w:r>
         <w:rPr>
           <w:rtl w:val="0"/>
+          <w:lang w:val="en-US"/>
         </w:rPr>
         <w:t>.video-shell:has(iframe[src=""]),</w:t>
       </w:r>
@@ -5117,6 +5550,7 @@
       <w:r>
         <w:rPr>
           <w:rtl w:val="0"/>
+          <w:lang w:val="en-US"/>
         </w:rPr>
         <w:t>.video-shell:has(iframe[src="https://www.youtube.com/embed/"]){</w:t>
       </w:r>
@@ -5128,6 +5562,7 @@
       <w:r>
         <w:rPr>
           <w:rtl w:val="0"/>
+          <w:lang w:val="en-US"/>
         </w:rPr>
         <w:t xml:space="preserve">  display:none;</w:t>
       </w:r>
@@ -5139,6 +5574,7 @@
       <w:r>
         <w:rPr>
           <w:rtl w:val="0"/>
+          <w:lang w:val="en-US"/>
         </w:rPr>
         <w:t>}</w:t>
       </w:r>
@@ -5155,6 +5591,7 @@
       <w:r>
         <w:rPr>
           <w:rtl w:val="0"/>
+          <w:lang w:val="en-US"/>
         </w:rPr>
         <w:t>.video-block{</w:t>
       </w:r>
@@ -5166,6 +5603,7 @@
       <w:r>
         <w:rPr>
           <w:rtl w:val="0"/>
+          <w:lang w:val="en-US"/>
         </w:rPr>
         <w:t xml:space="preserve">  position:relative;</w:t>
       </w:r>
@@ -5177,6 +5615,7 @@
       <w:r>
         <w:rPr>
           <w:rtl w:val="0"/>
+          <w:lang w:val="en-US"/>
         </w:rPr>
         <w:t xml:space="preserve">  width:100%;</w:t>
       </w:r>
@@ -5188,6 +5627,7 @@
       <w:r>
         <w:rPr>
           <w:rtl w:val="0"/>
+          <w:lang w:val="en-US"/>
         </w:rPr>
         <w:t xml:space="preserve">  padding-bottom:56.25%;</w:t>
       </w:r>
@@ -5199,6 +5639,7 @@
       <w:r>
         <w:rPr>
           <w:rtl w:val="0"/>
+          <w:lang w:val="en-US"/>
         </w:rPr>
         <w:t xml:space="preserve">  height:0;</w:t>
       </w:r>
@@ -5210,6 +5651,7 @@
       <w:r>
         <w:rPr>
           <w:rtl w:val="0"/>
+          <w:lang w:val="en-US"/>
         </w:rPr>
         <w:t>}</w:t>
       </w:r>
@@ -5226,6 +5668,7 @@
       <w:r>
         <w:rPr>
           <w:rtl w:val="0"/>
+          <w:lang w:val="en-US"/>
         </w:rPr>
         <w:t>.video-block iframe{</w:t>
       </w:r>
@@ -5237,6 +5680,7 @@
       <w:r>
         <w:rPr>
           <w:rtl w:val="0"/>
+          <w:lang w:val="en-US"/>
         </w:rPr>
         <w:t xml:space="preserve">  position:absolute;</w:t>
       </w:r>
@@ -5248,6 +5692,7 @@
       <w:r>
         <w:rPr>
           <w:rtl w:val="0"/>
+          <w:lang w:val="en-US"/>
         </w:rPr>
         <w:t xml:space="preserve">  inset:0;</w:t>
       </w:r>
@@ -5259,6 +5704,7 @@
       <w:r>
         <w:rPr>
           <w:rtl w:val="0"/>
+          <w:lang w:val="en-US"/>
         </w:rPr>
         <w:t xml:space="preserve">  width:100%;</w:t>
       </w:r>
@@ -5270,6 +5716,7 @@
       <w:r>
         <w:rPr>
           <w:rtl w:val="0"/>
+          <w:lang w:val="en-US"/>
         </w:rPr>
         <w:t xml:space="preserve">  height:100%;</w:t>
       </w:r>
@@ -5281,6 +5728,7 @@
       <w:r>
         <w:rPr>
           <w:rtl w:val="0"/>
+          <w:lang w:val="en-US"/>
         </w:rPr>
         <w:t xml:space="preserve">  border:0;</w:t>
       </w:r>
@@ -5292,6 +5740,7 @@
       <w:r>
         <w:rPr>
           <w:rtl w:val="0"/>
+          <w:lang w:val="en-US"/>
         </w:rPr>
         <w:t>}</w:t>
       </w:r>
@@ -5308,6 +5757,7 @@
       <w:r>
         <w:rPr>
           <w:rtl w:val="0"/>
+          <w:lang w:val="en-US"/>
         </w:rPr>
         <w:t>/* RESPONSIVE */</w:t>
       </w:r>
@@ -5319,6 +5769,7 @@
       <w:r>
         <w:rPr>
           <w:rtl w:val="0"/>
+          <w:lang w:val="en-US"/>
         </w:rPr>
         <w:t>@media (max-width:980px){</w:t>
       </w:r>
@@ -5330,6 +5781,7 @@
       <w:r>
         <w:rPr>
           <w:rtl w:val="0"/>
+          <w:lang w:val="en-US"/>
         </w:rPr>
         <w:t xml:space="preserve">  .hero{</w:t>
       </w:r>
@@ -5341,6 +5793,7 @@
       <w:r>
         <w:rPr>
           <w:rtl w:val="0"/>
+          <w:lang w:val="en-US"/>
         </w:rPr>
         <w:t xml:space="preserve">    grid-template-columns:1fr;</w:t>
       </w:r>
@@ -5352,6 +5805,7 @@
       <w:r>
         <w:rPr>
           <w:rtl w:val="0"/>
+          <w:lang w:val="en-US"/>
         </w:rPr>
         <w:t xml:space="preserve">  }</w:t>
       </w:r>
@@ -5368,6 +5822,7 @@
       <w:r>
         <w:rPr>
           <w:rtl w:val="0"/>
+          <w:lang w:val="en-US"/>
         </w:rPr>
         <w:t xml:space="preserve">  .hero-card h1{</w:t>
       </w:r>
@@ -5379,6 +5834,7 @@
       <w:r>
         <w:rPr>
           <w:rtl w:val="0"/>
+          <w:lang w:val="en-US"/>
         </w:rPr>
         <w:t xml:space="preserve">    font-size:35px;</w:t>
       </w:r>
@@ -5390,6 +5846,7 @@
       <w:r>
         <w:rPr>
           <w:rtl w:val="0"/>
+          <w:lang w:val="en-US"/>
         </w:rPr>
         <w:t xml:space="preserve">  }</w:t>
       </w:r>
@@ -5406,6 +5863,7 @@
       <w:r>
         <w:rPr>
           <w:rtl w:val="0"/>
+          <w:lang w:val="en-US"/>
         </w:rPr>
         <w:t xml:space="preserve">  .info-grid{</w:t>
       </w:r>
@@ -5417,6 +5875,7 @@
       <w:r>
         <w:rPr>
           <w:rtl w:val="0"/>
+          <w:lang w:val="en-US"/>
         </w:rPr>
         <w:t xml:space="preserve">    grid-template-columns:repeat(2, minmax(0,1fr));</w:t>
       </w:r>
@@ -5428,6 +5887,7 @@
       <w:r>
         <w:rPr>
           <w:rtl w:val="0"/>
+          <w:lang w:val="en-US"/>
         </w:rPr>
         <w:t xml:space="preserve">  }</w:t>
       </w:r>
@@ -5444,6 +5904,7 @@
       <w:r>
         <w:rPr>
           <w:rtl w:val="0"/>
+          <w:lang w:val="en-US"/>
         </w:rPr>
         <w:t xml:space="preserve">  .story-split{</w:t>
       </w:r>
@@ -5455,6 +5916,7 @@
       <w:r>
         <w:rPr>
           <w:rtl w:val="0"/>
+          <w:lang w:val="en-US"/>
         </w:rPr>
         <w:t xml:space="preserve">    grid-template-columns:1fr;</w:t>
       </w:r>
@@ -5466,6 +5928,7 @@
       <w:r>
         <w:rPr>
           <w:rtl w:val="0"/>
+          <w:lang w:val="en-US"/>
         </w:rPr>
         <w:t xml:space="preserve">  }</w:t>
       </w:r>
@@ -5482,6 +5945,7 @@
       <w:r>
         <w:rPr>
           <w:rtl w:val="0"/>
+          <w:lang w:val="en-US"/>
         </w:rPr>
         <w:t xml:space="preserve">  .story-note{</w:t>
       </w:r>
@@ -5493,6 +5957,7 @@
       <w:r>
         <w:rPr>
           <w:rtl w:val="0"/>
+          <w:lang w:val="en-US"/>
         </w:rPr>
         <w:t xml:space="preserve">    position:static;</w:t>
       </w:r>
@@ -5504,6 +5969,7 @@
       <w:r>
         <w:rPr>
           <w:rtl w:val="0"/>
+          <w:lang w:val="en-US"/>
         </w:rPr>
         <w:t xml:space="preserve">    margin-top:14px;</w:t>
       </w:r>
@@ -5515,6 +5981,7 @@
       <w:r>
         <w:rPr>
           <w:rtl w:val="0"/>
+          <w:lang w:val="en-US"/>
         </w:rPr>
         <w:t xml:space="preserve">    max-width:none;</w:t>
       </w:r>
@@ -5526,6 +5993,7 @@
       <w:r>
         <w:rPr>
           <w:rtl w:val="0"/>
+          <w:lang w:val="en-US"/>
         </w:rPr>
         <w:t xml:space="preserve">  }</w:t>
       </w:r>
@@ -5537,6 +6005,7 @@
       <w:r>
         <w:rPr>
           <w:rtl w:val="0"/>
+          <w:lang w:val="en-US"/>
         </w:rPr>
         <w:t>}</w:t>
       </w:r>
@@ -5553,6 +6022,7 @@
       <w:r>
         <w:rPr>
           <w:rtl w:val="0"/>
+          <w:lang w:val="en-US"/>
         </w:rPr>
         <w:t>@media (max-width:640px){</w:t>
       </w:r>
@@ -5564,6 +6034,7 @@
       <w:r>
         <w:rPr>
           <w:rtl w:val="0"/>
+          <w:lang w:val="en-US"/>
         </w:rPr>
         <w:t xml:space="preserve">  .book-wrap{</w:t>
       </w:r>
@@ -5575,6 +6046,7 @@
       <w:r>
         <w:rPr>
           <w:rtl w:val="0"/>
+          <w:lang w:val="en-US"/>
         </w:rPr>
         <w:t xml:space="preserve">    padding:18px 12px 40px;</w:t>
       </w:r>
@@ -5586,6 +6058,7 @@
       <w:r>
         <w:rPr>
           <w:rtl w:val="0"/>
+          <w:lang w:val="en-US"/>
         </w:rPr>
         <w:t xml:space="preserve">  }</w:t>
       </w:r>
@@ -5602,6 +6075,7 @@
       <w:r>
         <w:rPr>
           <w:rtl w:val="0"/>
+          <w:lang w:val="en-US"/>
         </w:rPr>
         <w:t xml:space="preserve">  .hero-card,</w:t>
       </w:r>
@@ -5613,6 +6087,7 @@
       <w:r>
         <w:rPr>
           <w:rtl w:val="0"/>
+          <w:lang w:val="en-US"/>
         </w:rPr>
         <w:t xml:space="preserve">  .section-card,</w:t>
       </w:r>
@@ -5624,6 +6099,7 @@
       <w:r>
         <w:rPr>
           <w:rtl w:val="0"/>
+          <w:lang w:val="en-US"/>
         </w:rPr>
         <w:t xml:space="preserve">  .table-card,</w:t>
       </w:r>
@@ -5635,6 +6111,7 @@
       <w:r>
         <w:rPr>
           <w:rtl w:val="0"/>
+          <w:lang w:val="en-US"/>
         </w:rPr>
         <w:t xml:space="preserve">  .points-card{</w:t>
       </w:r>
@@ -5646,6 +6123,7 @@
       <w:r>
         <w:rPr>
           <w:rtl w:val="0"/>
+          <w:lang w:val="en-US"/>
         </w:rPr>
         <w:t xml:space="preserve">    padding:22px 18px;</w:t>
       </w:r>
@@ -5657,6 +6135,7 @@
       <w:r>
         <w:rPr>
           <w:rtl w:val="0"/>
+          <w:lang w:val="en-US"/>
         </w:rPr>
         <w:t xml:space="preserve">  }</w:t>
       </w:r>
@@ -5673,6 +6152,7 @@
       <w:r>
         <w:rPr>
           <w:rtl w:val="0"/>
+          <w:lang w:val="en-US"/>
         </w:rPr>
         <w:t xml:space="preserve">  .hero-card h1{</w:t>
       </w:r>
@@ -5684,6 +6164,7 @@
       <w:r>
         <w:rPr>
           <w:rtl w:val="0"/>
+          <w:lang w:val="en-US"/>
         </w:rPr>
         <w:t xml:space="preserve">    font-size:30px;</w:t>
       </w:r>
@@ -5695,6 +6176,7 @@
       <w:r>
         <w:rPr>
           <w:rtl w:val="0"/>
+          <w:lang w:val="en-US"/>
         </w:rPr>
         <w:t xml:space="preserve">  }</w:t>
       </w:r>
@@ -5711,6 +6193,7 @@
       <w:r>
         <w:rPr>
           <w:rtl w:val="0"/>
+          <w:lang w:val="en-US"/>
         </w:rPr>
         <w:t xml:space="preserve">  .hero-image img{</w:t>
       </w:r>
@@ -5722,6 +6205,7 @@
       <w:r>
         <w:rPr>
           <w:rtl w:val="0"/>
+          <w:lang w:val="en-US"/>
         </w:rPr>
         <w:t xml:space="preserve">    min-height:360px;</w:t>
       </w:r>
@@ -5733,6 +6217,7 @@
       <w:r>
         <w:rPr>
           <w:rtl w:val="0"/>
+          <w:lang w:val="en-US"/>
         </w:rPr>
         <w:t xml:space="preserve">  }</w:t>
       </w:r>
@@ -5749,6 +6234,7 @@
       <w:r>
         <w:rPr>
           <w:rtl w:val="0"/>
+          <w:lang w:val="en-US"/>
         </w:rPr>
         <w:t xml:space="preserve">  .info-grid{</w:t>
       </w:r>
@@ -5760,6 +6246,7 @@
       <w:r>
         <w:rPr>
           <w:rtl w:val="0"/>
+          <w:lang w:val="en-US"/>
         </w:rPr>
         <w:t xml:space="preserve">    grid-template-columns:1fr;</w:t>
       </w:r>
@@ -5771,6 +6258,7 @@
       <w:r>
         <w:rPr>
           <w:rtl w:val="0"/>
+          <w:lang w:val="en-US"/>
         </w:rPr>
         <w:t xml:space="preserve">  }</w:t>
       </w:r>
@@ -5787,6 +6275,7 @@
       <w:r>
         <w:rPr>
           <w:rtl w:val="0"/>
+          <w:lang w:val="en-US"/>
         </w:rPr>
         <w:t xml:space="preserve">  .duo-gallery{</w:t>
       </w:r>
@@ -5798,6 +6287,7 @@
       <w:r>
         <w:rPr>
           <w:rtl w:val="0"/>
+          <w:lang w:val="en-US"/>
         </w:rPr>
         <w:t xml:space="preserve">    grid-template-columns:1fr;</w:t>
       </w:r>
@@ -5809,6 +6299,7 @@
       <w:r>
         <w:rPr>
           <w:rtl w:val="0"/>
+          <w:lang w:val="en-US"/>
         </w:rPr>
         <w:t xml:space="preserve">  }</w:t>
       </w:r>
@@ -5825,6 +6316,7 @@
       <w:r>
         <w:rPr>
           <w:rtl w:val="0"/>
+          <w:lang w:val="en-US"/>
         </w:rPr>
         <w:t xml:space="preserve">  .duo-card img{</w:t>
       </w:r>
@@ -5836,6 +6328,7 @@
       <w:r>
         <w:rPr>
           <w:rtl w:val="0"/>
+          <w:lang w:val="en-US"/>
         </w:rPr>
         <w:t xml:space="preserve">    height:220px;</w:t>
       </w:r>
@@ -5847,6 +6340,7 @@
       <w:r>
         <w:rPr>
           <w:rtl w:val="0"/>
+          <w:lang w:val="en-US"/>
         </w:rPr>
         <w:t xml:space="preserve">  }</w:t>
       </w:r>
@@ -5863,6 +6357,7 @@
       <w:r>
         <w:rPr>
           <w:rtl w:val="0"/>
+          <w:lang w:val="en-US"/>
         </w:rPr>
         <w:t xml:space="preserve">  .story-image img{</w:t>
       </w:r>
@@ -5874,6 +6369,7 @@
       <w:r>
         <w:rPr>
           <w:rtl w:val="0"/>
+          <w:lang w:val="en-US"/>
         </w:rPr>
         <w:t xml:space="preserve">    min-height:240px;</w:t>
       </w:r>
@@ -5885,6 +6381,7 @@
       <w:r>
         <w:rPr>
           <w:rtl w:val="0"/>
+          <w:lang w:val="en-US"/>
         </w:rPr>
         <w:t xml:space="preserve">  }</w:t>
       </w:r>
@@ -5901,6 +6398,7 @@
       <w:r>
         <w:rPr>
           <w:rtl w:val="0"/>
+          <w:lang w:val="en-US"/>
         </w:rPr>
         <w:t xml:space="preserve">  .clean-table thead{</w:t>
       </w:r>
@@ -5912,6 +6410,7 @@
       <w:r>
         <w:rPr>
           <w:rtl w:val="0"/>
+          <w:lang w:val="en-US"/>
         </w:rPr>
         <w:t xml:space="preserve">    display:none;</w:t>
       </w:r>
@@ -5923,6 +6422,7 @@
       <w:r>
         <w:rPr>
           <w:rtl w:val="0"/>
+          <w:lang w:val="en-US"/>
         </w:rPr>
         <w:t xml:space="preserve">  }</w:t>
       </w:r>
@@ -5939,6 +6439,7 @@
       <w:r>
         <w:rPr>
           <w:rtl w:val="0"/>
+          <w:lang w:val="en-US"/>
         </w:rPr>
         <w:t xml:space="preserve">  .clean-table,</w:t>
       </w:r>
@@ -5950,6 +6451,7 @@
       <w:r>
         <w:rPr>
           <w:rtl w:val="0"/>
+          <w:lang w:val="en-US"/>
         </w:rPr>
         <w:t xml:space="preserve">  .clean-table tbody,</w:t>
       </w:r>
@@ -5961,6 +6463,7 @@
       <w:r>
         <w:rPr>
           <w:rtl w:val="0"/>
+          <w:lang w:val="en-US"/>
         </w:rPr>
         <w:t xml:space="preserve">  .clean-table tr,</w:t>
       </w:r>
@@ -5972,6 +6475,7 @@
       <w:r>
         <w:rPr>
           <w:rtl w:val="0"/>
+          <w:lang w:val="en-US"/>
         </w:rPr>
         <w:t xml:space="preserve">  .clean-table td{</w:t>
       </w:r>
@@ -5983,6 +6487,7 @@
       <w:r>
         <w:rPr>
           <w:rtl w:val="0"/>
+          <w:lang w:val="en-US"/>
         </w:rPr>
         <w:t xml:space="preserve">    display:block;</w:t>
       </w:r>
@@ -5994,6 +6499,7 @@
       <w:r>
         <w:rPr>
           <w:rtl w:val="0"/>
+          <w:lang w:val="en-US"/>
         </w:rPr>
         <w:t xml:space="preserve">    width:100%;</w:t>
       </w:r>
@@ -6005,6 +6511,7 @@
       <w:r>
         <w:rPr>
           <w:rtl w:val="0"/>
+          <w:lang w:val="en-US"/>
         </w:rPr>
         <w:t xml:space="preserve">  }</w:t>
       </w:r>
@@ -6021,6 +6528,7 @@
       <w:r>
         <w:rPr>
           <w:rtl w:val="0"/>
+          <w:lang w:val="en-US"/>
         </w:rPr>
         <w:t xml:space="preserve">  .clean-table tbody td{</w:t>
       </w:r>
@@ -6032,6 +6540,7 @@
       <w:r>
         <w:rPr>
           <w:rtl w:val="0"/>
+          <w:lang w:val="en-US"/>
         </w:rPr>
         <w:t xml:space="preserve">    border-top:none;</w:t>
       </w:r>
@@ -6043,6 +6552,7 @@
       <w:r>
         <w:rPr>
           <w:rtl w:val="0"/>
+          <w:lang w:val="en-US"/>
         </w:rPr>
         <w:t xml:space="preserve">    padding:10px 14px;</w:t>
       </w:r>
@@ -6054,6 +6564,7 @@
       <w:r>
         <w:rPr>
           <w:rtl w:val="0"/>
+          <w:lang w:val="en-US"/>
         </w:rPr>
         <w:t xml:space="preserve">  }</w:t>
       </w:r>
@@ -6070,6 +6581,7 @@
       <w:r>
         <w:rPr>
           <w:rtl w:val="0"/>
+          <w:lang w:val="en-US"/>
         </w:rPr>
         <w:t xml:space="preserve">  .clean-table tr{</w:t>
       </w:r>
@@ -6081,6 +6593,7 @@
       <w:r>
         <w:rPr>
           <w:rtl w:val="0"/>
+          <w:lang w:val="en-US"/>
         </w:rPr>
         <w:t xml:space="preserve">    border-top:1px solid var(--pw-line);</w:t>
       </w:r>
@@ -6092,6 +6605,7 @@
       <w:r>
         <w:rPr>
           <w:rtl w:val="0"/>
+          <w:lang w:val="en-US"/>
         </w:rPr>
         <w:t xml:space="preserve">  }</w:t>
       </w:r>
@@ -6103,6 +6617,7 @@
       <w:r>
         <w:rPr>
           <w:rtl w:val="0"/>
+          <w:lang w:val="en-US"/>
         </w:rPr>
         <w:t>}</w:t>
       </w:r>
@@ -6114,6 +6629,7 @@
       <w:r>
         <w:rPr>
           <w:rtl w:val="0"/>
+          <w:lang w:val="en-US"/>
         </w:rPr>
         <w:t>&lt;/style&gt;</w:t>
       </w:r>
@@ -6130,6 +6646,7 @@
       <w:r>
         <w:rPr>
           <w:rtl w:val="0"/>
+          <w:lang w:val="en-US"/>
         </w:rPr>
         <w:t>&lt;div class="book-wrap"&gt;</w:t>
       </w:r>
@@ -6146,6 +6663,7 @@
       <w:r>
         <w:rPr>
           <w:rtl w:val="0"/>
+          <w:lang w:val="en-US"/>
         </w:rPr>
         <w:t xml:space="preserve">  &lt;section class="hero"&gt;</w:t>
       </w:r>
@@ -6157,6 +6675,7 @@
       <w:r>
         <w:rPr>
           <w:rtl w:val="0"/>
+          <w:lang w:val="en-US"/>
         </w:rPr>
         <w:t xml:space="preserve">    &lt;div class="hero-card"&gt;</w:t>
       </w:r>
@@ -6168,6 +6687,7 @@
       <w:r>
         <w:rPr>
           <w:rtl w:val="0"/>
+          <w:lang w:val="en-US"/>
         </w:rPr>
         <w:t xml:space="preserve">      &lt;div class="topline"&gt;{typ_hry}&lt;/div&gt;</w:t>
       </w:r>
@@ -6179,6 +6699,7 @@
       <w:r>
         <w:rPr>
           <w:rtl w:val="0"/>
+          <w:lang w:val="en-US"/>
         </w:rPr>
         <w:t xml:space="preserve">      &lt;h1&gt;{nazev_produktu}&lt;/h1&gt;</w:t>
       </w:r>
@@ -6190,6 +6711,7 @@
       <w:r>
         <w:rPr>
           <w:rtl w:val="0"/>
+          <w:lang w:val="en-US"/>
         </w:rPr>
         <w:t xml:space="preserve">      &lt;p&gt;{intro_text}&lt;/p&gt;</w:t>
       </w:r>
@@ -6201,6 +6723,7 @@
       <w:r>
         <w:rPr>
           <w:rtl w:val="0"/>
+          <w:lang w:val="en-US"/>
         </w:rPr>
         <w:t xml:space="preserve">    &lt;/div&gt;</w:t>
       </w:r>
@@ -6217,6 +6740,7 @@
       <w:r>
         <w:rPr>
           <w:rtl w:val="0"/>
+          <w:lang w:val="en-US"/>
         </w:rPr>
         <w:t xml:space="preserve">    &lt;div class="hero-image"&gt;</w:t>
       </w:r>
@@ -6228,6 +6752,7 @@
       <w:r>
         <w:rPr>
           <w:rtl w:val="0"/>
+          <w:lang w:val="en-US"/>
         </w:rPr>
         <w:t xml:space="preserve">      &lt;img src="{intro_image_src}" alt="{nazev_produktu}" width="900" height="1100" /&gt;</w:t>
       </w:r>
@@ -6239,6 +6764,7 @@
       <w:r>
         <w:rPr>
           <w:rtl w:val="0"/>
+          <w:lang w:val="en-US"/>
         </w:rPr>
         <w:t xml:space="preserve">    &lt;/div&gt;</w:t>
       </w:r>
@@ -6250,6 +6776,7 @@
       <w:r>
         <w:rPr>
           <w:rtl w:val="0"/>
+          <w:lang w:val="en-US"/>
         </w:rPr>
         <w:t xml:space="preserve">  &lt;/section&gt;</w:t>
       </w:r>
@@ -6266,6 +6793,7 @@
       <w:r>
         <w:rPr>
           <w:rtl w:val="0"/>
+          <w:lang w:val="en-US"/>
         </w:rPr>
         <w:t xml:space="preserve">  &lt;section class="info-grid"&gt;</w:t>
       </w:r>
@@ -6277,6 +6805,7 @@
       <w:r>
         <w:rPr>
           <w:rtl w:val="0"/>
+          <w:lang w:val="en-US"/>
         </w:rPr>
         <w:t xml:space="preserve">    &lt;div class="info-card"&gt;</w:t>
       </w:r>
@@ -6288,6 +6817,7 @@
       <w:r>
         <w:rPr>
           <w:rtl w:val="0"/>
+          <w:lang w:val="en-US"/>
         </w:rPr>
         <w:t xml:space="preserve">      &lt;span class="info-label"&gt;Typ hry&lt;/span&gt;</w:t>
       </w:r>
@@ -6299,6 +6829,7 @@
       <w:r>
         <w:rPr>
           <w:rtl w:val="0"/>
+          <w:lang w:val="en-US"/>
         </w:rPr>
         <w:t xml:space="preserve">      &lt;div class="info-value"&gt;{typ_hry}&lt;/div&gt;</w:t>
       </w:r>
@@ -6310,6 +6841,7 @@
       <w:r>
         <w:rPr>
           <w:rtl w:val="0"/>
+          <w:lang w:val="en-US"/>
         </w:rPr>
         <w:t xml:space="preserve">    &lt;/div&gt;</w:t>
       </w:r>
@@ -6321,6 +6853,7 @@
       <w:r>
         <w:rPr>
           <w:rtl w:val="0"/>
+          <w:lang w:val="en-US"/>
         </w:rPr>
         <w:t xml:space="preserve">    &lt;div class="info-card"&gt;</w:t>
       </w:r>
@@ -6332,30 +6865,35 @@
       <w:r>
         <w:rPr>
           <w:rtl w:val="0"/>
+          <w:lang w:val="en-US"/>
         </w:rPr>
         <w:t xml:space="preserve">      &lt;span class="info-label"&gt;Po</w:t>
       </w:r>
       <w:r>
         <w:rPr>
           <w:rtl w:val="0"/>
+          <w:lang w:val="en-US"/>
         </w:rPr>
         <w:t>č</w:t>
       </w:r>
       <w:r>
         <w:rPr>
           <w:rtl w:val="0"/>
+          <w:lang w:val="en-US"/>
         </w:rPr>
         <w:t>et hr</w:t>
       </w:r>
       <w:r>
         <w:rPr>
           <w:rtl w:val="0"/>
+          <w:lang w:val="en-US"/>
         </w:rPr>
         <w:t>áč</w:t>
       </w:r>
       <w:r>
         <w:rPr>
           <w:rtl w:val="0"/>
+          <w:lang w:val="en-US"/>
         </w:rPr>
         <w:t>ov&lt;/span&gt;</w:t>
       </w:r>
@@ -6367,6 +6905,7 @@
       <w:r>
         <w:rPr>
           <w:rtl w:val="0"/>
+          <w:lang w:val="en-US"/>
         </w:rPr>
         <w:t xml:space="preserve">      &lt;div class="info-value"&gt;{pocet_hracu}&lt;/div&gt;</w:t>
       </w:r>
@@ -6378,6 +6917,7 @@
       <w:r>
         <w:rPr>
           <w:rtl w:val="0"/>
+          <w:lang w:val="en-US"/>
         </w:rPr>
         <w:t xml:space="preserve">    &lt;/div&gt;</w:t>
       </w:r>
@@ -6389,6 +6929,7 @@
       <w:r>
         <w:rPr>
           <w:rtl w:val="0"/>
+          <w:lang w:val="en-US"/>
         </w:rPr>
         <w:t xml:space="preserve">    &lt;div class="info-card"&gt;</w:t>
       </w:r>
@@ -6400,18 +6941,21 @@
       <w:r>
         <w:rPr>
           <w:rtl w:val="0"/>
+          <w:lang w:val="en-US"/>
         </w:rPr>
         <w:t xml:space="preserve">      &lt;span class="info-label"&gt;D</w:t>
       </w:r>
       <w:r>
         <w:rPr>
           <w:rtl w:val="0"/>
+          <w:lang w:val="en-US"/>
         </w:rPr>
         <w:t>ĺž</w:t>
       </w:r>
       <w:r>
         <w:rPr>
           <w:rtl w:val="0"/>
+          <w:lang w:val="en-US"/>
         </w:rPr>
         <w:t>ka hry&lt;/span&gt;</w:t>
       </w:r>
@@ -6423,6 +6967,7 @@
       <w:r>
         <w:rPr>
           <w:rtl w:val="0"/>
+          <w:lang w:val="en-US"/>
         </w:rPr>
         <w:t xml:space="preserve">      &lt;div class="info-value"&gt;{doba_hrani}&lt;/div&gt;</w:t>
       </w:r>
@@ -6434,6 +6979,7 @@
       <w:r>
         <w:rPr>
           <w:rtl w:val="0"/>
+          <w:lang w:val="en-US"/>
         </w:rPr>
         <w:t xml:space="preserve">    &lt;/div&gt;</w:t>
       </w:r>
@@ -6445,6 +6991,7 @@
       <w:r>
         <w:rPr>
           <w:rtl w:val="0"/>
+          <w:lang w:val="en-US"/>
         </w:rPr>
         <w:t xml:space="preserve">    &lt;div class="info-card"&gt;</w:t>
       </w:r>
@@ -6456,30 +7003,35 @@
       <w:r>
         <w:rPr>
           <w:rtl w:val="0"/>
+          <w:lang w:val="en-US"/>
         </w:rPr>
         <w:t xml:space="preserve">      &lt;span class="info-label"&gt;Odpor</w:t>
       </w:r>
       <w:r>
         <w:rPr>
           <w:rtl w:val="0"/>
+          <w:lang w:val="en-US"/>
         </w:rPr>
         <w:t>úč</w:t>
       </w:r>
       <w:r>
         <w:rPr>
           <w:rtl w:val="0"/>
+          <w:lang w:val="en-US"/>
         </w:rPr>
         <w:t>an</w:t>
       </w:r>
       <w:r>
         <w:rPr>
           <w:rtl w:val="0"/>
+          <w:lang w:val="en-US"/>
         </w:rPr>
         <w:t xml:space="preserve">ý </w:t>
       </w:r>
       <w:r>
         <w:rPr>
           <w:rtl w:val="0"/>
+          <w:lang w:val="en-US"/>
         </w:rPr>
         <w:t>vek&lt;/span&gt;</w:t>
       </w:r>
@@ -6491,6 +7043,7 @@
       <w:r>
         <w:rPr>
           <w:rtl w:val="0"/>
+          <w:lang w:val="en-US"/>
         </w:rPr>
         <w:t xml:space="preserve">      &lt;div class="info-value"&gt;{vek}&lt;/div&gt;</w:t>
       </w:r>
@@ -6502,6 +7055,7 @@
       <w:r>
         <w:rPr>
           <w:rtl w:val="0"/>
+          <w:lang w:val="en-US"/>
         </w:rPr>
         <w:t xml:space="preserve">    &lt;/div&gt;</w:t>
       </w:r>
@@ -6513,6 +7067,7 @@
       <w:r>
         <w:rPr>
           <w:rtl w:val="0"/>
+          <w:lang w:val="en-US"/>
         </w:rPr>
         <w:t xml:space="preserve">  &lt;/section&gt;</w:t>
       </w:r>
@@ -6529,6 +7084,7 @@
       <w:r>
         <w:rPr>
           <w:rtl w:val="0"/>
+          <w:lang w:val="en-US"/>
         </w:rPr>
         <w:t xml:space="preserve">  &lt;section class="points-card"&gt;</w:t>
       </w:r>
@@ -6540,17 +7096,61 @@
       <w:r>
         <w:rPr>
           <w:rtl w:val="0"/>
-        </w:rPr>
-        <w:t xml:space="preserve">    &lt;h2&gt;{hlavni_prinos_nadpis}&lt;/h2&gt;</w:t>
-      </w:r>
-    </w:p>
-    <w:p>
-      <w:pPr>
-        <w:pStyle w:val="Text A"/>
-      </w:pPr>
-      <w:r>
-        <w:rPr>
-          <w:rtl w:val="0"/>
+          <w:lang w:val="en-US"/>
+        </w:rPr>
+        <w:t xml:space="preserve">    &lt;h2&gt;Pre</w:t>
+      </w:r>
+      <w:r>
+        <w:rPr>
+          <w:rtl w:val="0"/>
+          <w:lang w:val="en-US"/>
+        </w:rPr>
+        <w:t>č</w:t>
+      </w:r>
+      <w:r>
+        <w:rPr>
+          <w:rtl w:val="0"/>
+          <w:lang w:val="en-US"/>
+        </w:rPr>
+        <w:t>o si t</w:t>
+      </w:r>
+      <w:r>
+        <w:rPr>
+          <w:rtl w:val="0"/>
+          <w:lang w:val="en-US"/>
+        </w:rPr>
+        <w:t>ú</w:t>
+      </w:r>
+      <w:r>
+        <w:rPr>
+          <w:rtl w:val="0"/>
+          <w:lang w:val="en-US"/>
+        </w:rPr>
+        <w:t>to hru zahra</w:t>
+      </w:r>
+      <w:r>
+        <w:rPr>
+          <w:rtl w:val="0"/>
+          <w:lang w:val="en-US"/>
+        </w:rPr>
+        <w:t>ť</w:t>
+      </w:r>
+      <w:r>
+        <w:rPr>
+          <w:rtl w:val="0"/>
+          <w:lang w:val="en-US"/>
+        </w:rPr>
+        <w:t>&lt;/h2&gt;</w:t>
+      </w:r>
+    </w:p>
+    <w:p>
+      <w:pPr>
+        <w:pStyle w:val="Text A"/>
+      </w:pPr>
+      <w:r>
+        <w:rPr>
+          <w:rtl w:val="0"/>
+          <w:lang w:val="en-US"/>
         </w:rPr>
         <w:t xml:space="preserve">    &lt;ul class="points-list"&gt;</w:t>
       </w:r>
@@ -6562,6 +7162,7 @@
       <w:r>
         <w:rPr>
           <w:rtl w:val="0"/>
+          <w:lang w:val="en-US"/>
         </w:rPr>
         <w:t xml:space="preserve">      &lt;li&gt;{hlavni_prodejni_point_1}&lt;/li&gt;</w:t>
       </w:r>
@@ -6573,6 +7174,7 @@
       <w:r>
         <w:rPr>
           <w:rtl w:val="0"/>
+          <w:lang w:val="en-US"/>
         </w:rPr>
         <w:t xml:space="preserve">      &lt;li&gt;{hlavni_prodejni_point_2}&lt;/li&gt;</w:t>
       </w:r>
@@ -6584,6 +7186,7 @@
       <w:r>
         <w:rPr>
           <w:rtl w:val="0"/>
+          <w:lang w:val="en-US"/>
         </w:rPr>
         <w:t xml:space="preserve">      &lt;li&gt;{hlavni_prodejni_point_3}&lt;/li&gt;</w:t>
       </w:r>
@@ -6595,6 +7198,7 @@
       <w:r>
         <w:rPr>
           <w:rtl w:val="0"/>
+          <w:lang w:val="en-US"/>
         </w:rPr>
         <w:t xml:space="preserve">    &lt;/ul&gt;</w:t>
       </w:r>
@@ -6606,6 +7210,7 @@
       <w:r>
         <w:rPr>
           <w:rtl w:val="0"/>
+          <w:lang w:val="en-US"/>
         </w:rPr>
         <w:t xml:space="preserve">  &lt;/section&gt;</w:t>
       </w:r>
@@ -6622,6 +7227,7 @@
       <w:r>
         <w:rPr>
           <w:rtl w:val="0"/>
+          <w:lang w:val="en-US"/>
         </w:rPr>
         <w:t xml:space="preserve">  &lt;div class="content-grid"&gt;</w:t>
       </w:r>
@@ -6638,6 +7244,7 @@
       <w:r>
         <w:rPr>
           <w:rtl w:val="0"/>
+          <w:lang w:val="en-US"/>
         </w:rPr>
         <w:t xml:space="preserve">    &lt;section class="section-card"&gt;</w:t>
       </w:r>
@@ -6649,6 +7256,7 @@
       <w:r>
         <w:rPr>
           <w:rtl w:val="0"/>
+          <w:lang w:val="en-US"/>
         </w:rPr>
         <w:t xml:space="preserve">      &lt;h2&gt;{sekce_o_hre_nadpis}&lt;/h2&gt;</w:t>
       </w:r>
@@ -6665,6 +7273,7 @@
       <w:r>
         <w:rPr>
           <w:rtl w:val="0"/>
+          <w:lang w:val="en-US"/>
         </w:rPr>
         <w:t xml:space="preserve">      &lt;div class="story-split"&gt;</w:t>
       </w:r>
@@ -6676,6 +7285,7 @@
       <w:r>
         <w:rPr>
           <w:rtl w:val="0"/>
+          <w:lang w:val="en-US"/>
         </w:rPr>
         <w:t xml:space="preserve">        &lt;div class="story-text"&gt;</w:t>
       </w:r>
@@ -6687,6 +7297,7 @@
       <w:r>
         <w:rPr>
           <w:rtl w:val="0"/>
+          <w:lang w:val="en-US"/>
         </w:rPr>
         <w:t xml:space="preserve">          &lt;p&gt;{sekce_o_hre_text}&lt;/p&gt;</w:t>
       </w:r>
@@ -6698,6 +7309,7 @@
       <w:r>
         <w:rPr>
           <w:rtl w:val="0"/>
+          <w:lang w:val="en-US"/>
         </w:rPr>
         <w:t xml:space="preserve">        &lt;/div&gt;</w:t>
       </w:r>
@@ -6714,6 +7326,7 @@
       <w:r>
         <w:rPr>
           <w:rtl w:val="0"/>
+          <w:lang w:val="en-US"/>
         </w:rPr>
         <w:t xml:space="preserve">        &lt;div class="story-media"&gt;</w:t>
       </w:r>
@@ -6725,6 +7338,7 @@
       <w:r>
         <w:rPr>
           <w:rtl w:val="0"/>
+          <w:lang w:val="en-US"/>
         </w:rPr>
         <w:t xml:space="preserve">          &lt;div class="story-image"&gt;</w:t>
       </w:r>
@@ -6736,6 +7350,7 @@
       <w:r>
         <w:rPr>
           <w:rtl w:val="0"/>
+          <w:lang w:val="en-US"/>
         </w:rPr>
         <w:t xml:space="preserve">            &lt;img src="{img1_src}" alt="{img1_alt}"&gt;</w:t>
       </w:r>
@@ -6747,6 +7362,7 @@
       <w:r>
         <w:rPr>
           <w:rtl w:val="0"/>
+          <w:lang w:val="en-US"/>
         </w:rPr>
         <w:t xml:space="preserve">          &lt;/div&gt;</w:t>
       </w:r>
@@ -6758,6 +7374,7 @@
       <w:r>
         <w:rPr>
           <w:rtl w:val="0"/>
+          <w:lang w:val="en-US"/>
         </w:rPr>
         <w:t xml:space="preserve">          &lt;div class="story-note"&gt;</w:t>
       </w:r>
@@ -6769,6 +7386,7 @@
       <w:r>
         <w:rPr>
           <w:rtl w:val="0"/>
+          <w:lang w:val="en-US"/>
         </w:rPr>
         <w:t xml:space="preserve">            &lt;strong&gt;{img1_note_title}&lt;/strong&gt;</w:t>
       </w:r>
@@ -6780,6 +7398,7 @@
       <w:r>
         <w:rPr>
           <w:rtl w:val="0"/>
+          <w:lang w:val="en-US"/>
         </w:rPr>
         <w:t xml:space="preserve">            &lt;span&gt;{img1_note_text}&lt;/span&gt;</w:t>
       </w:r>
@@ -6791,6 +7410,7 @@
       <w:r>
         <w:rPr>
           <w:rtl w:val="0"/>
+          <w:lang w:val="en-US"/>
         </w:rPr>
         <w:t xml:space="preserve">          &lt;/div&gt;</w:t>
       </w:r>
@@ -6802,6 +7422,7 @@
       <w:r>
         <w:rPr>
           <w:rtl w:val="0"/>
+          <w:lang w:val="en-US"/>
         </w:rPr>
         <w:t xml:space="preserve">        &lt;/div&gt;</w:t>
       </w:r>
@@ -6813,6 +7434,7 @@
       <w:r>
         <w:rPr>
           <w:rtl w:val="0"/>
+          <w:lang w:val="en-US"/>
         </w:rPr>
         <w:t xml:space="preserve">      &lt;/div&gt;</w:t>
       </w:r>
@@ -6824,6 +7446,7 @@
       <w:r>
         <w:rPr>
           <w:rtl w:val="0"/>
+          <w:lang w:val="en-US"/>
         </w:rPr>
         <w:t xml:space="preserve">    &lt;/section&gt;</w:t>
       </w:r>
@@ -6840,6 +7463,7 @@
       <w:r>
         <w:rPr>
           <w:rtl w:val="0"/>
+          <w:lang w:val="en-US"/>
         </w:rPr>
         <w:t xml:space="preserve">    &lt;section class="section-card"&gt;</w:t>
       </w:r>
@@ -6851,6 +7475,7 @@
       <w:r>
         <w:rPr>
           <w:rtl w:val="0"/>
+          <w:lang w:val="en-US"/>
         </w:rPr>
         <w:t xml:space="preserve">      &lt;h2&gt;{sekce_jak_se_hraje_nadpis}&lt;/h2&gt;</w:t>
       </w:r>
@@ -6862,6 +7487,7 @@
       <w:r>
         <w:rPr>
           <w:rtl w:val="0"/>
+          <w:lang w:val="en-US"/>
         </w:rPr>
         <w:t xml:space="preserve">      &lt;ul&gt;</w:t>
       </w:r>
@@ -6873,6 +7499,7 @@
       <w:r>
         <w:rPr>
           <w:rtl w:val="0"/>
+          <w:lang w:val="en-US"/>
         </w:rPr>
         <w:t xml:space="preserve">        &lt;li&gt;{jak_se_hraje_bod1}&lt;/li&gt;</w:t>
       </w:r>
@@ -6884,6 +7511,7 @@
       <w:r>
         <w:rPr>
           <w:rtl w:val="0"/>
+          <w:lang w:val="en-US"/>
         </w:rPr>
         <w:t xml:space="preserve">        &lt;li&gt;{jak_se_hraje_bod2}&lt;/li&gt;</w:t>
       </w:r>
@@ -6895,6 +7523,7 @@
       <w:r>
         <w:rPr>
           <w:rtl w:val="0"/>
+          <w:lang w:val="en-US"/>
         </w:rPr>
         <w:t xml:space="preserve">        &lt;li&gt;{jak_se_hraje_bod3}&lt;/li&gt;</w:t>
       </w:r>
@@ -6906,6 +7535,7 @@
       <w:r>
         <w:rPr>
           <w:rtl w:val="0"/>
+          <w:lang w:val="en-US"/>
         </w:rPr>
         <w:t xml:space="preserve">        &lt;li&gt;{jak_se_hraje_bod4}&lt;/li&gt;</w:t>
       </w:r>
@@ -6917,6 +7547,7 @@
       <w:r>
         <w:rPr>
           <w:rtl w:val="0"/>
+          <w:lang w:val="en-US"/>
         </w:rPr>
         <w:t xml:space="preserve">      &lt;/ul&gt;</w:t>
       </w:r>
@@ -6928,6 +7559,7 @@
       <w:r>
         <w:rPr>
           <w:rtl w:val="0"/>
+          <w:lang w:val="en-US"/>
         </w:rPr>
         <w:t xml:space="preserve">    &lt;/section&gt;</w:t>
       </w:r>
@@ -6944,6 +7576,7 @@
       <w:r>
         <w:rPr>
           <w:rtl w:val="0"/>
+          <w:lang w:val="en-US"/>
         </w:rPr>
         <w:t xml:space="preserve">    &lt;section class="section-card"&gt;</w:t>
       </w:r>
@@ -6955,6 +7588,7 @@
       <w:r>
         <w:rPr>
           <w:rtl w:val="0"/>
+          <w:lang w:val="en-US"/>
         </w:rPr>
         <w:t xml:space="preserve">      &lt;h2&gt;{sekce_proc_bavi_nadpis}&lt;/h2&gt;</w:t>
       </w:r>
@@ -6966,6 +7600,7 @@
       <w:r>
         <w:rPr>
           <w:rtl w:val="0"/>
+          <w:lang w:val="en-US"/>
         </w:rPr>
         <w:t xml:space="preserve">      &lt;p&gt;{sekce_proc_bavi_text}&lt;/p&gt;</w:t>
       </w:r>
@@ -6977,6 +7612,7 @@
       <w:r>
         <w:rPr>
           <w:rtl w:val="0"/>
+          <w:lang w:val="en-US"/>
         </w:rPr>
         <w:t xml:space="preserve">    &lt;/section&gt;</w:t>
       </w:r>
@@ -6993,6 +7629,7 @@
       <w:r>
         <w:rPr>
           <w:rtl w:val="0"/>
+          <w:lang w:val="en-US"/>
         </w:rPr>
         <w:t xml:space="preserve">    &lt;section class="section-card"&gt;</w:t>
       </w:r>
@@ -7004,6 +7641,7 @@
       <w:r>
         <w:rPr>
           <w:rtl w:val="0"/>
+          <w:lang w:val="en-US"/>
         </w:rPr>
         <w:t xml:space="preserve">      &lt;h2&gt;{sekce_pro_koho_nadpis}&lt;/h2&gt;</w:t>
       </w:r>
@@ -7015,6 +7653,7 @@
       <w:r>
         <w:rPr>
           <w:rtl w:val="0"/>
+          <w:lang w:val="en-US"/>
         </w:rPr>
         <w:t xml:space="preserve">      &lt;p style="margin-top:0; margin-bottom:16px;"&gt;{doporuceni_pro_koho}&lt;/p&gt;</w:t>
       </w:r>
@@ -7026,6 +7665,7 @@
       <w:r>
         <w:rPr>
           <w:rtl w:val="0"/>
+          <w:lang w:val="en-US"/>
         </w:rPr>
         <w:t xml:space="preserve">      &lt;ul&gt;</w:t>
       </w:r>
@@ -7037,6 +7677,7 @@
       <w:r>
         <w:rPr>
           <w:rtl w:val="0"/>
+          <w:lang w:val="en-US"/>
         </w:rPr>
         <w:t xml:space="preserve">        &lt;li&gt;{pro_koho_bod1}&lt;/li&gt;</w:t>
       </w:r>
@@ -7048,6 +7689,7 @@
       <w:r>
         <w:rPr>
           <w:rtl w:val="0"/>
+          <w:lang w:val="en-US"/>
         </w:rPr>
         <w:t xml:space="preserve">        &lt;li&gt;{pro_koho_bod2}&lt;/li&gt;</w:t>
       </w:r>
@@ -7059,6 +7701,7 @@
       <w:r>
         <w:rPr>
           <w:rtl w:val="0"/>
+          <w:lang w:val="en-US"/>
         </w:rPr>
         <w:t xml:space="preserve">        &lt;li&gt;{pro_koho_bod3}&lt;/li&gt;</w:t>
       </w:r>
@@ -7070,6 +7713,7 @@
       <w:r>
         <w:rPr>
           <w:rtl w:val="0"/>
+          <w:lang w:val="en-US"/>
         </w:rPr>
         <w:t xml:space="preserve">      &lt;/ul&gt;</w:t>
       </w:r>
@@ -7081,6 +7725,7 @@
       <w:r>
         <w:rPr>
           <w:rtl w:val="0"/>
+          <w:lang w:val="en-US"/>
         </w:rPr>
         <w:t xml:space="preserve">    &lt;/section&gt;</w:t>
       </w:r>
@@ -7097,6 +7742,7 @@
       <w:r>
         <w:rPr>
           <w:rtl w:val="0"/>
+          <w:lang w:val="en-US"/>
         </w:rPr>
         <w:t xml:space="preserve">    &lt;div class="soft-divider"&gt;&lt;/div&gt;</w:t>
       </w:r>
@@ -7113,6 +7759,7 @@
       <w:r>
         <w:rPr>
           <w:rtl w:val="0"/>
+          <w:lang w:val="en-US"/>
         </w:rPr>
         <w:t xml:space="preserve">    &lt;div class="full-bleed-image"&gt;</w:t>
       </w:r>
@@ -7124,6 +7771,7 @@
       <w:r>
         <w:rPr>
           <w:rtl w:val="0"/>
+          <w:lang w:val="en-US"/>
         </w:rPr>
         <w:t xml:space="preserve">      &lt;img src="{img2_src}" alt="{img2_alt}"&gt;</w:t>
       </w:r>
@@ -7135,6 +7783,7 @@
       <w:r>
         <w:rPr>
           <w:rtl w:val="0"/>
+          <w:lang w:val="en-US"/>
         </w:rPr>
         <w:t xml:space="preserve">    &lt;/div&gt;</w:t>
       </w:r>
@@ -7151,6 +7800,7 @@
       <w:r>
         <w:rPr>
           <w:rtl w:val="0"/>
+          <w:lang w:val="en-US"/>
         </w:rPr>
         <w:t xml:space="preserve">    &lt;section class="section-card"&gt;</w:t>
       </w:r>
@@ -7162,6 +7812,7 @@
       <w:r>
         <w:rPr>
           <w:rtl w:val="0"/>
+          <w:lang w:val="en-US"/>
         </w:rPr>
         <w:t xml:space="preserve">      &lt;h2&gt;{sekce_obsah_baleni_nadpis}&lt;/h2&gt;</w:t>
       </w:r>
@@ -7173,6 +7824,7 @@
       <w:r>
         <w:rPr>
           <w:rtl w:val="0"/>
+          <w:lang w:val="en-US"/>
         </w:rPr>
         <w:t xml:space="preserve">      &lt;p&gt;{sekce_obsah_baleni_text}&lt;/p&gt;</w:t>
       </w:r>
@@ -7184,6 +7836,7 @@
       <w:r>
         <w:rPr>
           <w:rtl w:val="0"/>
+          <w:lang w:val="en-US"/>
         </w:rPr>
         <w:t xml:space="preserve">    &lt;/section&gt;</w:t>
       </w:r>
@@ -7200,6 +7853,7 @@
       <w:r>
         <w:rPr>
           <w:rtl w:val="0"/>
+          <w:lang w:val="en-US"/>
         </w:rPr>
         <w:t xml:space="preserve">    &lt;section class="table-card"&gt;</w:t>
       </w:r>
@@ -7211,6 +7865,7 @@
       <w:r>
         <w:rPr>
           <w:rtl w:val="0"/>
+          <w:lang w:val="en-US"/>
         </w:rPr>
         <w:t xml:space="preserve">      &lt;h2&gt;{sekce_parametry_nadpis}&lt;/h2&gt;</w:t>
       </w:r>
@@ -7222,6 +7877,7 @@
       <w:r>
         <w:rPr>
           <w:rtl w:val="0"/>
+          <w:lang w:val="en-US"/>
         </w:rPr>
         <w:t xml:space="preserve">      &lt;div class="clean-table-wrap"&gt;</w:t>
       </w:r>
@@ -7233,6 +7889,7 @@
       <w:r>
         <w:rPr>
           <w:rtl w:val="0"/>
+          <w:lang w:val="en-US"/>
         </w:rPr>
         <w:t xml:space="preserve">        &lt;table class="clean-table"&gt;</w:t>
       </w:r>
@@ -7244,6 +7901,7 @@
       <w:r>
         <w:rPr>
           <w:rtl w:val="0"/>
+          <w:lang w:val="en-US"/>
         </w:rPr>
         <w:t xml:space="preserve">          &lt;thead&gt;</w:t>
       </w:r>
@@ -7255,6 +7913,7 @@
       <w:r>
         <w:rPr>
           <w:rtl w:val="0"/>
+          <w:lang w:val="en-US"/>
         </w:rPr>
         <w:t xml:space="preserve">            &lt;tr&gt;</w:t>
       </w:r>
@@ -7266,6 +7925,7 @@
       <w:r>
         <w:rPr>
           <w:rtl w:val="0"/>
+          <w:lang w:val="en-US"/>
         </w:rPr>
         <w:t xml:space="preserve">              &lt;th&gt;Parameter&lt;/th&gt;</w:t>
       </w:r>
@@ -7277,6 +7937,7 @@
       <w:r>
         <w:rPr>
           <w:rtl w:val="0"/>
+          <w:lang w:val="en-US"/>
         </w:rPr>
         <w:t xml:space="preserve">              &lt;th&gt;Hodnota&lt;/th&gt;</w:t>
       </w:r>
@@ -7288,6 +7949,7 @@
       <w:r>
         <w:rPr>
           <w:rtl w:val="0"/>
+          <w:lang w:val="en-US"/>
         </w:rPr>
         <w:t xml:space="preserve">            &lt;/tr&gt;</w:t>
       </w:r>
@@ -7299,6 +7961,7 @@
       <w:r>
         <w:rPr>
           <w:rtl w:val="0"/>
+          <w:lang w:val="en-US"/>
         </w:rPr>
         <w:t xml:space="preserve">          &lt;/thead&gt;</w:t>
       </w:r>
@@ -7310,6 +7973,7 @@
       <w:r>
         <w:rPr>
           <w:rtl w:val="0"/>
+          <w:lang w:val="en-US"/>
         </w:rPr>
         <w:t xml:space="preserve">          &lt;tbody&gt;</w:t>
       </w:r>
@@ -7321,6 +7985,7 @@
       <w:r>
         <w:rPr>
           <w:rtl w:val="0"/>
+          <w:lang w:val="en-US"/>
         </w:rPr>
         <w:t xml:space="preserve">            &lt;tr&gt;</w:t>
       </w:r>
@@ -7332,6 +7997,7 @@
       <w:r>
         <w:rPr>
           <w:rtl w:val="0"/>
+          <w:lang w:val="en-US"/>
         </w:rPr>
         <w:t xml:space="preserve">              &lt;td&gt;{parametr1_label}&lt;/td&gt;</w:t>
       </w:r>
@@ -7343,6 +8009,7 @@
       <w:r>
         <w:rPr>
           <w:rtl w:val="0"/>
+          <w:lang w:val="en-US"/>
         </w:rPr>
         <w:t xml:space="preserve">              &lt;td&gt;{parametr1_text}&lt;/td&gt;</w:t>
       </w:r>
@@ -7354,6 +8021,7 @@
       <w:r>
         <w:rPr>
           <w:rtl w:val="0"/>
+          <w:lang w:val="en-US"/>
         </w:rPr>
         <w:t xml:space="preserve">            &lt;/tr&gt;</w:t>
       </w:r>
@@ -7365,6 +8033,7 @@
       <w:r>
         <w:rPr>
           <w:rtl w:val="0"/>
+          <w:lang w:val="en-US"/>
         </w:rPr>
         <w:t xml:space="preserve">            &lt;tr&gt;</w:t>
       </w:r>
@@ -7376,6 +8045,7 @@
       <w:r>
         <w:rPr>
           <w:rtl w:val="0"/>
+          <w:lang w:val="en-US"/>
         </w:rPr>
         <w:t xml:space="preserve">              &lt;td&gt;{parametr2_label}&lt;/td&gt;</w:t>
       </w:r>
@@ -7387,6 +8057,7 @@
       <w:r>
         <w:rPr>
           <w:rtl w:val="0"/>
+          <w:lang w:val="en-US"/>
         </w:rPr>
         <w:t xml:space="preserve">              &lt;td&gt;{parametr2_text}&lt;/td&gt;</w:t>
       </w:r>
@@ -7398,6 +8069,7 @@
       <w:r>
         <w:rPr>
           <w:rtl w:val="0"/>
+          <w:lang w:val="en-US"/>
         </w:rPr>
         <w:t xml:space="preserve">            &lt;/tr&gt;</w:t>
       </w:r>
@@ -7409,6 +8081,7 @@
       <w:r>
         <w:rPr>
           <w:rtl w:val="0"/>
+          <w:lang w:val="en-US"/>
         </w:rPr>
         <w:t xml:space="preserve">            &lt;tr&gt;</w:t>
       </w:r>
@@ -7420,6 +8093,7 @@
       <w:r>
         <w:rPr>
           <w:rtl w:val="0"/>
+          <w:lang w:val="en-US"/>
         </w:rPr>
         <w:t xml:space="preserve">              &lt;td&gt;{parametr3_label}&lt;/td&gt;</w:t>
       </w:r>
@@ -7431,6 +8105,7 @@
       <w:r>
         <w:rPr>
           <w:rtl w:val="0"/>
+          <w:lang w:val="en-US"/>
         </w:rPr>
         <w:t xml:space="preserve">              &lt;td&gt;{parametr3_text}&lt;/td&gt;</w:t>
       </w:r>
@@ -7442,6 +8117,7 @@
       <w:r>
         <w:rPr>
           <w:rtl w:val="0"/>
+          <w:lang w:val="en-US"/>
         </w:rPr>
         <w:t xml:space="preserve">            &lt;/tr&gt;</w:t>
       </w:r>
@@ -7453,6 +8129,7 @@
       <w:r>
         <w:rPr>
           <w:rtl w:val="0"/>
+          <w:lang w:val="en-US"/>
         </w:rPr>
         <w:t xml:space="preserve">            &lt;tr&gt;</w:t>
       </w:r>
@@ -7464,6 +8141,7 @@
       <w:r>
         <w:rPr>
           <w:rtl w:val="0"/>
+          <w:lang w:val="en-US"/>
         </w:rPr>
         <w:t xml:space="preserve">              &lt;td&gt;{parametr4_label}&lt;/td&gt;</w:t>
       </w:r>
@@ -7475,6 +8153,7 @@
       <w:r>
         <w:rPr>
           <w:rtl w:val="0"/>
+          <w:lang w:val="en-US"/>
         </w:rPr>
         <w:t xml:space="preserve">              &lt;td&gt;{parametr4_text}&lt;/td&gt;</w:t>
       </w:r>
@@ -7486,6 +8165,7 @@
       <w:r>
         <w:rPr>
           <w:rtl w:val="0"/>
+          <w:lang w:val="en-US"/>
         </w:rPr>
         <w:t xml:space="preserve">            &lt;/tr&gt;</w:t>
       </w:r>
@@ -7497,6 +8177,7 @@
       <w:r>
         <w:rPr>
           <w:rtl w:val="0"/>
+          <w:lang w:val="en-US"/>
         </w:rPr>
         <w:t xml:space="preserve">          &lt;/tbody&gt;</w:t>
       </w:r>
@@ -7508,6 +8189,7 @@
       <w:r>
         <w:rPr>
           <w:rtl w:val="0"/>
+          <w:lang w:val="en-US"/>
         </w:rPr>
         <w:t xml:space="preserve">        &lt;/table&gt;</w:t>
       </w:r>
@@ -7519,6 +8201,7 @@
       <w:r>
         <w:rPr>
           <w:rtl w:val="0"/>
+          <w:lang w:val="en-US"/>
         </w:rPr>
         <w:t xml:space="preserve">      &lt;/div&gt;</w:t>
       </w:r>
@@ -7530,6 +8213,7 @@
       <w:r>
         <w:rPr>
           <w:rtl w:val="0"/>
+          <w:lang w:val="en-US"/>
         </w:rPr>
         <w:t xml:space="preserve">    &lt;/section&gt;</w:t>
       </w:r>
@@ -7546,6 +8230,7 @@
       <w:r>
         <w:rPr>
           <w:rtl w:val="0"/>
+          <w:lang w:val="en-US"/>
         </w:rPr>
         <w:t xml:space="preserve">    &lt;section class="table-card"&gt;</w:t>
       </w:r>
@@ -7557,6 +8242,7 @@
       <w:r>
         <w:rPr>
           <w:rtl w:val="0"/>
+          <w:lang w:val="en-US"/>
         </w:rPr>
         <w:t xml:space="preserve">      &lt;h2&gt;{sekce_co_potrebujete_nadpis}&lt;/h2&gt;</w:t>
       </w:r>
@@ -7568,6 +8254,7 @@
       <w:r>
         <w:rPr>
           <w:rtl w:val="0"/>
+          <w:lang w:val="en-US"/>
         </w:rPr>
         <w:t xml:space="preserve">      &lt;div class="clean-table-wrap"&gt;</w:t>
       </w:r>
@@ -7579,6 +8266,7 @@
       <w:r>
         <w:rPr>
           <w:rtl w:val="0"/>
+          <w:lang w:val="en-US"/>
         </w:rPr>
         <w:t xml:space="preserve">        &lt;table class="clean-table"&gt;</w:t>
       </w:r>
@@ -7590,6 +8278,7 @@
       <w:r>
         <w:rPr>
           <w:rtl w:val="0"/>
+          <w:lang w:val="en-US"/>
         </w:rPr>
         <w:t xml:space="preserve">          &lt;thead&gt;</w:t>
       </w:r>
@@ -7601,6 +8290,7 @@
       <w:r>
         <w:rPr>
           <w:rtl w:val="0"/>
+          <w:lang w:val="en-US"/>
         </w:rPr>
         <w:t xml:space="preserve">            &lt;tr&gt;</w:t>
       </w:r>
@@ -7612,42 +8302,49 @@
       <w:r>
         <w:rPr>
           <w:rtl w:val="0"/>
+          <w:lang w:val="en-US"/>
         </w:rPr>
         <w:t xml:space="preserve">              &lt;th&gt;</w:t>
       </w:r>
       <w:r>
         <w:rPr>
           <w:rtl w:val="0"/>
+          <w:lang w:val="en-US"/>
         </w:rPr>
         <w:t>Č</w:t>
       </w:r>
       <w:r>
         <w:rPr>
           <w:rtl w:val="0"/>
+          <w:lang w:val="en-US"/>
         </w:rPr>
         <w:t>o je dobr</w:t>
       </w:r>
       <w:r>
         <w:rPr>
           <w:rtl w:val="0"/>
+          <w:lang w:val="en-US"/>
         </w:rPr>
         <w:t xml:space="preserve">é </w:t>
       </w:r>
       <w:r>
         <w:rPr>
           <w:rtl w:val="0"/>
+          <w:lang w:val="en-US"/>
         </w:rPr>
         <w:t>vedie</w:t>
       </w:r>
       <w:r>
         <w:rPr>
           <w:rtl w:val="0"/>
+          <w:lang w:val="en-US"/>
         </w:rPr>
         <w:t>ť</w:t>
       </w:r>
       <w:r>
         <w:rPr>
           <w:rtl w:val="0"/>
+          <w:lang w:val="en-US"/>
         </w:rPr>
         <w:t>&lt;/th&gt;</w:t>
       </w:r>
@@ -7659,18 +8356,21 @@
       <w:r>
         <w:rPr>
           <w:rtl w:val="0"/>
+          <w:lang w:val="en-US"/>
         </w:rPr>
         <w:t xml:space="preserve">              &lt;th&gt;Pre</w:t>
       </w:r>
       <w:r>
         <w:rPr>
           <w:rtl w:val="0"/>
+          <w:lang w:val="en-US"/>
         </w:rPr>
         <w:t>č</w:t>
       </w:r>
       <w:r>
         <w:rPr>
           <w:rtl w:val="0"/>
+          <w:lang w:val="en-US"/>
         </w:rPr>
         <w:t>o&lt;/th&gt;</w:t>
       </w:r>
@@ -7682,6 +8382,7 @@
       <w:r>
         <w:rPr>
           <w:rtl w:val="0"/>
+          <w:lang w:val="en-US"/>
         </w:rPr>
         <w:t xml:space="preserve">            &lt;/tr&gt;</w:t>
       </w:r>
@@ -7693,6 +8394,7 @@
       <w:r>
         <w:rPr>
           <w:rtl w:val="0"/>
+          <w:lang w:val="en-US"/>
         </w:rPr>
         <w:t xml:space="preserve">          &lt;/thead&gt;</w:t>
       </w:r>
@@ -7704,6 +8406,7 @@
       <w:r>
         <w:rPr>
           <w:rtl w:val="0"/>
+          <w:lang w:val="en-US"/>
         </w:rPr>
         <w:t xml:space="preserve">          &lt;tbody&gt;</w:t>
       </w:r>
@@ -7715,6 +8418,7 @@
       <w:r>
         <w:rPr>
           <w:rtl w:val="0"/>
+          <w:lang w:val="en-US"/>
         </w:rPr>
         <w:t xml:space="preserve">            &lt;tr&gt;</w:t>
       </w:r>
@@ -7726,6 +8430,7 @@
       <w:r>
         <w:rPr>
           <w:rtl w:val="0"/>
+          <w:lang w:val="en-US"/>
         </w:rPr>
         <w:t xml:space="preserve">              &lt;td&gt;{pozadavek1_label}&lt;/td&gt;</w:t>
       </w:r>
@@ -7737,6 +8442,7 @@
       <w:r>
         <w:rPr>
           <w:rtl w:val="0"/>
+          <w:lang w:val="en-US"/>
         </w:rPr>
         <w:t xml:space="preserve">              &lt;td&gt;{pozadavek1_text}&lt;/td&gt;</w:t>
       </w:r>
@@ -7748,6 +8454,7 @@
       <w:r>
         <w:rPr>
           <w:rtl w:val="0"/>
+          <w:lang w:val="en-US"/>
         </w:rPr>
         <w:t xml:space="preserve">            &lt;/tr&gt;</w:t>
       </w:r>
@@ -7759,6 +8466,7 @@
       <w:r>
         <w:rPr>
           <w:rtl w:val="0"/>
+          <w:lang w:val="en-US"/>
         </w:rPr>
         <w:t xml:space="preserve">            &lt;tr&gt;</w:t>
       </w:r>
@@ -7770,6 +8478,7 @@
       <w:r>
         <w:rPr>
           <w:rtl w:val="0"/>
+          <w:lang w:val="en-US"/>
         </w:rPr>
         <w:t xml:space="preserve">              &lt;td&gt;{pozadavek2_label}&lt;/td&gt;</w:t>
       </w:r>
@@ -7781,6 +8490,7 @@
       <w:r>
         <w:rPr>
           <w:rtl w:val="0"/>
+          <w:lang w:val="en-US"/>
         </w:rPr>
         <w:t xml:space="preserve">              &lt;td&gt;{pozadavek2_text}&lt;/td&gt;</w:t>
       </w:r>
@@ -7792,6 +8502,7 @@
       <w:r>
         <w:rPr>
           <w:rtl w:val="0"/>
+          <w:lang w:val="en-US"/>
         </w:rPr>
         <w:t xml:space="preserve">            &lt;/tr&gt;</w:t>
       </w:r>
@@ -7803,6 +8514,7 @@
       <w:r>
         <w:rPr>
           <w:rtl w:val="0"/>
+          <w:lang w:val="en-US"/>
         </w:rPr>
         <w:t xml:space="preserve">            &lt;tr&gt;</w:t>
       </w:r>
@@ -7814,6 +8526,7 @@
       <w:r>
         <w:rPr>
           <w:rtl w:val="0"/>
+          <w:lang w:val="en-US"/>
         </w:rPr>
         <w:t xml:space="preserve">              &lt;td&gt;{pozadavek3_label}&lt;/td&gt;</w:t>
       </w:r>
@@ -7825,6 +8538,7 @@
       <w:r>
         <w:rPr>
           <w:rtl w:val="0"/>
+          <w:lang w:val="en-US"/>
         </w:rPr>
         <w:t xml:space="preserve">              &lt;td&gt;{pozadavek3_text}&lt;/td&gt;</w:t>
       </w:r>
@@ -7836,6 +8550,7 @@
       <w:r>
         <w:rPr>
           <w:rtl w:val="0"/>
+          <w:lang w:val="en-US"/>
         </w:rPr>
         <w:t xml:space="preserve">            &lt;/tr&gt;</w:t>
       </w:r>
@@ -7847,6 +8562,7 @@
       <w:r>
         <w:rPr>
           <w:rtl w:val="0"/>
+          <w:lang w:val="en-US"/>
         </w:rPr>
         <w:t xml:space="preserve">          &lt;/tbody&gt;</w:t>
       </w:r>
@@ -7858,6 +8574,7 @@
       <w:r>
         <w:rPr>
           <w:rtl w:val="0"/>
+          <w:lang w:val="en-US"/>
         </w:rPr>
         <w:t xml:space="preserve">        &lt;/table&gt;</w:t>
       </w:r>
@@ -7869,6 +8586,7 @@
       <w:r>
         <w:rPr>
           <w:rtl w:val="0"/>
+          <w:lang w:val="en-US"/>
         </w:rPr>
         <w:t xml:space="preserve">      &lt;/div&gt;</w:t>
       </w:r>
@@ -7880,6 +8598,7 @@
       <w:r>
         <w:rPr>
           <w:rtl w:val="0"/>
+          <w:lang w:val="en-US"/>
         </w:rPr>
         <w:t xml:space="preserve">    &lt;/section&gt;</w:t>
       </w:r>
@@ -7896,6 +8615,7 @@
       <w:r>
         <w:rPr>
           <w:rtl w:val="0"/>
+          <w:lang w:val="en-US"/>
         </w:rPr>
         <w:t xml:space="preserve">    &lt;div class="duo-gallery"&gt;</w:t>
       </w:r>
@@ -7907,6 +8627,7 @@
       <w:r>
         <w:rPr>
           <w:rtl w:val="0"/>
+          <w:lang w:val="en-US"/>
         </w:rPr>
         <w:t xml:space="preserve">      &lt;div class="duo-card"&gt;</w:t>
       </w:r>
@@ -7918,6 +8639,7 @@
       <w:r>
         <w:rPr>
           <w:rtl w:val="0"/>
+          <w:lang w:val="en-US"/>
         </w:rPr>
         <w:t xml:space="preserve">        &lt;img src="{img3_src}" alt="{img3_alt}"&gt;</w:t>
       </w:r>
@@ -7929,6 +8651,7 @@
       <w:r>
         <w:rPr>
           <w:rtl w:val="0"/>
+          <w:lang w:val="en-US"/>
         </w:rPr>
         <w:t xml:space="preserve">        &lt;div class="duo-caption"&gt;</w:t>
       </w:r>
@@ -7940,6 +8663,7 @@
       <w:r>
         <w:rPr>
           <w:rtl w:val="0"/>
+          <w:lang w:val="en-US"/>
         </w:rPr>
         <w:t xml:space="preserve">          &lt;strong&gt;{img3_caption_title}&lt;/strong&gt;</w:t>
       </w:r>
@@ -7951,6 +8675,7 @@
       <w:r>
         <w:rPr>
           <w:rtl w:val="0"/>
+          <w:lang w:val="en-US"/>
         </w:rPr>
         <w:t xml:space="preserve">          &lt;span&gt;{img3_caption_text}&lt;/span&gt;</w:t>
       </w:r>
@@ -7962,6 +8687,7 @@
       <w:r>
         <w:rPr>
           <w:rtl w:val="0"/>
+          <w:lang w:val="en-US"/>
         </w:rPr>
         <w:t xml:space="preserve">        &lt;/div&gt;</w:t>
       </w:r>
@@ -7973,6 +8699,7 @@
       <w:r>
         <w:rPr>
           <w:rtl w:val="0"/>
+          <w:lang w:val="en-US"/>
         </w:rPr>
         <w:t xml:space="preserve">      &lt;/div&gt;</w:t>
       </w:r>
@@ -7989,6 +8716,7 @@
       <w:r>
         <w:rPr>
           <w:rtl w:val="0"/>
+          <w:lang w:val="en-US"/>
         </w:rPr>
         <w:t xml:space="preserve">      &lt;div class="duo-card"&gt;</w:t>
       </w:r>
@@ -8000,6 +8728,7 @@
       <w:r>
         <w:rPr>
           <w:rtl w:val="0"/>
+          <w:lang w:val="en-US"/>
         </w:rPr>
         <w:t xml:space="preserve">        &lt;img src="{img4_src}" alt="{img4_alt}"&gt;</w:t>
       </w:r>
@@ -8011,6 +8740,7 @@
       <w:r>
         <w:rPr>
           <w:rtl w:val="0"/>
+          <w:lang w:val="en-US"/>
         </w:rPr>
         <w:t xml:space="preserve">        &lt;div class="duo-caption"&gt;</w:t>
       </w:r>
@@ -8022,6 +8752,7 @@
       <w:r>
         <w:rPr>
           <w:rtl w:val="0"/>
+          <w:lang w:val="en-US"/>
         </w:rPr>
         <w:t xml:space="preserve">          &lt;strong&gt;{img4_caption_title}&lt;/strong&gt;</w:t>
       </w:r>
@@ -8033,6 +8764,7 @@
       <w:r>
         <w:rPr>
           <w:rtl w:val="0"/>
+          <w:lang w:val="en-US"/>
         </w:rPr>
         <w:t xml:space="preserve">          &lt;span&gt;{img4_caption_text}&lt;/span&gt;</w:t>
       </w:r>
@@ -8044,6 +8776,7 @@
       <w:r>
         <w:rPr>
           <w:rtl w:val="0"/>
+          <w:lang w:val="en-US"/>
         </w:rPr>
         <w:t xml:space="preserve">        &lt;/div&gt;</w:t>
       </w:r>
@@ -8055,6 +8788,7 @@
       <w:r>
         <w:rPr>
           <w:rtl w:val="0"/>
+          <w:lang w:val="en-US"/>
         </w:rPr>
         <w:t xml:space="preserve">      &lt;/div&gt;</w:t>
       </w:r>
@@ -8066,6 +8800,7 @@
       <w:r>
         <w:rPr>
           <w:rtl w:val="0"/>
+          <w:lang w:val="en-US"/>
         </w:rPr>
         <w:t xml:space="preserve">    &lt;/div&gt;</w:t>
       </w:r>
@@ -8082,6 +8817,7 @@
       <w:r>
         <w:rPr>
           <w:rtl w:val="0"/>
+          <w:lang w:val="en-US"/>
         </w:rPr>
         <w:t xml:space="preserve">    &lt;section class="table-card"&gt;</w:t>
       </w:r>
@@ -8093,6 +8829,7 @@
       <w:r>
         <w:rPr>
           <w:rtl w:val="0"/>
+          <w:lang w:val="en-US"/>
         </w:rPr>
         <w:t xml:space="preserve">      &lt;h2&gt;{sekce_faq_nadpis}&lt;/h2&gt;</w:t>
       </w:r>
@@ -8104,6 +8841,7 @@
       <w:r>
         <w:rPr>
           <w:rtl w:val="0"/>
+          <w:lang w:val="en-US"/>
         </w:rPr>
         <w:t xml:space="preserve">      &lt;div class="clean-table-wrap"&gt;</w:t>
       </w:r>
@@ -8115,6 +8853,7 @@
       <w:r>
         <w:rPr>
           <w:rtl w:val="0"/>
+          <w:lang w:val="en-US"/>
         </w:rPr>
         <w:t xml:space="preserve">        &lt;table class="clean-table"&gt;</w:t>
       </w:r>
@@ -8126,6 +8865,7 @@
       <w:r>
         <w:rPr>
           <w:rtl w:val="0"/>
+          <w:lang w:val="en-US"/>
         </w:rPr>
         <w:t xml:space="preserve">          &lt;thead&gt;</w:t>
       </w:r>
@@ -8137,6 +8877,7 @@
       <w:r>
         <w:rPr>
           <w:rtl w:val="0"/>
+          <w:lang w:val="en-US"/>
         </w:rPr>
         <w:t xml:space="preserve">            &lt;tr&gt;</w:t>
       </w:r>
@@ -8148,18 +8889,21 @@
       <w:r>
         <w:rPr>
           <w:rtl w:val="0"/>
+          <w:lang w:val="en-US"/>
         </w:rPr>
         <w:t xml:space="preserve">              &lt;th&gt;Ot</w:t>
       </w:r>
       <w:r>
         <w:rPr>
           <w:rtl w:val="0"/>
+          <w:lang w:val="en-US"/>
         </w:rPr>
         <w:t>á</w:t>
       </w:r>
       <w:r>
         <w:rPr>
           <w:rtl w:val="0"/>
+          <w:lang w:val="en-US"/>
         </w:rPr>
         <w:t>zka&lt;/th&gt;</w:t>
       </w:r>
@@ -8171,18 +8915,21 @@
       <w:r>
         <w:rPr>
           <w:rtl w:val="0"/>
+          <w:lang w:val="en-US"/>
         </w:rPr>
         <w:t xml:space="preserve">              &lt;th&gt;Odpove</w:t>
       </w:r>
       <w:r>
         <w:rPr>
           <w:rtl w:val="0"/>
+          <w:lang w:val="en-US"/>
         </w:rPr>
         <w:t>ď</w:t>
       </w:r>
       <w:r>
         <w:rPr>
           <w:rtl w:val="0"/>
+          <w:lang w:val="en-US"/>
         </w:rPr>
         <w:t>&lt;/th&gt;</w:t>
       </w:r>
@@ -8194,6 +8941,7 @@
       <w:r>
         <w:rPr>
           <w:rtl w:val="0"/>
+          <w:lang w:val="en-US"/>
         </w:rPr>
         <w:t xml:space="preserve">            &lt;/tr&gt;</w:t>
       </w:r>
@@ -8205,6 +8953,7 @@
       <w:r>
         <w:rPr>
           <w:rtl w:val="0"/>
+          <w:lang w:val="en-US"/>
         </w:rPr>
         <w:t xml:space="preserve">          &lt;/thead&gt;</w:t>
       </w:r>
@@ -8216,6 +8965,7 @@
       <w:r>
         <w:rPr>
           <w:rtl w:val="0"/>
+          <w:lang w:val="en-US"/>
         </w:rPr>
         <w:t xml:space="preserve">          &lt;tbody&gt;</w:t>
       </w:r>
@@ -8227,6 +8977,7 @@
       <w:r>
         <w:rPr>
           <w:rtl w:val="0"/>
+          <w:lang w:val="en-US"/>
         </w:rPr>
         <w:t xml:space="preserve">            &lt;tr&gt;</w:t>
       </w:r>
@@ -8238,6 +8989,7 @@
       <w:r>
         <w:rPr>
           <w:rtl w:val="0"/>
+          <w:lang w:val="en-US"/>
         </w:rPr>
         <w:t xml:space="preserve">              &lt;td&gt;{faq_otazka1}&lt;/td&gt;</w:t>
       </w:r>
@@ -8249,6 +9001,7 @@
       <w:r>
         <w:rPr>
           <w:rtl w:val="0"/>
+          <w:lang w:val="en-US"/>
         </w:rPr>
         <w:t xml:space="preserve">              &lt;td&gt;{faq_odpoved1}&lt;/td&gt;</w:t>
       </w:r>
@@ -8260,6 +9013,7 @@
       <w:r>
         <w:rPr>
           <w:rtl w:val="0"/>
+          <w:lang w:val="en-US"/>
         </w:rPr>
         <w:t xml:space="preserve">            &lt;/tr&gt;</w:t>
       </w:r>
@@ -8271,6 +9025,7 @@
       <w:r>
         <w:rPr>
           <w:rtl w:val="0"/>
+          <w:lang w:val="en-US"/>
         </w:rPr>
         <w:t xml:space="preserve">            &lt;tr&gt;</w:t>
       </w:r>
@@ -8282,6 +9037,7 @@
       <w:r>
         <w:rPr>
           <w:rtl w:val="0"/>
+          <w:lang w:val="en-US"/>
         </w:rPr>
         <w:t xml:space="preserve">              &lt;td&gt;{faq_otazka2}&lt;/td&gt;</w:t>
       </w:r>
@@ -8293,6 +9049,7 @@
       <w:r>
         <w:rPr>
           <w:rtl w:val="0"/>
+          <w:lang w:val="en-US"/>
         </w:rPr>
         <w:t xml:space="preserve">              &lt;td&gt;{faq_odpoved2}&lt;/td&gt;</w:t>
       </w:r>
@@ -8304,6 +9061,7 @@
       <w:r>
         <w:rPr>
           <w:rtl w:val="0"/>
+          <w:lang w:val="en-US"/>
         </w:rPr>
         <w:t xml:space="preserve">            &lt;/tr&gt;</w:t>
       </w:r>
@@ -8315,6 +9073,7 @@
       <w:r>
         <w:rPr>
           <w:rtl w:val="0"/>
+          <w:lang w:val="en-US"/>
         </w:rPr>
         <w:t xml:space="preserve">            &lt;tr&gt;</w:t>
       </w:r>
@@ -8326,6 +9085,7 @@
       <w:r>
         <w:rPr>
           <w:rtl w:val="0"/>
+          <w:lang w:val="en-US"/>
         </w:rPr>
         <w:t xml:space="preserve">              &lt;td&gt;{faq_otazka3}&lt;/td&gt;</w:t>
       </w:r>
@@ -8337,6 +9097,7 @@
       <w:r>
         <w:rPr>
           <w:rtl w:val="0"/>
+          <w:lang w:val="en-US"/>
         </w:rPr>
         <w:t xml:space="preserve">              &lt;td&gt;{faq_odpoved3}&lt;/td&gt;</w:t>
       </w:r>
@@ -8348,6 +9109,7 @@
       <w:r>
         <w:rPr>
           <w:rtl w:val="0"/>
+          <w:lang w:val="en-US"/>
         </w:rPr>
         <w:t xml:space="preserve">            &lt;/tr&gt;</w:t>
       </w:r>
@@ -8359,6 +9121,7 @@
       <w:r>
         <w:rPr>
           <w:rtl w:val="0"/>
+          <w:lang w:val="en-US"/>
         </w:rPr>
         <w:t xml:space="preserve">            &lt;tr&gt;</w:t>
       </w:r>
@@ -8370,6 +9133,7 @@
       <w:r>
         <w:rPr>
           <w:rtl w:val="0"/>
+          <w:lang w:val="en-US"/>
         </w:rPr>
         <w:t xml:space="preserve">              &lt;td&gt;{faq_otazka4}&lt;/td&gt;</w:t>
       </w:r>
@@ -8381,6 +9145,7 @@
       <w:r>
         <w:rPr>
           <w:rtl w:val="0"/>
+          <w:lang w:val="en-US"/>
         </w:rPr>
         <w:t xml:space="preserve">              &lt;td&gt;{faq_odpoved4}&lt;/td&gt;</w:t>
       </w:r>
@@ -8392,6 +9157,7 @@
       <w:r>
         <w:rPr>
           <w:rtl w:val="0"/>
+          <w:lang w:val="en-US"/>
         </w:rPr>
         <w:t xml:space="preserve">            &lt;/tr&gt;</w:t>
       </w:r>
@@ -8403,6 +9169,7 @@
       <w:r>
         <w:rPr>
           <w:rtl w:val="0"/>
+          <w:lang w:val="en-US"/>
         </w:rPr>
         <w:t xml:space="preserve">          &lt;/tbody&gt;</w:t>
       </w:r>
@@ -8414,6 +9181,7 @@
       <w:r>
         <w:rPr>
           <w:rtl w:val="0"/>
+          <w:lang w:val="en-US"/>
         </w:rPr>
         <w:t xml:space="preserve">        &lt;/table&gt;</w:t>
       </w:r>
@@ -8425,6 +9193,7 @@
       <w:r>
         <w:rPr>
           <w:rtl w:val="0"/>
+          <w:lang w:val="en-US"/>
         </w:rPr>
         <w:t xml:space="preserve">      &lt;/div&gt;</w:t>
       </w:r>
@@ -8436,6 +9205,7 @@
       <w:r>
         <w:rPr>
           <w:rtl w:val="0"/>
+          <w:lang w:val="en-US"/>
         </w:rPr>
         <w:t xml:space="preserve">    &lt;/section&gt;</w:t>
       </w:r>
@@ -8452,6 +9222,19 @@
       <w:r>
         <w:rPr>
           <w:rtl w:val="0"/>
+          <w:lang w:val="en-US"/>
+        </w:rPr>
+        <w:t xml:space="preserve">  </w:t>
+      </w:r>
+    </w:p>
+    <w:p>
+      <w:pPr>
+        <w:pStyle w:val="Text A"/>
+      </w:pPr>
+      <w:r>
+        <w:rPr>
+          <w:rtl w:val="0"/>
+          <w:lang w:val="en-US"/>
         </w:rPr>
         <w:t xml:space="preserve">    &lt;section class="section-card"&gt;</w:t>
       </w:r>
@@ -8463,306 +9246,160 @@
       <w:r>
         <w:rPr>
           <w:rtl w:val="0"/>
-        </w:rPr>
-        <w:t xml:space="preserve">      &lt;h2&gt;{sekce_navaznosti_nadpis}&lt;/h2&gt;</w:t>
-      </w:r>
-    </w:p>
-    <w:p>
-      <w:pPr>
-        <w:pStyle w:val="Text A"/>
-      </w:pPr>
-      <w:r>
-        <w:rPr>
-          <w:rtl w:val="0"/>
-        </w:rPr>
-        <w:t xml:space="preserve">      &lt;div class="clean-table-wrap"&gt;</w:t>
-      </w:r>
-    </w:p>
-    <w:p>
-      <w:pPr>
-        <w:pStyle w:val="Text A"/>
-      </w:pPr>
-      <w:r>
-        <w:rPr>
-          <w:rtl w:val="0"/>
-        </w:rPr>
-        <w:t xml:space="preserve">        &lt;table class="clean-table"&gt;</w:t>
-      </w:r>
-    </w:p>
-    <w:p>
-      <w:pPr>
-        <w:pStyle w:val="Text A"/>
-      </w:pPr>
-      <w:r>
-        <w:rPr>
-          <w:rtl w:val="0"/>
-        </w:rPr>
-        <w:t xml:space="preserve">          &lt;thead&gt;</w:t>
-      </w:r>
-    </w:p>
-    <w:p>
-      <w:pPr>
-        <w:pStyle w:val="Text A"/>
-      </w:pPr>
-      <w:r>
-        <w:rPr>
-          <w:rtl w:val="0"/>
-        </w:rPr>
-        <w:t xml:space="preserve">            &lt;tr&gt;</w:t>
-      </w:r>
-    </w:p>
-    <w:p>
-      <w:pPr>
-        <w:pStyle w:val="Text A"/>
-      </w:pPr>
-      <w:r>
-        <w:rPr>
-          <w:rtl w:val="0"/>
-        </w:rPr>
-        <w:t xml:space="preserve">              &lt;th&gt;Odpor</w:t>
-      </w:r>
-      <w:r>
-        <w:rPr>
-          <w:rtl w:val="0"/>
-        </w:rPr>
-        <w:t>úč</w:t>
-      </w:r>
-      <w:r>
-        <w:rPr>
-          <w:rtl w:val="0"/>
-        </w:rPr>
-        <w:t>anie&lt;/th&gt;</w:t>
-      </w:r>
-    </w:p>
-    <w:p>
-      <w:pPr>
-        <w:pStyle w:val="Text A"/>
-      </w:pPr>
-      <w:r>
-        <w:rPr>
-          <w:rtl w:val="0"/>
-        </w:rPr>
-        <w:t xml:space="preserve">              &lt;th&gt;Pre</w:t>
-      </w:r>
-      <w:r>
-        <w:rPr>
-          <w:rtl w:val="0"/>
+          <w:lang w:val="en-US"/>
+        </w:rPr>
+        <w:t xml:space="preserve">      &lt;h2&gt;{sekce_vyrobce_nadpis}&lt;/h2&gt;</w:t>
+      </w:r>
+    </w:p>
+    <w:p>
+      <w:pPr>
+        <w:pStyle w:val="Text A"/>
+      </w:pPr>
+      <w:r>
+        <w:rPr>
+          <w:rtl w:val="0"/>
+          <w:lang w:val="en-US"/>
+        </w:rPr>
+        <w:t xml:space="preserve">      &lt;p&gt;&lt;strong&gt;Vydavate</w:t>
+      </w:r>
+      <w:r>
+        <w:rPr>
+          <w:rtl w:val="0"/>
+          <w:lang w:val="en-US"/>
+        </w:rPr>
+        <w:t xml:space="preserve">ľ </w:t>
+      </w:r>
+      <w:r>
+        <w:rPr>
+          <w:rtl w:val="0"/>
+          <w:lang w:val="en-US"/>
+        </w:rPr>
+        <w:t>/ zna</w:t>
+      </w:r>
+      <w:r>
+        <w:rPr>
+          <w:rtl w:val="0"/>
+          <w:lang w:val="en-US"/>
         </w:rPr>
         <w:t>č</w:t>
       </w:r>
       <w:r>
         <w:rPr>
           <w:rtl w:val="0"/>
-        </w:rPr>
-        <w:t>o to d</w:t>
-      </w:r>
-      <w:r>
-        <w:rPr>
-          <w:rtl w:val="0"/>
-        </w:rPr>
-        <w:t>á</w:t>
-      </w:r>
-      <w:r>
-        <w:rPr>
-          <w:rtl w:val="0"/>
-        </w:rPr>
-        <w:t>va zmysel&lt;/th&gt;</w:t>
-      </w:r>
-    </w:p>
-    <w:p>
-      <w:pPr>
-        <w:pStyle w:val="Text A"/>
-      </w:pPr>
-      <w:r>
-        <w:rPr>
-          <w:rtl w:val="0"/>
-        </w:rPr>
-        <w:t xml:space="preserve">            &lt;/tr&gt;</w:t>
-      </w:r>
-    </w:p>
-    <w:p>
-      <w:pPr>
-        <w:pStyle w:val="Text A"/>
-      </w:pPr>
-      <w:r>
-        <w:rPr>
-          <w:rtl w:val="0"/>
-        </w:rPr>
-        <w:t xml:space="preserve">          &lt;/thead&gt;</w:t>
-      </w:r>
-    </w:p>
-    <w:p>
-      <w:pPr>
-        <w:pStyle w:val="Text A"/>
-      </w:pPr>
-      <w:r>
-        <w:rPr>
-          <w:rtl w:val="0"/>
-        </w:rPr>
-        <w:t xml:space="preserve">          &lt;tbody&gt;</w:t>
-      </w:r>
-    </w:p>
-    <w:p>
-      <w:pPr>
-        <w:pStyle w:val="Text A"/>
-      </w:pPr>
-      <w:r>
-        <w:rPr>
-          <w:rtl w:val="0"/>
-        </w:rPr>
-        <w:t xml:space="preserve">            &lt;tr&gt;</w:t>
-      </w:r>
-    </w:p>
-    <w:p>
-      <w:pPr>
-        <w:pStyle w:val="Text A"/>
-      </w:pPr>
-      <w:r>
-        <w:rPr>
-          <w:rtl w:val="0"/>
-        </w:rPr>
-        <w:t xml:space="preserve">              &lt;td&gt;{navaznost_radek1_label}&lt;/td&gt;</w:t>
-      </w:r>
-    </w:p>
-    <w:p>
-      <w:pPr>
-        <w:pStyle w:val="Text A"/>
-      </w:pPr>
-      <w:r>
-        <w:rPr>
-          <w:rtl w:val="0"/>
-        </w:rPr>
-        <w:t xml:space="preserve">              &lt;td&gt;{navaznost_radek1_text}&lt;/td&gt;</w:t>
-      </w:r>
-    </w:p>
-    <w:p>
-      <w:pPr>
-        <w:pStyle w:val="Text A"/>
-      </w:pPr>
-      <w:r>
-        <w:rPr>
-          <w:rtl w:val="0"/>
-        </w:rPr>
-        <w:t xml:space="preserve">            &lt;/tr&gt;</w:t>
-      </w:r>
-    </w:p>
-    <w:p>
-      <w:pPr>
-        <w:pStyle w:val="Text A"/>
-      </w:pPr>
-      <w:r>
-        <w:rPr>
-          <w:rtl w:val="0"/>
-        </w:rPr>
-        <w:t xml:space="preserve">            &lt;tr&gt;</w:t>
-      </w:r>
-    </w:p>
-    <w:p>
-      <w:pPr>
-        <w:pStyle w:val="Text A"/>
-      </w:pPr>
-      <w:r>
-        <w:rPr>
-          <w:rtl w:val="0"/>
-        </w:rPr>
-        <w:t xml:space="preserve">              &lt;td&gt;{navaznost_radek2_label}&lt;/td&gt;</w:t>
-      </w:r>
-    </w:p>
-    <w:p>
-      <w:pPr>
-        <w:pStyle w:val="Text A"/>
-      </w:pPr>
-      <w:r>
-        <w:rPr>
-          <w:rtl w:val="0"/>
-        </w:rPr>
-        <w:t xml:space="preserve">              &lt;td&gt;{navaznost_radek2_text}&lt;/td&gt;</w:t>
-      </w:r>
-    </w:p>
-    <w:p>
-      <w:pPr>
-        <w:pStyle w:val="Text A"/>
-      </w:pPr>
-      <w:r>
-        <w:rPr>
-          <w:rtl w:val="0"/>
-        </w:rPr>
-        <w:t xml:space="preserve">            &lt;/tr&gt;</w:t>
-      </w:r>
-    </w:p>
-    <w:p>
-      <w:pPr>
-        <w:pStyle w:val="Text A"/>
-      </w:pPr>
-      <w:r>
-        <w:rPr>
-          <w:rtl w:val="0"/>
-        </w:rPr>
-        <w:t xml:space="preserve">            &lt;tr&gt;</w:t>
-      </w:r>
-    </w:p>
-    <w:p>
-      <w:pPr>
-        <w:pStyle w:val="Text A"/>
-      </w:pPr>
-      <w:r>
-        <w:rPr>
-          <w:rtl w:val="0"/>
-        </w:rPr>
-        <w:t xml:space="preserve">              &lt;td&gt;{navaznost_radek3_label}&lt;/td&gt;</w:t>
-      </w:r>
-    </w:p>
-    <w:p>
-      <w:pPr>
-        <w:pStyle w:val="Text A"/>
-      </w:pPr>
-      <w:r>
-        <w:rPr>
-          <w:rtl w:val="0"/>
-        </w:rPr>
-        <w:t xml:space="preserve">              &lt;td&gt;{navaznost_radek3_text}&lt;/td&gt;</w:t>
-      </w:r>
-    </w:p>
-    <w:p>
-      <w:pPr>
-        <w:pStyle w:val="Text A"/>
-      </w:pPr>
-      <w:r>
-        <w:rPr>
-          <w:rtl w:val="0"/>
-        </w:rPr>
-        <w:t xml:space="preserve">            &lt;/tr&gt;</w:t>
-      </w:r>
-    </w:p>
-    <w:p>
-      <w:pPr>
-        <w:pStyle w:val="Text A"/>
-      </w:pPr>
-      <w:r>
-        <w:rPr>
-          <w:rtl w:val="0"/>
-        </w:rPr>
-        <w:t xml:space="preserve">          &lt;/tbody&gt;</w:t>
-      </w:r>
-    </w:p>
-    <w:p>
-      <w:pPr>
-        <w:pStyle w:val="Text A"/>
-      </w:pPr>
-      <w:r>
-        <w:rPr>
-          <w:rtl w:val="0"/>
-        </w:rPr>
-        <w:t xml:space="preserve">        &lt;/table&gt;</w:t>
-      </w:r>
-    </w:p>
-    <w:p>
-      <w:pPr>
-        <w:pStyle w:val="Text A"/>
-      </w:pPr>
-      <w:r>
-        <w:rPr>
-          <w:rtl w:val="0"/>
+          <w:lang w:val="en-US"/>
+        </w:rPr>
+        <w:t>ka:&lt;/strong&gt; {vyrobce}&lt;/p&gt;</w:t>
+      </w:r>
+    </w:p>
+    <w:p>
+      <w:pPr>
+        <w:pStyle w:val="Text A"/>
+      </w:pPr>
+      <w:r>
+        <w:rPr>
+          <w:rtl w:val="0"/>
+          <w:lang w:val="en-US"/>
+        </w:rPr>
+        <w:t xml:space="preserve">      &lt;p&gt;{sekce_vyrobce_text}&lt;/p&gt;</w:t>
+      </w:r>
+    </w:p>
+    <w:p>
+      <w:pPr>
+        <w:pStyle w:val="Text A"/>
+      </w:pPr>
+      <w:r>
+        <w:rPr>
+          <w:rtl w:val="0"/>
+          <w:lang w:val="en-US"/>
+        </w:rPr>
+        <w:t xml:space="preserve">    &lt;/section&gt;</w:t>
+      </w:r>
+    </w:p>
+    <w:p>
+      <w:pPr>
+        <w:pStyle w:val="Text A"/>
+      </w:pPr>
+    </w:p>
+    <w:p>
+      <w:pPr>
+        <w:pStyle w:val="Text A"/>
+      </w:pPr>
+      <w:r>
+        <w:rPr>
+          <w:rtl w:val="0"/>
+          <w:lang w:val="en-US"/>
+        </w:rPr>
+        <w:t xml:space="preserve">    &lt;section class="section-card"&gt;</w:t>
+      </w:r>
+    </w:p>
+    <w:p>
+      <w:pPr>
+        <w:pStyle w:val="Text A"/>
+      </w:pPr>
+      <w:r>
+        <w:rPr>
+          <w:rtl w:val="0"/>
+          <w:lang w:val="en-US"/>
+        </w:rPr>
+        <w:t xml:space="preserve">      &lt;h2&gt;{sekce_video_nadpis}&lt;/h2&gt;</w:t>
+      </w:r>
+    </w:p>
+    <w:p>
+      <w:pPr>
+        <w:pStyle w:val="Text A"/>
+      </w:pPr>
+      <w:r>
+        <w:rPr>
+          <w:rtl w:val="0"/>
+          <w:lang w:val="en-US"/>
+        </w:rPr>
+        <w:t xml:space="preserve">      &lt;div class="video-shell"&gt;</w:t>
+      </w:r>
+    </w:p>
+    <w:p>
+      <w:pPr>
+        <w:pStyle w:val="Text A"/>
+      </w:pPr>
+      <w:r>
+        <w:rPr>
+          <w:rtl w:val="0"/>
+          <w:lang w:val="en-US"/>
+        </w:rPr>
+        <w:t xml:space="preserve">        &lt;div class="video-block"&gt;</w:t>
+      </w:r>
+    </w:p>
+    <w:p>
+      <w:pPr>
+        <w:pStyle w:val="Text A"/>
+      </w:pPr>
+      <w:r>
+        <w:rPr>
+          <w:rtl w:val="0"/>
+          <w:lang w:val="en-US"/>
+        </w:rPr>
+        <w:t xml:space="preserve">          &lt;iframe src="{video_url}" allowfullscreen&gt;&lt;/iframe&gt;</w:t>
+      </w:r>
+    </w:p>
+    <w:p>
+      <w:pPr>
+        <w:pStyle w:val="Text A"/>
+      </w:pPr>
+      <w:r>
+        <w:rPr>
+          <w:rtl w:val="0"/>
+          <w:lang w:val="en-US"/>
+        </w:rPr>
+        <w:t xml:space="preserve">        &lt;/div&gt;</w:t>
+      </w:r>
+    </w:p>
+    <w:p>
+      <w:pPr>
+        <w:pStyle w:val="Text A"/>
+      </w:pPr>
+      <w:r>
+        <w:rPr>
+          <w:rtl w:val="0"/>
+          <w:lang w:val="en-US"/>
         </w:rPr>
         <w:t xml:space="preserve">      &lt;/div&gt;</w:t>
       </w:r>
@@ -8774,6 +9411,7 @@
       <w:r>
         <w:rPr>
           <w:rtl w:val="0"/>
+          <w:lang w:val="en-US"/>
         </w:rPr>
         <w:t xml:space="preserve">    &lt;/section&gt;</w:t>
       </w:r>
@@ -8790,183 +9428,7 @@
       <w:r>
         <w:rPr>
           <w:rtl w:val="0"/>
-        </w:rPr>
-        <w:t xml:space="preserve">    &lt;section class="section-card"&gt;</w:t>
-      </w:r>
-    </w:p>
-    <w:p>
-      <w:pPr>
-        <w:pStyle w:val="Text A"/>
-      </w:pPr>
-      <w:r>
-        <w:rPr>
-          <w:rtl w:val="0"/>
-        </w:rPr>
-        <w:t xml:space="preserve">      &lt;h2&gt;{sekce_vyrobce_nadpis}&lt;/h2&gt;</w:t>
-      </w:r>
-    </w:p>
-    <w:p>
-      <w:pPr>
-        <w:pStyle w:val="Text A"/>
-      </w:pPr>
-      <w:r>
-        <w:rPr>
-          <w:rtl w:val="0"/>
-        </w:rPr>
-        <w:t xml:space="preserve">      &lt;p&gt;&lt;strong&gt;Vydavate</w:t>
-      </w:r>
-      <w:r>
-        <w:rPr>
-          <w:rtl w:val="0"/>
-        </w:rPr>
-        <w:t xml:space="preserve">ľ </w:t>
-      </w:r>
-      <w:r>
-        <w:rPr>
-          <w:rtl w:val="0"/>
-        </w:rPr>
-        <w:t>/ zna</w:t>
-      </w:r>
-      <w:r>
-        <w:rPr>
-          <w:rtl w:val="0"/>
-        </w:rPr>
-        <w:t>č</w:t>
-      </w:r>
-      <w:r>
-        <w:rPr>
-          <w:rtl w:val="0"/>
-        </w:rPr>
-        <w:t>ka:&lt;/strong&gt; {vyrobce}&lt;/p&gt;</w:t>
-      </w:r>
-    </w:p>
-    <w:p>
-      <w:pPr>
-        <w:pStyle w:val="Text A"/>
-      </w:pPr>
-      <w:r>
-        <w:rPr>
-          <w:rtl w:val="0"/>
-        </w:rPr>
-        <w:t xml:space="preserve">      &lt;p&gt;{sekce_vyrobce_text}&lt;/p&gt;</w:t>
-      </w:r>
-    </w:p>
-    <w:p>
-      <w:pPr>
-        <w:pStyle w:val="Text A"/>
-      </w:pPr>
-      <w:r>
-        <w:rPr>
-          <w:rtl w:val="0"/>
-        </w:rPr>
-        <w:t xml:space="preserve">    &lt;/section&gt;</w:t>
-      </w:r>
-    </w:p>
-    <w:p>
-      <w:pPr>
-        <w:pStyle w:val="Text A"/>
-      </w:pPr>
-    </w:p>
-    <w:p>
-      <w:pPr>
-        <w:pStyle w:val="Text A"/>
-      </w:pPr>
-      <w:r>
-        <w:rPr>
-          <w:rtl w:val="0"/>
-        </w:rPr>
-        <w:t xml:space="preserve">    &lt;section class="section-card"&gt;</w:t>
-      </w:r>
-    </w:p>
-    <w:p>
-      <w:pPr>
-        <w:pStyle w:val="Text A"/>
-      </w:pPr>
-      <w:r>
-        <w:rPr>
-          <w:rtl w:val="0"/>
-        </w:rPr>
-        <w:t xml:space="preserve">      &lt;h2&gt;{sekce_video_nadpis}&lt;/h2&gt;</w:t>
-      </w:r>
-    </w:p>
-    <w:p>
-      <w:pPr>
-        <w:pStyle w:val="Text A"/>
-      </w:pPr>
-      <w:r>
-        <w:rPr>
-          <w:rtl w:val="0"/>
-        </w:rPr>
-        <w:t xml:space="preserve">      &lt;div class="video-shell"&gt;</w:t>
-      </w:r>
-    </w:p>
-    <w:p>
-      <w:pPr>
-        <w:pStyle w:val="Text A"/>
-      </w:pPr>
-      <w:r>
-        <w:rPr>
-          <w:rtl w:val="0"/>
-        </w:rPr>
-        <w:t xml:space="preserve">        &lt;div class="video-block"&gt;</w:t>
-      </w:r>
-    </w:p>
-    <w:p>
-      <w:pPr>
-        <w:pStyle w:val="Text A"/>
-      </w:pPr>
-      <w:r>
-        <w:rPr>
-          <w:rtl w:val="0"/>
-        </w:rPr>
-        <w:t xml:space="preserve">          &lt;iframe src="{video_url}" allowfullscreen&gt;&lt;/iframe&gt;</w:t>
-      </w:r>
-    </w:p>
-    <w:p>
-      <w:pPr>
-        <w:pStyle w:val="Text A"/>
-      </w:pPr>
-      <w:r>
-        <w:rPr>
-          <w:rtl w:val="0"/>
-        </w:rPr>
-        <w:t xml:space="preserve">        &lt;/div&gt;</w:t>
-      </w:r>
-    </w:p>
-    <w:p>
-      <w:pPr>
-        <w:pStyle w:val="Text A"/>
-      </w:pPr>
-      <w:r>
-        <w:rPr>
-          <w:rtl w:val="0"/>
-        </w:rPr>
-        <w:t xml:space="preserve">      &lt;/div&gt;</w:t>
-      </w:r>
-    </w:p>
-    <w:p>
-      <w:pPr>
-        <w:pStyle w:val="Text A"/>
-      </w:pPr>
-      <w:r>
-        <w:rPr>
-          <w:rtl w:val="0"/>
-        </w:rPr>
-        <w:t xml:space="preserve">    &lt;/section&gt;</w:t>
-      </w:r>
-    </w:p>
-    <w:p>
-      <w:pPr>
-        <w:pStyle w:val="Text A"/>
-      </w:pPr>
-    </w:p>
-    <w:p>
-      <w:pPr>
-        <w:pStyle w:val="Text A"/>
-      </w:pPr>
-      <w:r>
-        <w:rPr>
-          <w:rtl w:val="0"/>
+          <w:lang w:val="en-US"/>
         </w:rPr>
         <w:t xml:space="preserve">  &lt;/div&gt;</w:t>
       </w:r>
@@ -8978,6 +9440,7 @@
       <w:r>
         <w:rPr>
           <w:rtl w:val="0"/>
+          <w:lang w:val="en-US"/>
         </w:rPr>
         <w:t>&lt;/div&gt;</w:t>
       </w:r>
